--- a/submission_package/Project_Report.docx
+++ b/submission_package/Project_Report.docx
@@ -2,6 +2,52 @@
 <file path=word/document.xml><?xml version="1.0" encoding="utf-8"?>
 <w:document xmlns:wpc="http://schemas.microsoft.com/office/word/2010/wordprocessingCanvas" xmlns:mc="http://schemas.openxmlformats.org/markup-compatibility/2006" xmlns:o="urn:schemas-microsoft-com:office:office" xmlns:r="http://schemas.openxmlformats.org/officeDocument/2006/relationships" xmlns:m="http://schemas.openxmlformats.org/officeDocument/2006/math" xmlns:v="urn:schemas-microsoft-com:vml" xmlns:wp14="http://schemas.microsoft.com/office/word/2010/wordprocessingDrawing" xmlns:wp="http://schemas.openxmlformats.org/drawingml/2006/wordprocessingDrawing" xmlns:w10="urn:schemas-microsoft-com:office:word" xmlns:w="http://schemas.openxmlformats.org/wordprocessingml/2006/main" xmlns:w14="http://schemas.microsoft.com/office/word/2010/wordml" xmlns:w15="http://schemas.microsoft.com/office/word/2012/wordml" xmlns:wpg="http://schemas.microsoft.com/office/word/2010/wordprocessingGroup" xmlns:wpi="http://schemas.microsoft.com/office/word/2010/wordprocessingInk" xmlns:wne="http://schemas.microsoft.com/office/word/2006/wordml" xmlns:wps="http://schemas.microsoft.com/office/word/2010/wordprocessingShape" xmlns:cx="http://schemas.microsoft.com/office/drawing/2014/chartex" xmlns:cx1="http://schemas.microsoft.com/office/drawing/2015/9/8/chartex" xmlns:cx2="http://schemas.microsoft.com/office/drawing/2015/10/21/chartex" xmlns:cx3="http://schemas.microsoft.com/office/drawing/2016/5/9/chartex" xmlns:cx4="http://schemas.microsoft.com/office/drawing/2016/5/10/chartex" xmlns:cx5="http://schemas.microsoft.com/office/drawing/2016/5/11/chartex" xmlns:cx6="http://schemas.microsoft.com/office/drawing/2016/5/12/chartex" xmlns:cx7="http://schemas.microsoft.com/office/drawing/2016/5/13/chartex" xmlns:cx8="http://schemas.microsoft.com/office/drawing/2016/5/14/chartex" xmlns:aink="http://schemas.microsoft.com/office/drawing/2016/ink" xmlns:am3d="http://schemas.microsoft.com/office/drawing/2017/model3d" xmlns:w16cex="http://schemas.microsoft.com/office/word/2018/wordml/cex" xmlns:w16cid="http://schemas.microsoft.com/office/word/2016/wordml/cid" xmlns:w16="http://schemas.microsoft.com/office/word/2018/wordml" xmlns:w16sdtdh="http://schemas.microsoft.com/office/word/2020/wordml/sdtdatahash" xmlns:w16se="http://schemas.microsoft.com/office/word/2015/wordml/symex" mc:Ignorable="w14 w15 wp14">
   <w:body>
+    <w:p>
+      <w:pPr>
+        <w:spacing w:after="200" w:before="0"/>
+        <w:jc w:val="center"/>
+      </w:pPr>
+      <w:r>
+        <w:drawing>
+          <wp:inline distT="0" distB="0" distL="0" distR="0">
+            <wp:extent cx="1552575" cy="1552575"/>
+            <wp:effectExtent t="0" r="0" b="0" l="0"/>
+            <wp:docPr id="1" name="logo.png" descr="University logo" title="Amrita Vishwa Vidyapeetham logo"/>
+            <wp:cNvGraphicFramePr>
+              <a:graphicFrameLocks xmlns:a="http://schemas.openxmlformats.org/drawingml/2006/main" noChangeAspect="1"/>
+            </wp:cNvGraphicFramePr>
+            <a:graphic xmlns:a="http://schemas.openxmlformats.org/drawingml/2006/main">
+              <a:graphicData uri="http://schemas.openxmlformats.org/drawingml/2006/picture">
+                <pic:pic xmlns:pic="http://schemas.openxmlformats.org/drawingml/2006/picture">
+                  <pic:nvPicPr>
+                    <pic:cNvPr id="0" name="" descr=""/>
+                    <pic:cNvPicPr>
+                      <a:picLocks noChangeAspect="1" noChangeArrowheads="1"/>
+                    </pic:cNvPicPr>
+                  </pic:nvPicPr>
+                  <pic:blipFill>
+                    <a:blip r:embed="rId11" cstate="none"/>
+                    <a:srcRect/>
+                    <a:stretch>
+                      <a:fillRect/>
+                    </a:stretch>
+                  </pic:blipFill>
+                  <pic:spPr bwMode="auto">
+                    <a:xfrm>
+                      <a:off x="0" y="0"/>
+                      <a:ext cx="1552575" cy="1552575"/>
+                    </a:xfrm>
+                    <a:prstGeom prst="rect">
+                      <a:avLst/>
+                    </a:prstGeom>
+                  </pic:spPr>
+                </pic:pic>
+              </a:graphicData>
+            </a:graphic>
+          </wp:inline>
+        </w:drawing>
+      </w:r>
+    </w:p>
     <w:p>
       <w:pPr>
         <w:shd w:fill="1F3864" w:val="clear"/>
@@ -37,26 +83,7 @@
           <w:sz w:val="30"/>
           <w:szCs w:val="30"/>
         </w:rPr>
-        <w:t xml:space="preserve">[INSTITUTION NAME]</w:t>
-      </w:r>
-    </w:p>
-    <w:p>
-      <w:pPr>
-        <w:shd w:fill="1F3864" w:val="clear"/>
-        <w:spacing w:after="0" w:before="0" w:line="276"/>
-        <w:jc w:val="center"/>
-      </w:pPr>
-      <w:r>
-        <w:rPr>
-          <w:rFonts w:ascii="Calibri" w:cs="Calibri" w:eastAsia="Calibri" w:hAnsi="Calibri"/>
-          <w:b/>
-          <w:bCs/>
-          <w:color w:val="FFFFFF"/>
-          <w:spacing w:val="30"/>
-          <w:sz w:val="20"/>
-          <w:szCs w:val="20"/>
-        </w:rPr>
-        <w:t xml:space="preserve">[DEPARTMENT OF COMPUTER SCIENCE AND ENGINEERING]</w:t>
+        <w:t xml:space="preserve">DEPARTMENT OF ARTIFICIAL INTELLIGENCE</w:t>
       </w:r>
     </w:p>
     <w:p>
@@ -215,7 +242,7 @@
           <w:sz w:val="24"/>
           <w:szCs w:val="24"/>
         </w:rPr>
-        <w:t xml:space="preserve">VIGNES VM</w:t>
+        <w:t xml:space="preserve">I MAHALAKSHMI</w:t>
       </w:r>
       <w:r>
         <w:rPr>
@@ -241,7 +268,7 @@
           <w:sz w:val="24"/>
           <w:szCs w:val="24"/>
         </w:rPr>
-        <w:t xml:space="preserve">I MAHALAKSHMI</w:t>
+        <w:t xml:space="preserve">VIGNES VM</w:t>
       </w:r>
       <w:r>
         <w:rPr>
@@ -280,187 +307,6 @@
       </w:r>
     </w:p>
     <w:p>
-      <w:r>
-        <w:rPr>
-          <w:rFonts w:ascii="Times New Roman" w:cs="Times New Roman" w:eastAsia="Times New Roman" w:hAnsi="Times New Roman"/>
-        </w:rPr>
-        <w:t xml:space="preserve"/>
-      </w:r>
-    </w:p>
-    <w:p>
-      <w:pPr>
-        <w:spacing w:after="120" w:before="0" w:line="300"/>
-        <w:jc w:val="center"/>
-      </w:pPr>
-      <w:r>
-        <w:rPr>
-          <w:rFonts w:ascii="Times New Roman" w:cs="Times New Roman" w:eastAsia="Times New Roman" w:hAnsi="Times New Roman"/>
-          <w:i/>
-          <w:iCs/>
-          <w:color w:val="595959"/>
-          <w:sz w:val="22"/>
-          <w:szCs w:val="22"/>
-        </w:rPr>
-        <w:t xml:space="preserve">in partial fulfilment of the requirements for the award of the degree of</w:t>
-      </w:r>
-    </w:p>
-    <w:p>
-      <w:pPr>
-        <w:spacing w:after="60" w:before="0" w:line="300"/>
-        <w:jc w:val="center"/>
-      </w:pPr>
-      <w:r>
-        <w:rPr>
-          <w:rFonts w:ascii="Calibri" w:cs="Calibri" w:eastAsia="Calibri" w:hAnsi="Calibri"/>
-          <w:b/>
-          <w:bCs/>
-          <w:color w:val="2F5597"/>
-          <w:sz w:val="26"/>
-          <w:szCs w:val="26"/>
-        </w:rPr>
-        <w:t xml:space="preserve">[BACHELOR OF TECHNOLOGY]</w:t>
-      </w:r>
-    </w:p>
-    <w:p>
-      <w:pPr>
-        <w:spacing w:after="60" w:before="0" w:line="300"/>
-        <w:jc w:val="center"/>
-      </w:pPr>
-      <w:r>
-        <w:rPr>
-          <w:rFonts w:ascii="Times New Roman" w:cs="Times New Roman" w:eastAsia="Times New Roman" w:hAnsi="Times New Roman"/>
-          <w:i/>
-          <w:iCs/>
-          <w:color w:val="595959"/>
-          <w:sz w:val="22"/>
-          <w:szCs w:val="22"/>
-        </w:rPr>
-        <w:t xml:space="preserve">in</w:t>
-      </w:r>
-    </w:p>
-    <w:p>
-      <w:pPr>
-        <w:spacing w:after="360" w:before="0" w:line="300"/>
-        <w:jc w:val="center"/>
-      </w:pPr>
-      <w:r>
-        <w:rPr>
-          <w:rFonts w:ascii="Calibri" w:cs="Calibri" w:eastAsia="Calibri" w:hAnsi="Calibri"/>
-          <w:b/>
-          <w:bCs/>
-          <w:color w:val="2F5597"/>
-          <w:sz w:val="26"/>
-          <w:szCs w:val="26"/>
-        </w:rPr>
-        <w:t xml:space="preserve">[COMPUTER SCIENCE AND ENGINEERING]</w:t>
-      </w:r>
-    </w:p>
-    <w:p>
-      <w:pPr>
-        <w:spacing w:after="80" w:before="0" w:line="300"/>
-        <w:jc w:val="center"/>
-      </w:pPr>
-      <w:r>
-        <w:rPr>
-          <w:rFonts w:ascii="Times New Roman" w:cs="Times New Roman" w:eastAsia="Times New Roman" w:hAnsi="Times New Roman"/>
-          <w:i/>
-          <w:iCs/>
-          <w:color w:val="595959"/>
-          <w:sz w:val="22"/>
-          <w:szCs w:val="22"/>
-        </w:rPr>
-        <w:t xml:space="preserve">Under the guidance of</w:t>
-      </w:r>
-    </w:p>
-    <w:p>
-      <w:pPr>
-        <w:spacing w:after="600" w:before="0" w:line="300"/>
-        <w:jc w:val="center"/>
-      </w:pPr>
-      <w:r>
-        <w:rPr>
-          <w:rFonts w:ascii="Times New Roman" w:cs="Times New Roman" w:eastAsia="Times New Roman" w:hAnsi="Times New Roman"/>
-          <w:b/>
-          <w:bCs/>
-          <w:color w:val="1F3864"/>
-          <w:sz w:val="24"/>
-          <w:szCs w:val="24"/>
-        </w:rPr>
-        <w:t xml:space="preserve">[Guide Name], [Designation]</w:t>
-      </w:r>
-    </w:p>
-    <w:p>
-      <w:pPr>
-        <w:pBdr>
-          <w:bottom w:val="single" w:color="C9A227" w:sz="24" w:space="1"/>
-        </w:pBdr>
-        <w:spacing w:after="0"/>
-      </w:pPr>
-      <w:r>
-        <w:rPr>
-          <w:rFonts w:ascii="Times New Roman" w:cs="Times New Roman" w:eastAsia="Times New Roman" w:hAnsi="Times New Roman"/>
-        </w:rPr>
-        <w:t xml:space="preserve"/>
-      </w:r>
-    </w:p>
-    <w:p>
-      <w:pPr>
-        <w:shd w:fill="1F3864" w:val="clear"/>
-        <w:spacing w:after="0" w:before="0" w:line="276"/>
-        <w:jc w:val="center"/>
-      </w:pPr>
-      <w:r>
-        <w:rPr>
-          <w:rFonts w:ascii="Calibri" w:cs="Calibri" w:eastAsia="Calibri" w:hAnsi="Calibri"/>
-          <w:b/>
-          <w:bCs/>
-          <w:color w:val="FFFFFF"/>
-          <w:spacing w:val="20"/>
-          <w:sz w:val="12"/>
-          <w:szCs w:val="12"/>
-        </w:rPr>
-        <w:t xml:space="preserve"> </w:t>
-      </w:r>
-    </w:p>
-    <w:p>
-      <w:pPr>
-        <w:shd w:fill="1F3864" w:val="clear"/>
-        <w:spacing w:after="0" w:before="0" w:line="276"/>
-        <w:jc w:val="center"/>
-      </w:pPr>
-      <w:r>
-        <w:rPr>
-          <w:rFonts w:ascii="Calibri" w:cs="Calibri" w:eastAsia="Calibri" w:hAnsi="Calibri"/>
-          <w:b/>
-          <w:bCs/>
-          <w:color w:val="FFFFFF"/>
-          <w:spacing w:val="40"/>
-          <w:sz w:val="22"/>
-          <w:szCs w:val="22"/>
-        </w:rPr>
-        <w:t xml:space="preserve">[CITY]   •   [MONTH YEAR]</w:t>
-      </w:r>
-    </w:p>
-    <w:p>
-      <w:pPr>
-        <w:shd w:fill="1F3864" w:val="clear"/>
-        <w:spacing w:after="0" w:before="0" w:line="276"/>
-        <w:jc w:val="center"/>
-      </w:pPr>
-      <w:r>
-        <w:rPr>
-          <w:rFonts w:ascii="Calibri" w:cs="Calibri" w:eastAsia="Calibri" w:hAnsi="Calibri"/>
-          <w:b/>
-          <w:bCs/>
-          <w:color w:val="FFFFFF"/>
-          <w:spacing w:val="20"/>
-          <w:sz w:val="12"/>
-          <w:szCs w:val="12"/>
-        </w:rPr>
-        <w:t xml:space="preserve"> </w:t>
-      </w:r>
-    </w:p>
-    <w:p>
       <w:pPr>
         <w:sectPr>
           <w:pgSz w:w="11906" w:h="16838" w:orient="portrait"/>
@@ -473,662 +319,6 @@
     <w:p>
       <w:pPr>
         <w:pStyle w:val="Heading1"/>
-        <w:pBdr>
-          <w:bottom w:val="single" w:color="C9A227" w:sz="12" w:space="8"/>
-        </w:pBdr>
-        <w:jc w:val="center"/>
-      </w:pPr>
-      <w:r>
-        <w:rPr>
-          <w:rFonts w:ascii="Calibri" w:cs="Calibri" w:eastAsia="Calibri" w:hAnsi="Calibri"/>
-          <w:spacing w:val="40"/>
-        </w:rPr>
-        <w:t xml:space="preserve">BONAFIDE CERTIFICATE</w:t>
-      </w:r>
-    </w:p>
-    <w:p>
-      <w:pPr>
-        <w:spacing w:after="240" w:before="0" w:line="300"/>
-        <w:jc w:val="center"/>
-      </w:pPr>
-      <w:r>
-        <w:rPr>
-          <w:rFonts w:ascii="Times New Roman" w:cs="Times New Roman" w:eastAsia="Times New Roman" w:hAnsi="Times New Roman"/>
-          <w:b/>
-          <w:bCs/>
-          <w:color w:val="2F5597"/>
-        </w:rPr>
-        <w:t xml:space="preserve">[INSTITUTION NAME]</w:t>
-      </w:r>
-    </w:p>
-    <w:p>
-      <w:pPr>
-        <w:spacing w:after="160" w:before="0" w:line="360"/>
-        <w:jc w:val="both"/>
-      </w:pPr>
-      <w:r>
-        <w:rPr>
-          <w:rFonts w:ascii="Times New Roman" w:cs="Times New Roman" w:eastAsia="Times New Roman" w:hAnsi="Times New Roman"/>
-        </w:rPr>
-        <w:t xml:space="preserve">Certified that this project report titled </w:t>
-      </w:r>
-      <w:r>
-        <w:rPr>
-          <w:rFonts w:ascii="Times New Roman" w:cs="Times New Roman" w:eastAsia="Times New Roman" w:hAnsi="Times New Roman"/>
-          <w:b/>
-          <w:bCs/>
-        </w:rPr>
-        <w:t xml:space="preserve">“A Policy-Bounded Agentic Framework for Autonomous Governance of Cloud Data Pipelines”</w:t>
-      </w:r>
-      <w:r>
-        <w:rPr>
-          <w:rFonts w:ascii="Times New Roman" w:cs="Times New Roman" w:eastAsia="Times New Roman" w:hAnsi="Times New Roman"/>
-        </w:rPr>
-        <w:t xml:space="preserve"> is the bonafide work of B Sai Krishna ([Register No.]), Vignes VM ([Register No.]), I Mahalakshmi ([Register No.]), Sri Harini MP ([Register No.]), who carried out the project work under my supervision. Certified further that, to the best of my knowledge, the work reported herein does not form part of any other project report or dissertation on the basis of which a degree or award was conferred on an earlier occasion on these or any other candidates.</w:t>
-      </w:r>
-    </w:p>
-    <w:p>
-      <w:r>
-        <w:rPr>
-          <w:rFonts w:ascii="Times New Roman" w:cs="Times New Roman" w:eastAsia="Times New Roman" w:hAnsi="Times New Roman"/>
-        </w:rPr>
-        <w:t xml:space="preserve"/>
-      </w:r>
-    </w:p>
-    <w:p>
-      <w:r>
-        <w:rPr>
-          <w:rFonts w:ascii="Times New Roman" w:cs="Times New Roman" w:eastAsia="Times New Roman" w:hAnsi="Times New Roman"/>
-        </w:rPr>
-        <w:t xml:space="preserve"/>
-      </w:r>
-    </w:p>
-    <w:p>
-      <w:r>
-        <w:rPr>
-          <w:rFonts w:ascii="Times New Roman" w:cs="Times New Roman" w:eastAsia="Times New Roman" w:hAnsi="Times New Roman"/>
-        </w:rPr>
-        <w:t xml:space="preserve"/>
-      </w:r>
-    </w:p>
-    <w:p>
-      <w:r>
-        <w:rPr>
-          <w:rFonts w:ascii="Times New Roman" w:cs="Times New Roman" w:eastAsia="Times New Roman" w:hAnsi="Times New Roman"/>
-        </w:rPr>
-        <w:t xml:space="preserve"/>
-      </w:r>
-    </w:p>
-    <w:p>
-      <w:pPr>
-        <w:tabs>
-          <w:tab w:val="right" w:pos="8306"/>
-        </w:tabs>
-        <w:spacing w:after="40"/>
-      </w:pPr>
-      <w:r>
-        <w:rPr>
-          <w:rFonts w:ascii="Times New Roman" w:cs="Times New Roman" w:eastAsia="Times New Roman" w:hAnsi="Times New Roman"/>
-          <w:b/>
-          <w:bCs/>
-        </w:rPr>
-        <w:t xml:space="preserve">SIGNATURE</w:t>
-        <w:tab/>
-        <w:t xml:space="preserve">SIGNATURE</w:t>
-      </w:r>
-    </w:p>
-    <w:p>
-      <w:pPr>
-        <w:tabs>
-          <w:tab w:val="right" w:pos="8306"/>
-        </w:tabs>
-        <w:spacing w:after="40"/>
-      </w:pPr>
-      <w:r>
-        <w:rPr>
-          <w:rFonts w:ascii="Times New Roman" w:cs="Times New Roman" w:eastAsia="Times New Roman" w:hAnsi="Times New Roman"/>
-        </w:rPr>
-        <w:t xml:space="preserve">[Head of the Department]</w:t>
-        <w:tab/>
-        <w:t xml:space="preserve">[Guide Name]</w:t>
-      </w:r>
-    </w:p>
-    <w:p>
-      <w:pPr>
-        <w:tabs>
-          <w:tab w:val="right" w:pos="8306"/>
-        </w:tabs>
-        <w:spacing w:after="40"/>
-      </w:pPr>
-      <w:r>
-        <w:rPr>
-          <w:rFonts w:ascii="Times New Roman" w:cs="Times New Roman" w:eastAsia="Times New Roman" w:hAnsi="Times New Roman"/>
-        </w:rPr>
-        <w:t xml:space="preserve">HEAD OF THE DEPARTMENT</w:t>
-        <w:tab/>
-        <w:t xml:space="preserve">SUPERVISOR</w:t>
-      </w:r>
-    </w:p>
-    <w:p>
-      <w:pPr>
-        <w:tabs>
-          <w:tab w:val="right" w:pos="8306"/>
-        </w:tabs>
-        <w:spacing w:after="40"/>
-      </w:pPr>
-      <w:r>
-        <w:rPr>
-          <w:rFonts w:ascii="Times New Roman" w:cs="Times New Roman" w:eastAsia="Times New Roman" w:hAnsi="Times New Roman"/>
-        </w:rPr>
-        <w:t xml:space="preserve">Department of COMPUTER SCIENCE AND ENGINEERING</w:t>
-        <w:tab/>
-        <w:t xml:space="preserve">[Designation]</w:t>
-      </w:r>
-    </w:p>
-    <w:p>
-      <w:r>
-        <w:rPr>
-          <w:rFonts w:ascii="Times New Roman" w:cs="Times New Roman" w:eastAsia="Times New Roman" w:hAnsi="Times New Roman"/>
-        </w:rPr>
-        <w:t xml:space="preserve"/>
-      </w:r>
-    </w:p>
-    <w:p>
-      <w:r>
-        <w:rPr>
-          <w:rFonts w:ascii="Times New Roman" w:cs="Times New Roman" w:eastAsia="Times New Roman" w:hAnsi="Times New Roman"/>
-        </w:rPr>
-        <w:t xml:space="preserve"/>
-      </w:r>
-    </w:p>
-    <w:p>
-      <w:r>
-        <w:rPr>
-          <w:rFonts w:ascii="Times New Roman" w:cs="Times New Roman" w:eastAsia="Times New Roman" w:hAnsi="Times New Roman"/>
-        </w:rPr>
-        <w:t xml:space="preserve"/>
-      </w:r>
-    </w:p>
-    <w:p>
-      <w:pPr>
-        <w:spacing w:after="160" w:before="0" w:line="360"/>
-        <w:jc w:val="left"/>
-      </w:pPr>
-      <w:r>
-        <w:rPr>
-          <w:rFonts w:ascii="Times New Roman" w:cs="Times New Roman" w:eastAsia="Times New Roman" w:hAnsi="Times New Roman"/>
-        </w:rPr>
-        <w:t xml:space="preserve">Submitted for the project viva-voce examination held on ____________________.</w:t>
-      </w:r>
-    </w:p>
-    <w:p>
-      <w:r>
-        <w:rPr>
-          <w:rFonts w:ascii="Times New Roman" w:cs="Times New Roman" w:eastAsia="Times New Roman" w:hAnsi="Times New Roman"/>
-        </w:rPr>
-        <w:t xml:space="preserve"/>
-      </w:r>
-    </w:p>
-    <w:p>
-      <w:r>
-        <w:rPr>
-          <w:rFonts w:ascii="Times New Roman" w:cs="Times New Roman" w:eastAsia="Times New Roman" w:hAnsi="Times New Roman"/>
-        </w:rPr>
-        <w:t xml:space="preserve"/>
-      </w:r>
-    </w:p>
-    <w:p>
-      <w:r>
-        <w:rPr>
-          <w:rFonts w:ascii="Times New Roman" w:cs="Times New Roman" w:eastAsia="Times New Roman" w:hAnsi="Times New Roman"/>
-        </w:rPr>
-        <w:t xml:space="preserve"/>
-      </w:r>
-    </w:p>
-    <w:p>
-      <w:r>
-        <w:rPr>
-          <w:rFonts w:ascii="Times New Roman" w:cs="Times New Roman" w:eastAsia="Times New Roman" w:hAnsi="Times New Roman"/>
-        </w:rPr>
-        <w:t xml:space="preserve"/>
-      </w:r>
-    </w:p>
-    <w:p>
-      <w:pPr>
-        <w:tabs>
-          <w:tab w:val="right" w:pos="8306"/>
-        </w:tabs>
-        <w:spacing w:after="40"/>
-      </w:pPr>
-      <w:r>
-        <w:rPr>
-          <w:rFonts w:ascii="Times New Roman" w:cs="Times New Roman" w:eastAsia="Times New Roman" w:hAnsi="Times New Roman"/>
-          <w:b/>
-          <w:bCs/>
-        </w:rPr>
-        <w:t xml:space="preserve">INTERNAL EXAMINER</w:t>
-        <w:tab/>
-        <w:t xml:space="preserve">EXTERNAL EXAMINER</w:t>
-      </w:r>
-    </w:p>
-    <w:p>
-      <w:pPr>
-        <w:pStyle w:val="Heading1"/>
-        <w:pageBreakBefore/>
-        <w:pBdr>
-          <w:bottom w:val="single" w:color="C9A227" w:sz="12" w:space="8"/>
-        </w:pBdr>
-        <w:jc w:val="center"/>
-      </w:pPr>
-      <w:r>
-        <w:rPr>
-          <w:rFonts w:ascii="Calibri" w:cs="Calibri" w:eastAsia="Calibri" w:hAnsi="Calibri"/>
-          <w:spacing w:val="40"/>
-        </w:rPr>
-        <w:t xml:space="preserve">DECLARATION</w:t>
-      </w:r>
-    </w:p>
-    <w:p>
-      <w:pPr>
-        <w:spacing w:after="160" w:before="0" w:line="360"/>
-        <w:jc w:val="both"/>
-      </w:pPr>
-      <w:r>
-        <w:rPr>
-          <w:rFonts w:ascii="Times New Roman" w:cs="Times New Roman" w:eastAsia="Times New Roman" w:hAnsi="Times New Roman"/>
-        </w:rPr>
-        <w:t xml:space="preserve">We hereby declare that the project report titled </w:t>
-      </w:r>
-      <w:r>
-        <w:rPr>
-          <w:rFonts w:ascii="Times New Roman" w:cs="Times New Roman" w:eastAsia="Times New Roman" w:hAnsi="Times New Roman"/>
-          <w:b/>
-          <w:bCs/>
-        </w:rPr>
-        <w:t xml:space="preserve">“A Policy-Bounded Agentic Framework for Autonomous Governance of Cloud Data Pipelines”</w:t>
-      </w:r>
-      <w:r>
-        <w:rPr>
-          <w:rFonts w:ascii="Times New Roman" w:cs="Times New Roman" w:eastAsia="Times New Roman" w:hAnsi="Times New Roman"/>
-        </w:rPr>
-        <w:t xml:space="preserve"> submitted to [INSTITUTION NAME] in partial fulfilment of the requirements for the award of the degree of [BACHELOR OF TECHNOLOGY] in [COMPUTER SCIENCE AND ENGINEERING] is a record of original work carried out by us under the guidance of [Guide Name]. The work has not been submitted, in whole or in part, for the award of any other degree or diploma at this or any other institution.</w:t>
-      </w:r>
-    </w:p>
-    <w:p>
-      <w:pPr>
-        <w:spacing w:after="160" w:before="0" w:line="360"/>
-        <w:jc w:val="both"/>
-      </w:pPr>
-      <w:r>
-        <w:rPr>
-          <w:rFonts w:ascii="Times New Roman" w:cs="Times New Roman" w:eastAsia="Times New Roman" w:hAnsi="Times New Roman"/>
-        </w:rPr>
-        <w:t xml:space="preserve">Generative AI tools were used to assist with software development, analysis scripts, and editing of the text, as disclosed in the Acknowledgement. We reviewed all AI-assisted output, verified every reported result against the committed experiment data, and take full responsibility for the content of this report.</w:t>
-      </w:r>
-    </w:p>
-    <w:p>
-      <w:r>
-        <w:rPr>
-          <w:rFonts w:ascii="Times New Roman" w:cs="Times New Roman" w:eastAsia="Times New Roman" w:hAnsi="Times New Roman"/>
-        </w:rPr>
-        <w:t xml:space="preserve"/>
-      </w:r>
-    </w:p>
-    <w:p>
-      <w:r>
-        <w:rPr>
-          <w:rFonts w:ascii="Times New Roman" w:cs="Times New Roman" w:eastAsia="Times New Roman" w:hAnsi="Times New Roman"/>
-        </w:rPr>
-        <w:t xml:space="preserve"/>
-      </w:r>
-    </w:p>
-    <w:p>
-      <w:r>
-        <w:rPr>
-          <w:rFonts w:ascii="Times New Roman" w:cs="Times New Roman" w:eastAsia="Times New Roman" w:hAnsi="Times New Roman"/>
-        </w:rPr>
-        <w:t xml:space="preserve"/>
-      </w:r>
-    </w:p>
-    <w:p>
-      <w:pPr>
-        <w:tabs>
-          <w:tab w:val="right" w:pos="8306"/>
-        </w:tabs>
-        <w:spacing w:after="40"/>
-      </w:pPr>
-      <w:r>
-        <w:rPr>
-          <w:rFonts w:ascii="Times New Roman" w:cs="Times New Roman" w:eastAsia="Times New Roman" w:hAnsi="Times New Roman"/>
-        </w:rPr>
-        <w:t xml:space="preserve">B Sai Krishna  [Register No.]</w:t>
-        <w:tab/>
-        <w:t xml:space="preserve">Signature: ____________________</w:t>
-      </w:r>
-    </w:p>
-    <w:p>
-      <w:pPr>
-        <w:tabs>
-          <w:tab w:val="right" w:pos="8306"/>
-        </w:tabs>
-        <w:spacing w:after="40"/>
-      </w:pPr>
-      <w:r>
-        <w:rPr>
-          <w:rFonts w:ascii="Times New Roman" w:cs="Times New Roman" w:eastAsia="Times New Roman" w:hAnsi="Times New Roman"/>
-        </w:rPr>
-        <w:t xml:space="preserve">Vignes VM  [Register No.]</w:t>
-        <w:tab/>
-        <w:t xml:space="preserve">Signature: ____________________</w:t>
-      </w:r>
-    </w:p>
-    <w:p>
-      <w:pPr>
-        <w:tabs>
-          <w:tab w:val="right" w:pos="8306"/>
-        </w:tabs>
-        <w:spacing w:after="40"/>
-      </w:pPr>
-      <w:r>
-        <w:rPr>
-          <w:rFonts w:ascii="Times New Roman" w:cs="Times New Roman" w:eastAsia="Times New Roman" w:hAnsi="Times New Roman"/>
-        </w:rPr>
-        <w:t xml:space="preserve">I Mahalakshmi  [Register No.]</w:t>
-        <w:tab/>
-        <w:t xml:space="preserve">Signature: ____________________</w:t>
-      </w:r>
-    </w:p>
-    <w:p>
-      <w:pPr>
-        <w:tabs>
-          <w:tab w:val="right" w:pos="8306"/>
-        </w:tabs>
-        <w:spacing w:after="40"/>
-      </w:pPr>
-      <w:r>
-        <w:rPr>
-          <w:rFonts w:ascii="Times New Roman" w:cs="Times New Roman" w:eastAsia="Times New Roman" w:hAnsi="Times New Roman"/>
-        </w:rPr>
-        <w:t xml:space="preserve">Sri Harini MP  [Register No.]</w:t>
-        <w:tab/>
-        <w:t xml:space="preserve">Signature: ____________________</w:t>
-      </w:r>
-    </w:p>
-    <w:p>
-      <w:r>
-        <w:rPr>
-          <w:rFonts w:ascii="Times New Roman" w:cs="Times New Roman" w:eastAsia="Times New Roman" w:hAnsi="Times New Roman"/>
-        </w:rPr>
-        <w:t xml:space="preserve"/>
-      </w:r>
-    </w:p>
-    <w:p>
-      <w:pPr>
-        <w:spacing w:after="40" w:before="0" w:line="360"/>
-        <w:jc w:val="left"/>
-      </w:pPr>
-      <w:r>
-        <w:rPr>
-          <w:rFonts w:ascii="Times New Roman" w:cs="Times New Roman" w:eastAsia="Times New Roman" w:hAnsi="Times New Roman"/>
-        </w:rPr>
-        <w:t xml:space="preserve">Place: [CITY]</w:t>
-      </w:r>
-    </w:p>
-    <w:p>
-      <w:pPr>
-        <w:spacing w:after="160" w:before="0" w:line="360"/>
-        <w:jc w:val="left"/>
-      </w:pPr>
-      <w:r>
-        <w:rPr>
-          <w:rFonts w:ascii="Times New Roman" w:cs="Times New Roman" w:eastAsia="Times New Roman" w:hAnsi="Times New Roman"/>
-        </w:rPr>
-        <w:t xml:space="preserve">Date:</w:t>
-      </w:r>
-    </w:p>
-    <w:p>
-      <w:pPr>
-        <w:pStyle w:val="Heading1"/>
-        <w:pageBreakBefore/>
-        <w:pBdr>
-          <w:bottom w:val="single" w:color="C9A227" w:sz="12" w:space="8"/>
-        </w:pBdr>
-        <w:jc w:val="center"/>
-      </w:pPr>
-      <w:r>
-        <w:rPr>
-          <w:rFonts w:ascii="Calibri" w:cs="Calibri" w:eastAsia="Calibri" w:hAnsi="Calibri"/>
-          <w:spacing w:val="40"/>
-        </w:rPr>
-        <w:t xml:space="preserve">ACKNOWLEDGEMENT</w:t>
-      </w:r>
-    </w:p>
-    <w:p>
-      <w:pPr>
-        <w:spacing w:after="160" w:before="0" w:line="360"/>
-        <w:jc w:val="both"/>
-      </w:pPr>
-      <w:r>
-        <w:rPr>
-          <w:rFonts w:ascii="Times New Roman" w:cs="Times New Roman" w:eastAsia="Times New Roman" w:hAnsi="Times New Roman"/>
-        </w:rPr>
-        <w:t xml:space="preserve">We express our sincere gratitude to the management of [INSTITUTION NAME] for providing the facilities required to carry out this project.</w:t>
-      </w:r>
-    </w:p>
-    <w:p>
-      <w:pPr>
-        <w:spacing w:after="160" w:before="0" w:line="360"/>
-        <w:jc w:val="both"/>
-      </w:pPr>
-      <w:r>
-        <w:rPr>
-          <w:rFonts w:ascii="Times New Roman" w:cs="Times New Roman" w:eastAsia="Times New Roman" w:hAnsi="Times New Roman"/>
-        </w:rPr>
-        <w:t xml:space="preserve">We thank [Head of the Department], Head of the Department Of Computer Science And Engineering, for the encouragement and support extended to us throughout the course of the work.</w:t>
-      </w:r>
-    </w:p>
-    <w:p>
-      <w:pPr>
-        <w:spacing w:after="160" w:before="0" w:line="360"/>
-        <w:jc w:val="both"/>
-      </w:pPr>
-      <w:r>
-        <w:rPr>
-          <w:rFonts w:ascii="Times New Roman" w:cs="Times New Roman" w:eastAsia="Times New Roman" w:hAnsi="Times New Roman"/>
-        </w:rPr>
-        <w:t xml:space="preserve">We are deeply indebted to our guide, [Guide Name], [Designation], for valuable guidance, critical review of the experimental design and the manuscript, and constant motivation at every stage of this project.</w:t>
-      </w:r>
-    </w:p>
-    <w:p>
-      <w:pPr>
-        <w:spacing w:after="160" w:before="0" w:line="360"/>
-        <w:jc w:val="both"/>
-      </w:pPr>
-      <w:r>
-        <w:rPr>
-          <w:rFonts w:ascii="Times New Roman" w:cs="Times New Roman" w:eastAsia="Times New Roman" w:hAnsi="Times New Roman"/>
-        </w:rPr>
-        <w:t xml:space="preserve">We thank the faculty members and the technical staff of the department for their help, and our families and friends for their patience and support.</w:t>
-      </w:r>
-    </w:p>
-    <w:p>
-      <w:pPr>
-        <w:spacing w:after="160" w:before="0" w:line="360"/>
-        <w:jc w:val="both"/>
-      </w:pPr>
-      <w:r>
-        <w:rPr>
-          <w:rFonts w:ascii="Times New Roman" w:cs="Times New Roman" w:eastAsia="Times New Roman" w:hAnsi="Times New Roman"/>
-        </w:rPr>
-        <w:t xml:space="preserve">Generative AI tools (Claude, Anthropic) were used to assist with software development, analysis scripts, and editing of the text. All AI-assisted output was reviewed by the authors, and every reported result was checked against the committed campaign data.</w:t>
-      </w:r>
-    </w:p>
-    <w:p>
-      <w:r>
-        <w:rPr>
-          <w:rFonts w:ascii="Times New Roman" w:cs="Times New Roman" w:eastAsia="Times New Roman" w:hAnsi="Times New Roman"/>
-        </w:rPr>
-        <w:t xml:space="preserve"/>
-      </w:r>
-    </w:p>
-    <w:p>
-      <w:r>
-        <w:rPr>
-          <w:rFonts w:ascii="Times New Roman" w:cs="Times New Roman" w:eastAsia="Times New Roman" w:hAnsi="Times New Roman"/>
-        </w:rPr>
-        <w:t xml:space="preserve"/>
-      </w:r>
-    </w:p>
-    <w:p>
-      <w:pPr>
-        <w:spacing w:after="160" w:before="0" w:line="360"/>
-        <w:jc w:val="right"/>
-      </w:pPr>
-      <w:r>
-        <w:rPr>
-          <w:rFonts w:ascii="Times New Roman" w:cs="Times New Roman" w:eastAsia="Times New Roman" w:hAnsi="Times New Roman"/>
-        </w:rPr>
-        <w:t xml:space="preserve">B Sai Krishna, Vignes VM, I Mahalakshmi, Sri Harini MP</w:t>
-      </w:r>
-    </w:p>
-    <w:p>
-      <w:pPr>
-        <w:pStyle w:val="Heading1"/>
-        <w:pageBreakBefore/>
-        <w:pBdr>
-          <w:bottom w:val="single" w:color="C9A227" w:sz="12" w:space="8"/>
-        </w:pBdr>
-        <w:jc w:val="center"/>
-      </w:pPr>
-      <w:r>
-        <w:rPr>
-          <w:rFonts w:ascii="Calibri" w:cs="Calibri" w:eastAsia="Calibri" w:hAnsi="Calibri"/>
-          <w:spacing w:val="40"/>
-        </w:rPr>
-        <w:t xml:space="preserve">ABSTRACT</w:t>
-      </w:r>
-    </w:p>
-    <w:p>
-      <w:pPr>
-        <w:spacing w:after="160" w:before="0" w:line="360"/>
-        <w:jc w:val="both"/>
-      </w:pPr>
-      <w:r>
-        <w:rPr>
-          <w:rFonts w:ascii="Times New Roman" w:cs="Times New Roman" w:eastAsia="Times New Roman" w:hAnsi="Times New Roman"/>
-        </w:rPr>
-        <w:t xml:space="preserve">Cloud data pipelines fail in ordinary ways: an upstream schema changes, a source stalls, compute is starved, or ingress bursts past capacity. A recent proposal governs such pipelines with four policy-gated large language model (LLM) agents and reports substantial gains over static orchestration. The original study does not disclose sufficient implementation detail to determine the exact model-in-the-loop evaluation condition behind those gains. In this project we implement the system as a seven-layer, policy-bounded agentic framework and evaluate it with a real, remote language model.</w:t>
-      </w:r>
-    </w:p>
-    <w:p>
-      <w:pPr>
-        <w:spacing w:after="160" w:before="0" w:line="360"/>
-        <w:jc w:val="both"/>
-      </w:pPr>
-      <w:r>
-        <w:rPr>
-          <w:rFonts w:ascii="Times New Roman" w:cs="Times New Roman" w:eastAsia="Times New Roman" w:hAnsi="Times New Roman"/>
-        </w:rPr>
-        <w:t xml:space="preserve">The evaluation is a 560-run campaign that crosses four injected fault scenarios with eight configurations: three non-agent comparators, the full system, and four single-agent ablations. With a live model, the full system changes mean time to recovery (MTTR) by −38% and cost by −56% relative to static orchestration, with most of the cost change coming from an assumed provisioning gap, yet it increases manual interventions by 500%. Two idealized non-LLM baselines recover faster still, changing MTTR by −92% and −86%. Under a deterministic mock instead of the live model, the same configuration recovers in 0.193 s, about three orders of magnitude faster, and its correct-mitigation score rises from 0.42 to 1.00, so a mock evaluation and a live evaluation of one system support different conclusions.</w:t>
-      </w:r>
-    </w:p>
-    <w:p>
-      <w:pPr>
-        <w:spacing w:after="160" w:before="0" w:line="360"/>
-        <w:jc w:val="both"/>
-      </w:pPr>
-      <w:r>
-        <w:rPr>
-          <w:rFonts w:ascii="Times New Roman" w:cs="Times New Roman" w:eastAsia="Times New Roman" w:hAnsi="Times New Roman"/>
-        </w:rPr>
-        <w:t xml:space="preserve">Graded against an oracle independent of the policy code, a generated adversarial corpus of 5547 cases yields containment of at least 0.9990 after two contract-layer gaps exposed by the corpus were fixed. The evidence is bounded by a single host, synthetic data, a simulated on-call engineer, one live model family, and modelled baselines. The project also contributes a reproducible evidence pipeline in which every reported number is regenerated from committed per-run data, and seven production-hardening lessons drawn from defects the system actually exhibited.</w:t>
-      </w:r>
-    </w:p>
-    <w:tbl>
-      <w:tblPr>
-        <w:tblW w:type="dxa" w:w="8306"/>
-        <w:tblBorders>
-          <w:top w:val="single" w:color="auto" w:sz="4"/>
-          <w:left w:val="single" w:color="auto" w:sz="4"/>
-          <w:bottom w:val="single" w:color="auto" w:sz="4"/>
-          <w:right w:val="single" w:color="auto" w:sz="4"/>
-          <w:insideH w:val="single" w:color="auto" w:sz="4"/>
-          <w:insideV w:val="single" w:color="auto" w:sz="4"/>
-        </w:tblBorders>
-      </w:tblPr>
-      <w:tblGrid>
-        <w:gridCol w:w="8306"/>
-      </w:tblGrid>
-      <w:tr>
-        <w:trPr>
-          <w:cantSplit/>
-        </w:trPr>
-        <w:tc>
-          <w:tcPr>
-            <w:tcW w:type="dxa" w:w="8306"/>
-            <w:tcBorders>
-              <w:top w:val="single" w:color="1F3864" w:sz="18"/>
-              <w:left w:val="single" w:color="9DC3E6" w:sz="6"/>
-              <w:bottom w:val="single" w:color="9DC3E6" w:sz="6"/>
-              <w:right w:val="single" w:color="9DC3E6" w:sz="6"/>
-            </w:tcBorders>
-            <w:shd w:fill="F3F7FC" w:val="clear"/>
-            <w:tcMar>
-              <w:top w:type="dxa" w:w="120"/>
-              <w:left w:type="dxa" w:w="200"/>
-              <w:bottom w:type="dxa" w:w="120"/>
-              <w:right w:type="dxa" w:w="200"/>
-            </w:tcMar>
-          </w:tcPr>
-          <w:p>
-            <w:pPr>
-              <w:spacing w:after="60"/>
-            </w:pPr>
-            <w:r>
-              <w:rPr>
-                <w:rFonts w:ascii="Calibri" w:cs="Calibri" w:eastAsia="Calibri" w:hAnsi="Calibri"/>
-                <w:b/>
-                <w:bCs/>
-                <w:color w:val="1F3864"/>
-                <w:spacing w:val="40"/>
-                <w:sz w:val="20"/>
-                <w:szCs w:val="20"/>
-              </w:rPr>
-              <w:t xml:space="preserve">KEYWORDS</w:t>
-            </w:r>
-          </w:p>
-          <w:p>
-            <w:pPr>
-              <w:spacing w:line="300"/>
-              <w:jc w:val="both"/>
-            </w:pPr>
-            <w:r>
-              <w:rPr>
-                <w:rFonts w:ascii="Times New Roman" w:cs="Times New Roman" w:eastAsia="Times New Roman" w:hAnsi="Times New Roman"/>
-                <w:sz w:val="22"/>
-                <w:szCs w:val="22"/>
-              </w:rPr>
-              <w:t xml:space="preserve">LLM agents, cloud data pipeline governance, policy-as-code, Open Policy Agent, AIOps, evaluation methodology, adversarial evaluation, mock-versus-live evaluation validity.</w:t>
-            </w:r>
-          </w:p>
-        </w:tc>
-      </w:tr>
-    </w:tbl>
-    <w:p>
-      <w:pPr>
-        <w:spacing w:after="160"/>
-      </w:pPr>
-      <w:r>
-        <w:rPr>
-          <w:rFonts w:ascii="Times New Roman" w:cs="Times New Roman" w:eastAsia="Times New Roman" w:hAnsi="Times New Roman"/>
-        </w:rPr>
-        <w:t xml:space="preserve"/>
-      </w:r>
-    </w:p>
-    <w:p>
-      <w:pPr>
-        <w:pStyle w:val="Heading1"/>
-        <w:pageBreakBefore/>
         <w:pBdr>
           <w:bottom w:val="single" w:color="C9A227" w:sz="12" w:space="8"/>
         </w:pBdr>
@@ -1150,13 +340,16 @@
         <w:p>
           <w:r>
             <w:fldChar w:fldCharType="begin" w:dirty="true"/>
-            <w:instrText xml:space="preserve">TOC \h \o "1-3"</w:instrText>
+            <w:instrText xml:space="preserve">TOC \h \o "1-2"</w:instrText>
             <w:fldChar w:fldCharType="separate"/>
           </w:r>
         </w:p>
         <w:p>
           <w:pPr>
-            <w:spacing w:after="60" w:line="276" w:lineRule="auto"/>
+            <w:tabs>
+              <w:tab w:val="right" w:leader="dot" w:pos="8306"/>
+            </w:tabs>
+            <w:spacing w:before="140" w:after="50" w:line="264" w:lineRule="auto"/>
             <w:ind w:left="0"/>
           </w:pPr>
           <w:r>
@@ -1164,13 +357,299 @@
               <w:rFonts w:ascii="Times New Roman" w:hAnsi="Times New Roman" w:cs="Times New Roman"/>
               <w:b/>
               <w:color w:val="1F3864"/>
+              <w:sz w:val="24"/>
             </w:rPr>
-            <w:t xml:space="preserve">BONAFIDE CERTIFICATE</w:t>
+            <w:t xml:space="preserve">1. INTRODUCTION</w:t>
+          </w:r>
+          <w:r>
+            <w:rPr>
+              <w:rFonts w:ascii="Times New Roman" w:hAnsi="Times New Roman" w:cs="Times New Roman"/>
+              <w:b/>
+              <w:color w:val="1F3864"/>
+              <w:sz w:val="24"/>
+            </w:rPr>
+            <w:tab/>
+          </w:r>
+          <w:r>
+            <w:rPr>
+              <w:rFonts w:ascii="Times New Roman" w:hAnsi="Times New Roman" w:cs="Times New Roman"/>
+              <w:b/>
+              <w:color w:val="1F3864"/>
+              <w:sz w:val="24"/>
+            </w:rPr>
+            <w:t>1</w:t>
           </w:r>
         </w:p>
         <w:p>
           <w:pPr>
-            <w:spacing w:after="60" w:line="276" w:lineRule="auto"/>
+            <w:tabs>
+              <w:tab w:val="right" w:leader="dot" w:pos="8306"/>
+            </w:tabs>
+            <w:spacing w:before="0" w:after="50" w:line="264" w:lineRule="auto"/>
+            <w:ind w:left="440"/>
+          </w:pPr>
+          <w:r>
+            <w:rPr>
+              <w:rFonts w:ascii="Times New Roman" w:hAnsi="Times New Roman" w:cs="Times New Roman"/>
+              <w:color w:val="262626"/>
+              <w:sz w:val="22"/>
+            </w:rPr>
+            <w:t xml:space="preserve">1.1 Background</w:t>
+          </w:r>
+          <w:r>
+            <w:rPr>
+              <w:rFonts w:ascii="Times New Roman" w:hAnsi="Times New Roman" w:cs="Times New Roman"/>
+              <w:color w:val="262626"/>
+              <w:sz w:val="22"/>
+            </w:rPr>
+            <w:tab/>
+          </w:r>
+          <w:r>
+            <w:rPr>
+              <w:rFonts w:ascii="Times New Roman" w:hAnsi="Times New Roman" w:cs="Times New Roman"/>
+              <w:color w:val="262626"/>
+              <w:sz w:val="22"/>
+            </w:rPr>
+            <w:t>1</w:t>
+          </w:r>
+        </w:p>
+        <w:p>
+          <w:pPr>
+            <w:tabs>
+              <w:tab w:val="right" w:leader="dot" w:pos="8306"/>
+            </w:tabs>
+            <w:spacing w:before="0" w:after="50" w:line="264" w:lineRule="auto"/>
+            <w:ind w:left="440"/>
+          </w:pPr>
+          <w:r>
+            <w:rPr>
+              <w:rFonts w:ascii="Times New Roman" w:hAnsi="Times New Roman" w:cs="Times New Roman"/>
+              <w:color w:val="262626"/>
+              <w:sz w:val="22"/>
+            </w:rPr>
+            <w:t xml:space="preserve">1.2 Motivation</w:t>
+          </w:r>
+          <w:r>
+            <w:rPr>
+              <w:rFonts w:ascii="Times New Roman" w:hAnsi="Times New Roman" w:cs="Times New Roman"/>
+              <w:color w:val="262626"/>
+              <w:sz w:val="22"/>
+            </w:rPr>
+            <w:tab/>
+          </w:r>
+          <w:r>
+            <w:rPr>
+              <w:rFonts w:ascii="Times New Roman" w:hAnsi="Times New Roman" w:cs="Times New Roman"/>
+              <w:color w:val="262626"/>
+              <w:sz w:val="22"/>
+            </w:rPr>
+            <w:t>1</w:t>
+          </w:r>
+        </w:p>
+        <w:p>
+          <w:pPr>
+            <w:tabs>
+              <w:tab w:val="right" w:leader="dot" w:pos="8306"/>
+            </w:tabs>
+            <w:spacing w:before="0" w:after="50" w:line="264" w:lineRule="auto"/>
+            <w:ind w:left="440"/>
+          </w:pPr>
+          <w:r>
+            <w:rPr>
+              <w:rFonts w:ascii="Times New Roman" w:hAnsi="Times New Roman" w:cs="Times New Roman"/>
+              <w:color w:val="262626"/>
+              <w:sz w:val="22"/>
+            </w:rPr>
+            <w:t xml:space="preserve">1.3 Problem Statement</w:t>
+          </w:r>
+          <w:r>
+            <w:rPr>
+              <w:rFonts w:ascii="Times New Roman" w:hAnsi="Times New Roman" w:cs="Times New Roman"/>
+              <w:color w:val="262626"/>
+              <w:sz w:val="22"/>
+            </w:rPr>
+            <w:tab/>
+          </w:r>
+          <w:r>
+            <w:rPr>
+              <w:rFonts w:ascii="Times New Roman" w:hAnsi="Times New Roman" w:cs="Times New Roman"/>
+              <w:color w:val="262626"/>
+              <w:sz w:val="22"/>
+            </w:rPr>
+            <w:t>2</w:t>
+          </w:r>
+        </w:p>
+        <w:p>
+          <w:pPr>
+            <w:tabs>
+              <w:tab w:val="right" w:leader="dot" w:pos="8306"/>
+            </w:tabs>
+            <w:spacing w:before="0" w:after="50" w:line="264" w:lineRule="auto"/>
+            <w:ind w:left="440"/>
+          </w:pPr>
+          <w:r>
+            <w:rPr>
+              <w:rFonts w:ascii="Times New Roman" w:hAnsi="Times New Roman" w:cs="Times New Roman"/>
+              <w:color w:val="262626"/>
+              <w:sz w:val="22"/>
+            </w:rPr>
+            <w:t xml:space="preserve">1.4 Objectives</w:t>
+          </w:r>
+          <w:r>
+            <w:rPr>
+              <w:rFonts w:ascii="Times New Roman" w:hAnsi="Times New Roman" w:cs="Times New Roman"/>
+              <w:color w:val="262626"/>
+              <w:sz w:val="22"/>
+            </w:rPr>
+            <w:tab/>
+          </w:r>
+          <w:r>
+            <w:rPr>
+              <w:rFonts w:ascii="Times New Roman" w:hAnsi="Times New Roman" w:cs="Times New Roman"/>
+              <w:color w:val="262626"/>
+              <w:sz w:val="22"/>
+            </w:rPr>
+            <w:t>2</w:t>
+          </w:r>
+        </w:p>
+        <w:p>
+          <w:pPr>
+            <w:tabs>
+              <w:tab w:val="right" w:leader="dot" w:pos="8306"/>
+            </w:tabs>
+            <w:spacing w:before="0" w:after="50" w:line="264" w:lineRule="auto"/>
+            <w:ind w:left="440"/>
+          </w:pPr>
+          <w:r>
+            <w:rPr>
+              <w:rFonts w:ascii="Times New Roman" w:hAnsi="Times New Roman" w:cs="Times New Roman"/>
+              <w:color w:val="262626"/>
+              <w:sz w:val="22"/>
+            </w:rPr>
+            <w:t xml:space="preserve">1.5 Research Questions</w:t>
+          </w:r>
+          <w:r>
+            <w:rPr>
+              <w:rFonts w:ascii="Times New Roman" w:hAnsi="Times New Roman" w:cs="Times New Roman"/>
+              <w:color w:val="262626"/>
+              <w:sz w:val="22"/>
+            </w:rPr>
+            <w:tab/>
+          </w:r>
+          <w:r>
+            <w:rPr>
+              <w:rFonts w:ascii="Times New Roman" w:hAnsi="Times New Roman" w:cs="Times New Roman"/>
+              <w:color w:val="262626"/>
+              <w:sz w:val="22"/>
+            </w:rPr>
+            <w:t>2</w:t>
+          </w:r>
+        </w:p>
+        <w:p>
+          <w:pPr>
+            <w:tabs>
+              <w:tab w:val="right" w:leader="dot" w:pos="8306"/>
+            </w:tabs>
+            <w:spacing w:before="0" w:after="50" w:line="264" w:lineRule="auto"/>
+            <w:ind w:left="440"/>
+          </w:pPr>
+          <w:r>
+            <w:rPr>
+              <w:rFonts w:ascii="Times New Roman" w:hAnsi="Times New Roman" w:cs="Times New Roman"/>
+              <w:color w:val="262626"/>
+              <w:sz w:val="22"/>
+            </w:rPr>
+            <w:t xml:space="preserve">1.6 Scope of the Project</w:t>
+          </w:r>
+          <w:r>
+            <w:rPr>
+              <w:rFonts w:ascii="Times New Roman" w:hAnsi="Times New Roman" w:cs="Times New Roman"/>
+              <w:color w:val="262626"/>
+              <w:sz w:val="22"/>
+            </w:rPr>
+            <w:tab/>
+          </w:r>
+          <w:r>
+            <w:rPr>
+              <w:rFonts w:ascii="Times New Roman" w:hAnsi="Times New Roman" w:cs="Times New Roman"/>
+              <w:color w:val="262626"/>
+              <w:sz w:val="22"/>
+            </w:rPr>
+            <w:t>3</w:t>
+          </w:r>
+        </w:p>
+        <w:p>
+          <w:pPr>
+            <w:tabs>
+              <w:tab w:val="right" w:leader="dot" w:pos="8306"/>
+            </w:tabs>
+            <w:spacing w:before="0" w:after="50" w:line="264" w:lineRule="auto"/>
+            <w:ind w:left="440"/>
+          </w:pPr>
+          <w:r>
+            <w:rPr>
+              <w:rFonts w:ascii="Times New Roman" w:hAnsi="Times New Roman" w:cs="Times New Roman"/>
+              <w:color w:val="262626"/>
+              <w:sz w:val="22"/>
+            </w:rPr>
+            <w:t xml:space="preserve">1.7 Contributions</w:t>
+          </w:r>
+          <w:r>
+            <w:rPr>
+              <w:rFonts w:ascii="Times New Roman" w:hAnsi="Times New Roman" w:cs="Times New Roman"/>
+              <w:color w:val="262626"/>
+              <w:sz w:val="22"/>
+            </w:rPr>
+            <w:tab/>
+          </w:r>
+          <w:r>
+            <w:rPr>
+              <w:rFonts w:ascii="Times New Roman" w:hAnsi="Times New Roman" w:cs="Times New Roman"/>
+              <w:color w:val="262626"/>
+              <w:sz w:val="22"/>
+            </w:rPr>
+            <w:t>3</w:t>
+          </w:r>
+        </w:p>
+        <w:p>
+          <w:pPr>
+            <w:tabs>
+              <w:tab w:val="right" w:leader="dot" w:pos="8306"/>
+            </w:tabs>
+            <w:spacing w:before="0" w:after="50" w:line="264" w:lineRule="auto"/>
+            <w:ind w:left="440"/>
+          </w:pPr>
+          <w:r>
+            <w:rPr>
+              <w:rFonts w:ascii="Times New Roman" w:hAnsi="Times New Roman" w:cs="Times New Roman"/>
+              <w:color w:val="262626"/>
+              <w:sz w:val="22"/>
+            </w:rPr>
+            <w:t xml:space="preserve">1.8 Organization of the Report</w:t>
+          </w:r>
+          <w:r>
+            <w:rPr>
+              <w:rFonts w:ascii="Times New Roman" w:hAnsi="Times New Roman" w:cs="Times New Roman"/>
+              <w:color w:val="262626"/>
+              <w:sz w:val="22"/>
+            </w:rPr>
+            <w:tab/>
+          </w:r>
+          <w:r>
+            <w:rPr>
+              <w:rFonts w:ascii="Times New Roman" w:hAnsi="Times New Roman" w:cs="Times New Roman"/>
+              <w:color w:val="262626"/>
+              <w:sz w:val="22"/>
+            </w:rPr>
+            <w:t>3</w:t>
+          </w:r>
+        </w:p>
+        <w:p>
+          <w:pPr>
+            <w:tabs>
+              <w:tab w:val="right" w:leader="dot" w:pos="8306"/>
+            </w:tabs>
+            <w:spacing w:before="140" w:after="50" w:line="264" w:lineRule="auto"/>
             <w:ind w:left="0"/>
           </w:pPr>
           <w:r>
@@ -1178,13 +657,299 @@
               <w:rFonts w:ascii="Times New Roman" w:hAnsi="Times New Roman" w:cs="Times New Roman"/>
               <w:b/>
               <w:color w:val="1F3864"/>
+              <w:sz w:val="24"/>
             </w:rPr>
-            <w:t xml:space="preserve">DECLARATION</w:t>
+            <w:t xml:space="preserve">2. LITERATURE SURVEY</w:t>
+          </w:r>
+          <w:r>
+            <w:rPr>
+              <w:rFonts w:ascii="Times New Roman" w:hAnsi="Times New Roman" w:cs="Times New Roman"/>
+              <w:b/>
+              <w:color w:val="1F3864"/>
+              <w:sz w:val="24"/>
+            </w:rPr>
+            <w:tab/>
+          </w:r>
+          <w:r>
+            <w:rPr>
+              <w:rFonts w:ascii="Times New Roman" w:hAnsi="Times New Roman" w:cs="Times New Roman"/>
+              <w:b/>
+              <w:color w:val="1F3864"/>
+              <w:sz w:val="24"/>
+            </w:rPr>
+            <w:t>4</w:t>
           </w:r>
         </w:p>
         <w:p>
           <w:pPr>
-            <w:spacing w:after="60" w:line="276" w:lineRule="auto"/>
+            <w:tabs>
+              <w:tab w:val="right" w:leader="dot" w:pos="8306"/>
+            </w:tabs>
+            <w:spacing w:before="0" w:after="50" w:line="264" w:lineRule="auto"/>
+            <w:ind w:left="440"/>
+          </w:pPr>
+          <w:r>
+            <w:rPr>
+              <w:rFonts w:ascii="Times New Roman" w:hAnsi="Times New Roman" w:cs="Times New Roman"/>
+              <w:color w:val="262626"/>
+              <w:sz w:val="22"/>
+            </w:rPr>
+            <w:t xml:space="preserve">2.1 The Base Architecture</w:t>
+          </w:r>
+          <w:r>
+            <w:rPr>
+              <w:rFonts w:ascii="Times New Roman" w:hAnsi="Times New Roman" w:cs="Times New Roman"/>
+              <w:color w:val="262626"/>
+              <w:sz w:val="22"/>
+            </w:rPr>
+            <w:tab/>
+          </w:r>
+          <w:r>
+            <w:rPr>
+              <w:rFonts w:ascii="Times New Roman" w:hAnsi="Times New Roman" w:cs="Times New Roman"/>
+              <w:color w:val="262626"/>
+              <w:sz w:val="22"/>
+            </w:rPr>
+            <w:t>4</w:t>
+          </w:r>
+        </w:p>
+        <w:p>
+          <w:pPr>
+            <w:tabs>
+              <w:tab w:val="right" w:leader="dot" w:pos="8306"/>
+            </w:tabs>
+            <w:spacing w:before="0" w:after="50" w:line="264" w:lineRule="auto"/>
+            <w:ind w:left="440"/>
+          </w:pPr>
+          <w:r>
+            <w:rPr>
+              <w:rFonts w:ascii="Times New Roman" w:hAnsi="Times New Roman" w:cs="Times New Roman"/>
+              <w:color w:val="262626"/>
+              <w:sz w:val="22"/>
+            </w:rPr>
+            <w:t xml:space="preserve">2.2 Workflow Orchestration and Heuristic Automation</w:t>
+          </w:r>
+          <w:r>
+            <w:rPr>
+              <w:rFonts w:ascii="Times New Roman" w:hAnsi="Times New Roman" w:cs="Times New Roman"/>
+              <w:color w:val="262626"/>
+              <w:sz w:val="22"/>
+            </w:rPr>
+            <w:tab/>
+          </w:r>
+          <w:r>
+            <w:rPr>
+              <w:rFonts w:ascii="Times New Roman" w:hAnsi="Times New Roman" w:cs="Times New Roman"/>
+              <w:color w:val="262626"/>
+              <w:sz w:val="22"/>
+            </w:rPr>
+            <w:t>4</w:t>
+          </w:r>
+        </w:p>
+        <w:p>
+          <w:pPr>
+            <w:tabs>
+              <w:tab w:val="right" w:leader="dot" w:pos="8306"/>
+            </w:tabs>
+            <w:spacing w:before="0" w:after="50" w:line="264" w:lineRule="auto"/>
+            <w:ind w:left="440"/>
+          </w:pPr>
+          <w:r>
+            <w:rPr>
+              <w:rFonts w:ascii="Times New Roman" w:hAnsi="Times New Roman" w:cs="Times New Roman"/>
+              <w:color w:val="262626"/>
+              <w:sz w:val="22"/>
+            </w:rPr>
+            <w:t xml:space="preserve">2.3 LLM Agents for Cloud Operations</w:t>
+          </w:r>
+          <w:r>
+            <w:rPr>
+              <w:rFonts w:ascii="Times New Roman" w:hAnsi="Times New Roman" w:cs="Times New Roman"/>
+              <w:color w:val="262626"/>
+              <w:sz w:val="22"/>
+            </w:rPr>
+            <w:tab/>
+          </w:r>
+          <w:r>
+            <w:rPr>
+              <w:rFonts w:ascii="Times New Roman" w:hAnsi="Times New Roman" w:cs="Times New Roman"/>
+              <w:color w:val="262626"/>
+              <w:sz w:val="22"/>
+            </w:rPr>
+            <w:t>4</w:t>
+          </w:r>
+        </w:p>
+        <w:p>
+          <w:pPr>
+            <w:tabs>
+              <w:tab w:val="right" w:leader="dot" w:pos="8306"/>
+            </w:tabs>
+            <w:spacing w:before="0" w:after="50" w:line="264" w:lineRule="auto"/>
+            <w:ind w:left="440"/>
+          </w:pPr>
+          <w:r>
+            <w:rPr>
+              <w:rFonts w:ascii="Times New Roman" w:hAnsi="Times New Roman" w:cs="Times New Roman"/>
+              <w:color w:val="262626"/>
+              <w:sz w:val="22"/>
+            </w:rPr>
+            <w:t xml:space="preserve">2.4 Evaluation Validity for LLM Agents</w:t>
+          </w:r>
+          <w:r>
+            <w:rPr>
+              <w:rFonts w:ascii="Times New Roman" w:hAnsi="Times New Roman" w:cs="Times New Roman"/>
+              <w:color w:val="262626"/>
+              <w:sz w:val="22"/>
+            </w:rPr>
+            <w:tab/>
+          </w:r>
+          <w:r>
+            <w:rPr>
+              <w:rFonts w:ascii="Times New Roman" w:hAnsi="Times New Roman" w:cs="Times New Roman"/>
+              <w:color w:val="262626"/>
+              <w:sz w:val="22"/>
+            </w:rPr>
+            <w:t>5</w:t>
+          </w:r>
+        </w:p>
+        <w:p>
+          <w:pPr>
+            <w:tabs>
+              <w:tab w:val="right" w:leader="dot" w:pos="8306"/>
+            </w:tabs>
+            <w:spacing w:before="0" w:after="50" w:line="264" w:lineRule="auto"/>
+            <w:ind w:left="440"/>
+          </w:pPr>
+          <w:r>
+            <w:rPr>
+              <w:rFonts w:ascii="Times New Roman" w:hAnsi="Times New Roman" w:cs="Times New Roman"/>
+              <w:color w:val="262626"/>
+              <w:sz w:val="22"/>
+            </w:rPr>
+            <w:t xml:space="preserve">2.5 Graduated Autonomy and Runtime Policy</w:t>
+          </w:r>
+          <w:r>
+            <w:rPr>
+              <w:rFonts w:ascii="Times New Roman" w:hAnsi="Times New Roman" w:cs="Times New Roman"/>
+              <w:color w:val="262626"/>
+              <w:sz w:val="22"/>
+            </w:rPr>
+            <w:tab/>
+          </w:r>
+          <w:r>
+            <w:rPr>
+              <w:rFonts w:ascii="Times New Roman" w:hAnsi="Times New Roman" w:cs="Times New Roman"/>
+              <w:color w:val="262626"/>
+              <w:sz w:val="22"/>
+            </w:rPr>
+            <w:t>5</w:t>
+          </w:r>
+        </w:p>
+        <w:p>
+          <w:pPr>
+            <w:tabs>
+              <w:tab w:val="right" w:leader="dot" w:pos="8306"/>
+            </w:tabs>
+            <w:spacing w:before="0" w:after="50" w:line="264" w:lineRule="auto"/>
+            <w:ind w:left="440"/>
+          </w:pPr>
+          <w:r>
+            <w:rPr>
+              <w:rFonts w:ascii="Times New Roman" w:hAnsi="Times New Roman" w:cs="Times New Roman"/>
+              <w:color w:val="262626"/>
+              <w:sz w:val="22"/>
+            </w:rPr>
+            <w:t xml:space="preserve">2.6 Adversarial Evaluation and Decision Quality</w:t>
+          </w:r>
+          <w:r>
+            <w:rPr>
+              <w:rFonts w:ascii="Times New Roman" w:hAnsi="Times New Roman" w:cs="Times New Roman"/>
+              <w:color w:val="262626"/>
+              <w:sz w:val="22"/>
+            </w:rPr>
+            <w:tab/>
+          </w:r>
+          <w:r>
+            <w:rPr>
+              <w:rFonts w:ascii="Times New Roman" w:hAnsi="Times New Roman" w:cs="Times New Roman"/>
+              <w:color w:val="262626"/>
+              <w:sz w:val="22"/>
+            </w:rPr>
+            <w:t>5</w:t>
+          </w:r>
+        </w:p>
+        <w:p>
+          <w:pPr>
+            <w:tabs>
+              <w:tab w:val="right" w:leader="dot" w:pos="8306"/>
+            </w:tabs>
+            <w:spacing w:before="0" w:after="50" w:line="264" w:lineRule="auto"/>
+            <w:ind w:left="440"/>
+          </w:pPr>
+          <w:r>
+            <w:rPr>
+              <w:rFonts w:ascii="Times New Roman" w:hAnsi="Times New Roman" w:cs="Times New Roman"/>
+              <w:color w:val="262626"/>
+              <w:sz w:val="22"/>
+            </w:rPr>
+            <w:t xml:space="preserve">2.7 Fault Injection and Statistical Methods</w:t>
+          </w:r>
+          <w:r>
+            <w:rPr>
+              <w:rFonts w:ascii="Times New Roman" w:hAnsi="Times New Roman" w:cs="Times New Roman"/>
+              <w:color w:val="262626"/>
+              <w:sz w:val="22"/>
+            </w:rPr>
+            <w:tab/>
+          </w:r>
+          <w:r>
+            <w:rPr>
+              <w:rFonts w:ascii="Times New Roman" w:hAnsi="Times New Roman" w:cs="Times New Roman"/>
+              <w:color w:val="262626"/>
+              <w:sz w:val="22"/>
+            </w:rPr>
+            <w:t>5</w:t>
+          </w:r>
+        </w:p>
+        <w:p>
+          <w:pPr>
+            <w:tabs>
+              <w:tab w:val="right" w:leader="dot" w:pos="8306"/>
+            </w:tabs>
+            <w:spacing w:before="0" w:after="50" w:line="264" w:lineRule="auto"/>
+            <w:ind w:left="440"/>
+          </w:pPr>
+          <w:r>
+            <w:rPr>
+              <w:rFonts w:ascii="Times New Roman" w:hAnsi="Times New Roman" w:cs="Times New Roman"/>
+              <w:color w:val="262626"/>
+              <w:sz w:val="22"/>
+            </w:rPr>
+            <w:t xml:space="preserve">2.8 Research Gap</w:t>
+          </w:r>
+          <w:r>
+            <w:rPr>
+              <w:rFonts w:ascii="Times New Roman" w:hAnsi="Times New Roman" w:cs="Times New Roman"/>
+              <w:color w:val="262626"/>
+              <w:sz w:val="22"/>
+            </w:rPr>
+            <w:tab/>
+          </w:r>
+          <w:r>
+            <w:rPr>
+              <w:rFonts w:ascii="Times New Roman" w:hAnsi="Times New Roman" w:cs="Times New Roman"/>
+              <w:color w:val="262626"/>
+              <w:sz w:val="22"/>
+            </w:rPr>
+            <w:t>6</w:t>
+          </w:r>
+        </w:p>
+        <w:p>
+          <w:pPr>
+            <w:tabs>
+              <w:tab w:val="right" w:leader="dot" w:pos="8306"/>
+            </w:tabs>
+            <w:spacing w:before="140" w:after="50" w:line="264" w:lineRule="auto"/>
             <w:ind w:left="0"/>
           </w:pPr>
           <w:r>
@@ -1192,13 +957,233 @@
               <w:rFonts w:ascii="Times New Roman" w:hAnsi="Times New Roman" w:cs="Times New Roman"/>
               <w:b/>
               <w:color w:val="1F3864"/>
+              <w:sz w:val="24"/>
             </w:rPr>
-            <w:t xml:space="preserve">ACKNOWLEDGEMENT</w:t>
+            <w:t xml:space="preserve">3. SYSTEM ANALYSIS AND REQUIREMENTS</w:t>
+          </w:r>
+          <w:r>
+            <w:rPr>
+              <w:rFonts w:ascii="Times New Roman" w:hAnsi="Times New Roman" w:cs="Times New Roman"/>
+              <w:b/>
+              <w:color w:val="1F3864"/>
+              <w:sz w:val="24"/>
+            </w:rPr>
+            <w:tab/>
+          </w:r>
+          <w:r>
+            <w:rPr>
+              <w:rFonts w:ascii="Times New Roman" w:hAnsi="Times New Roman" w:cs="Times New Roman"/>
+              <w:b/>
+              <w:color w:val="1F3864"/>
+              <w:sz w:val="24"/>
+            </w:rPr>
+            <w:t>7</w:t>
           </w:r>
         </w:p>
         <w:p>
           <w:pPr>
-            <w:spacing w:after="60" w:line="276" w:lineRule="auto"/>
+            <w:tabs>
+              <w:tab w:val="right" w:leader="dot" w:pos="8306"/>
+            </w:tabs>
+            <w:spacing w:before="0" w:after="50" w:line="264" w:lineRule="auto"/>
+            <w:ind w:left="440"/>
+          </w:pPr>
+          <w:r>
+            <w:rPr>
+              <w:rFonts w:ascii="Times New Roman" w:hAnsi="Times New Roman" w:cs="Times New Roman"/>
+              <w:color w:val="262626"/>
+              <w:sz w:val="22"/>
+            </w:rPr>
+            <w:t xml:space="preserve">3.1 Existing System</w:t>
+          </w:r>
+          <w:r>
+            <w:rPr>
+              <w:rFonts w:ascii="Times New Roman" w:hAnsi="Times New Roman" w:cs="Times New Roman"/>
+              <w:color w:val="262626"/>
+              <w:sz w:val="22"/>
+            </w:rPr>
+            <w:tab/>
+          </w:r>
+          <w:r>
+            <w:rPr>
+              <w:rFonts w:ascii="Times New Roman" w:hAnsi="Times New Roman" w:cs="Times New Roman"/>
+              <w:color w:val="262626"/>
+              <w:sz w:val="22"/>
+            </w:rPr>
+            <w:t>7</w:t>
+          </w:r>
+        </w:p>
+        <w:p>
+          <w:pPr>
+            <w:tabs>
+              <w:tab w:val="right" w:leader="dot" w:pos="8306"/>
+            </w:tabs>
+            <w:spacing w:before="0" w:after="50" w:line="264" w:lineRule="auto"/>
+            <w:ind w:left="440"/>
+          </w:pPr>
+          <w:r>
+            <w:rPr>
+              <w:rFonts w:ascii="Times New Roman" w:hAnsi="Times New Roman" w:cs="Times New Roman"/>
+              <w:color w:val="262626"/>
+              <w:sz w:val="22"/>
+            </w:rPr>
+            <w:t xml:space="preserve">3.2 Proposed System</w:t>
+          </w:r>
+          <w:r>
+            <w:rPr>
+              <w:rFonts w:ascii="Times New Roman" w:hAnsi="Times New Roman" w:cs="Times New Roman"/>
+              <w:color w:val="262626"/>
+              <w:sz w:val="22"/>
+            </w:rPr>
+            <w:tab/>
+          </w:r>
+          <w:r>
+            <w:rPr>
+              <w:rFonts w:ascii="Times New Roman" w:hAnsi="Times New Roman" w:cs="Times New Roman"/>
+              <w:color w:val="262626"/>
+              <w:sz w:val="22"/>
+            </w:rPr>
+            <w:t>7</w:t>
+          </w:r>
+        </w:p>
+        <w:p>
+          <w:pPr>
+            <w:tabs>
+              <w:tab w:val="right" w:leader="dot" w:pos="8306"/>
+            </w:tabs>
+            <w:spacing w:before="0" w:after="50" w:line="264" w:lineRule="auto"/>
+            <w:ind w:left="440"/>
+          </w:pPr>
+          <w:r>
+            <w:rPr>
+              <w:rFonts w:ascii="Times New Roman" w:hAnsi="Times New Roman" w:cs="Times New Roman"/>
+              <w:color w:val="262626"/>
+              <w:sz w:val="22"/>
+            </w:rPr>
+            <w:t xml:space="preserve">3.3 Feasibility Study</w:t>
+          </w:r>
+          <w:r>
+            <w:rPr>
+              <w:rFonts w:ascii="Times New Roman" w:hAnsi="Times New Roman" w:cs="Times New Roman"/>
+              <w:color w:val="262626"/>
+              <w:sz w:val="22"/>
+            </w:rPr>
+            <w:tab/>
+          </w:r>
+          <w:r>
+            <w:rPr>
+              <w:rFonts w:ascii="Times New Roman" w:hAnsi="Times New Roman" w:cs="Times New Roman"/>
+              <w:color w:val="262626"/>
+              <w:sz w:val="22"/>
+            </w:rPr>
+            <w:t>8</w:t>
+          </w:r>
+        </w:p>
+        <w:p>
+          <w:pPr>
+            <w:tabs>
+              <w:tab w:val="right" w:leader="dot" w:pos="8306"/>
+            </w:tabs>
+            <w:spacing w:before="0" w:after="50" w:line="264" w:lineRule="auto"/>
+            <w:ind w:left="440"/>
+          </w:pPr>
+          <w:r>
+            <w:rPr>
+              <w:rFonts w:ascii="Times New Roman" w:hAnsi="Times New Roman" w:cs="Times New Roman"/>
+              <w:color w:val="262626"/>
+              <w:sz w:val="22"/>
+            </w:rPr>
+            <w:t xml:space="preserve">3.4 Hardware and Software Requirements</w:t>
+          </w:r>
+          <w:r>
+            <w:rPr>
+              <w:rFonts w:ascii="Times New Roman" w:hAnsi="Times New Roman" w:cs="Times New Roman"/>
+              <w:color w:val="262626"/>
+              <w:sz w:val="22"/>
+            </w:rPr>
+            <w:tab/>
+          </w:r>
+          <w:r>
+            <w:rPr>
+              <w:rFonts w:ascii="Times New Roman" w:hAnsi="Times New Roman" w:cs="Times New Roman"/>
+              <w:color w:val="262626"/>
+              <w:sz w:val="22"/>
+            </w:rPr>
+            <w:t>8</w:t>
+          </w:r>
+        </w:p>
+        <w:p>
+          <w:pPr>
+            <w:tabs>
+              <w:tab w:val="right" w:leader="dot" w:pos="8306"/>
+            </w:tabs>
+            <w:spacing w:before="0" w:after="50" w:line="264" w:lineRule="auto"/>
+            <w:ind w:left="440"/>
+          </w:pPr>
+          <w:r>
+            <w:rPr>
+              <w:rFonts w:ascii="Times New Roman" w:hAnsi="Times New Roman" w:cs="Times New Roman"/>
+              <w:color w:val="262626"/>
+              <w:sz w:val="22"/>
+            </w:rPr>
+            <w:t xml:space="preserve">3.5 Functional Requirements</w:t>
+          </w:r>
+          <w:r>
+            <w:rPr>
+              <w:rFonts w:ascii="Times New Roman" w:hAnsi="Times New Roman" w:cs="Times New Roman"/>
+              <w:color w:val="262626"/>
+              <w:sz w:val="22"/>
+            </w:rPr>
+            <w:tab/>
+          </w:r>
+          <w:r>
+            <w:rPr>
+              <w:rFonts w:ascii="Times New Roman" w:hAnsi="Times New Roman" w:cs="Times New Roman"/>
+              <w:color w:val="262626"/>
+              <w:sz w:val="22"/>
+            </w:rPr>
+            <w:t>9</w:t>
+          </w:r>
+        </w:p>
+        <w:p>
+          <w:pPr>
+            <w:tabs>
+              <w:tab w:val="right" w:leader="dot" w:pos="8306"/>
+            </w:tabs>
+            <w:spacing w:before="0" w:after="50" w:line="264" w:lineRule="auto"/>
+            <w:ind w:left="440"/>
+          </w:pPr>
+          <w:r>
+            <w:rPr>
+              <w:rFonts w:ascii="Times New Roman" w:hAnsi="Times New Roman" w:cs="Times New Roman"/>
+              <w:color w:val="262626"/>
+              <w:sz w:val="22"/>
+            </w:rPr>
+            <w:t xml:space="preserve">3.6 Non-Functional Requirements</w:t>
+          </w:r>
+          <w:r>
+            <w:rPr>
+              <w:rFonts w:ascii="Times New Roman" w:hAnsi="Times New Roman" w:cs="Times New Roman"/>
+              <w:color w:val="262626"/>
+              <w:sz w:val="22"/>
+            </w:rPr>
+            <w:tab/>
+          </w:r>
+          <w:r>
+            <w:rPr>
+              <w:rFonts w:ascii="Times New Roman" w:hAnsi="Times New Roman" w:cs="Times New Roman"/>
+              <w:color w:val="262626"/>
+              <w:sz w:val="22"/>
+            </w:rPr>
+            <w:t>9</w:t>
+          </w:r>
+        </w:p>
+        <w:p>
+          <w:pPr>
+            <w:tabs>
+              <w:tab w:val="right" w:leader="dot" w:pos="8306"/>
+            </w:tabs>
+            <w:spacing w:before="140" w:after="50" w:line="264" w:lineRule="auto"/>
             <w:ind w:left="0"/>
           </w:pPr>
           <w:r>
@@ -1206,13 +1191,233 @@
               <w:rFonts w:ascii="Times New Roman" w:hAnsi="Times New Roman" w:cs="Times New Roman"/>
               <w:b/>
               <w:color w:val="1F3864"/>
+              <w:sz w:val="24"/>
             </w:rPr>
-            <w:t xml:space="preserve">ABSTRACT</w:t>
+            <w:t xml:space="preserve">4. SYSTEM DESIGN</w:t>
+          </w:r>
+          <w:r>
+            <w:rPr>
+              <w:rFonts w:ascii="Times New Roman" w:hAnsi="Times New Roman" w:cs="Times New Roman"/>
+              <w:b/>
+              <w:color w:val="1F3864"/>
+              <w:sz w:val="24"/>
+            </w:rPr>
+            <w:tab/>
+          </w:r>
+          <w:r>
+            <w:rPr>
+              <w:rFonts w:ascii="Times New Roman" w:hAnsi="Times New Roman" w:cs="Times New Roman"/>
+              <w:b/>
+              <w:color w:val="1F3864"/>
+              <w:sz w:val="24"/>
+            </w:rPr>
+            <w:t>10</w:t>
           </w:r>
         </w:p>
         <w:p>
           <w:pPr>
-            <w:spacing w:after="60" w:line="276" w:lineRule="auto"/>
+            <w:tabs>
+              <w:tab w:val="right" w:leader="dot" w:pos="8306"/>
+            </w:tabs>
+            <w:spacing w:before="0" w:after="50" w:line="264" w:lineRule="auto"/>
+            <w:ind w:left="440"/>
+          </w:pPr>
+          <w:r>
+            <w:rPr>
+              <w:rFonts w:ascii="Times New Roman" w:hAnsi="Times New Roman" w:cs="Times New Roman"/>
+              <w:color w:val="262626"/>
+              <w:sz w:val="22"/>
+            </w:rPr>
+            <w:t xml:space="preserve">4.1 Architecture Overview</w:t>
+          </w:r>
+          <w:r>
+            <w:rPr>
+              <w:rFonts w:ascii="Times New Roman" w:hAnsi="Times New Roman" w:cs="Times New Roman"/>
+              <w:color w:val="262626"/>
+              <w:sz w:val="22"/>
+            </w:rPr>
+            <w:tab/>
+          </w:r>
+          <w:r>
+            <w:rPr>
+              <w:rFonts w:ascii="Times New Roman" w:hAnsi="Times New Roman" w:cs="Times New Roman"/>
+              <w:color w:val="262626"/>
+              <w:sz w:val="22"/>
+            </w:rPr>
+            <w:t>10</w:t>
+          </w:r>
+        </w:p>
+        <w:p>
+          <w:pPr>
+            <w:tabs>
+              <w:tab w:val="right" w:leader="dot" w:pos="8306"/>
+            </w:tabs>
+            <w:spacing w:before="0" w:after="50" w:line="264" w:lineRule="auto"/>
+            <w:ind w:left="440"/>
+          </w:pPr>
+          <w:r>
+            <w:rPr>
+              <w:rFonts w:ascii="Times New Roman" w:hAnsi="Times New Roman" w:cs="Times New Roman"/>
+              <w:color w:val="262626"/>
+              <w:sz w:val="22"/>
+            </w:rPr>
+            <w:t xml:space="preserve">4.2 Problem Formulation</w:t>
+          </w:r>
+          <w:r>
+            <w:rPr>
+              <w:rFonts w:ascii="Times New Roman" w:hAnsi="Times New Roman" w:cs="Times New Roman"/>
+              <w:color w:val="262626"/>
+              <w:sz w:val="22"/>
+            </w:rPr>
+            <w:tab/>
+          </w:r>
+          <w:r>
+            <w:rPr>
+              <w:rFonts w:ascii="Times New Roman" w:hAnsi="Times New Roman" w:cs="Times New Roman"/>
+              <w:color w:val="262626"/>
+              <w:sz w:val="22"/>
+            </w:rPr>
+            <w:t>11</w:t>
+          </w:r>
+        </w:p>
+        <w:p>
+          <w:pPr>
+            <w:tabs>
+              <w:tab w:val="right" w:leader="dot" w:pos="8306"/>
+            </w:tabs>
+            <w:spacing w:before="0" w:after="50" w:line="264" w:lineRule="auto"/>
+            <w:ind w:left="440"/>
+          </w:pPr>
+          <w:r>
+            <w:rPr>
+              <w:rFonts w:ascii="Times New Roman" w:hAnsi="Times New Roman" w:cs="Times New Roman"/>
+              <w:color w:val="262626"/>
+              <w:sz w:val="22"/>
+            </w:rPr>
+            <w:t xml:space="preserve">4.3 Action Contract</w:t>
+          </w:r>
+          <w:r>
+            <w:rPr>
+              <w:rFonts w:ascii="Times New Roman" w:hAnsi="Times New Roman" w:cs="Times New Roman"/>
+              <w:color w:val="262626"/>
+              <w:sz w:val="22"/>
+            </w:rPr>
+            <w:tab/>
+          </w:r>
+          <w:r>
+            <w:rPr>
+              <w:rFonts w:ascii="Times New Roman" w:hAnsi="Times New Roman" w:cs="Times New Roman"/>
+              <w:color w:val="262626"/>
+              <w:sz w:val="22"/>
+            </w:rPr>
+            <w:t>12</w:t>
+          </w:r>
+        </w:p>
+        <w:p>
+          <w:pPr>
+            <w:tabs>
+              <w:tab w:val="right" w:leader="dot" w:pos="8306"/>
+            </w:tabs>
+            <w:spacing w:before="0" w:after="50" w:line="264" w:lineRule="auto"/>
+            <w:ind w:left="440"/>
+          </w:pPr>
+          <w:r>
+            <w:rPr>
+              <w:rFonts w:ascii="Times New Roman" w:hAnsi="Times New Roman" w:cs="Times New Roman"/>
+              <w:color w:val="262626"/>
+              <w:sz w:val="22"/>
+            </w:rPr>
+            <w:t xml:space="preserve">4.4 Control Loop Design</w:t>
+          </w:r>
+          <w:r>
+            <w:rPr>
+              <w:rFonts w:ascii="Times New Roman" w:hAnsi="Times New Roman" w:cs="Times New Roman"/>
+              <w:color w:val="262626"/>
+              <w:sz w:val="22"/>
+            </w:rPr>
+            <w:tab/>
+          </w:r>
+          <w:r>
+            <w:rPr>
+              <w:rFonts w:ascii="Times New Roman" w:hAnsi="Times New Roman" w:cs="Times New Roman"/>
+              <w:color w:val="262626"/>
+              <w:sz w:val="22"/>
+            </w:rPr>
+            <w:t>12</w:t>
+          </w:r>
+        </w:p>
+        <w:p>
+          <w:pPr>
+            <w:tabs>
+              <w:tab w:val="right" w:leader="dot" w:pos="8306"/>
+            </w:tabs>
+            <w:spacing w:before="0" w:after="50" w:line="264" w:lineRule="auto"/>
+            <w:ind w:left="440"/>
+          </w:pPr>
+          <w:r>
+            <w:rPr>
+              <w:rFonts w:ascii="Times New Roman" w:hAnsi="Times New Roman" w:cs="Times New Roman"/>
+              <w:color w:val="262626"/>
+              <w:sz w:val="22"/>
+            </w:rPr>
+            <w:t xml:space="preserve">4.5 Database Design</w:t>
+          </w:r>
+          <w:r>
+            <w:rPr>
+              <w:rFonts w:ascii="Times New Roman" w:hAnsi="Times New Roman" w:cs="Times New Roman"/>
+              <w:color w:val="262626"/>
+              <w:sz w:val="22"/>
+            </w:rPr>
+            <w:tab/>
+          </w:r>
+          <w:r>
+            <w:rPr>
+              <w:rFonts w:ascii="Times New Roman" w:hAnsi="Times New Roman" w:cs="Times New Roman"/>
+              <w:color w:val="262626"/>
+              <w:sz w:val="22"/>
+            </w:rPr>
+            <w:t>13</w:t>
+          </w:r>
+        </w:p>
+        <w:p>
+          <w:pPr>
+            <w:tabs>
+              <w:tab w:val="right" w:leader="dot" w:pos="8306"/>
+            </w:tabs>
+            <w:spacing w:before="0" w:after="50" w:line="264" w:lineRule="auto"/>
+            <w:ind w:left="440"/>
+          </w:pPr>
+          <w:r>
+            <w:rPr>
+              <w:rFonts w:ascii="Times New Roman" w:hAnsi="Times New Roman" w:cs="Times New Roman"/>
+              <w:color w:val="262626"/>
+              <w:sz w:val="22"/>
+            </w:rPr>
+            <w:t xml:space="preserve">4.6 Data Flow</w:t>
+          </w:r>
+          <w:r>
+            <w:rPr>
+              <w:rFonts w:ascii="Times New Roman" w:hAnsi="Times New Roman" w:cs="Times New Roman"/>
+              <w:color w:val="262626"/>
+              <w:sz w:val="22"/>
+            </w:rPr>
+            <w:tab/>
+          </w:r>
+          <w:r>
+            <w:rPr>
+              <w:rFonts w:ascii="Times New Roman" w:hAnsi="Times New Roman" w:cs="Times New Roman"/>
+              <w:color w:val="262626"/>
+              <w:sz w:val="22"/>
+            </w:rPr>
+            <w:t>13</w:t>
+          </w:r>
+        </w:p>
+        <w:p>
+          <w:pPr>
+            <w:tabs>
+              <w:tab w:val="right" w:leader="dot" w:pos="8306"/>
+            </w:tabs>
+            <w:spacing w:before="140" w:after="50" w:line="264" w:lineRule="auto"/>
             <w:ind w:left="0"/>
           </w:pPr>
           <w:r>
@@ -1220,13 +1425,365 @@
               <w:rFonts w:ascii="Times New Roman" w:hAnsi="Times New Roman" w:cs="Times New Roman"/>
               <w:b/>
               <w:color w:val="1F3864"/>
+              <w:sz w:val="24"/>
             </w:rPr>
-            <w:t xml:space="preserve">TABLE OF CONTENTS</w:t>
+            <w:t xml:space="preserve">5. IMPLEMENTATION</w:t>
+          </w:r>
+          <w:r>
+            <w:rPr>
+              <w:rFonts w:ascii="Times New Roman" w:hAnsi="Times New Roman" w:cs="Times New Roman"/>
+              <w:b/>
+              <w:color w:val="1F3864"/>
+              <w:sz w:val="24"/>
+            </w:rPr>
+            <w:tab/>
+          </w:r>
+          <w:r>
+            <w:rPr>
+              <w:rFonts w:ascii="Times New Roman" w:hAnsi="Times New Roman" w:cs="Times New Roman"/>
+              <w:b/>
+              <w:color w:val="1F3864"/>
+              <w:sz w:val="24"/>
+            </w:rPr>
+            <w:t>14</w:t>
           </w:r>
         </w:p>
         <w:p>
           <w:pPr>
-            <w:spacing w:after="60" w:line="276" w:lineRule="auto"/>
+            <w:tabs>
+              <w:tab w:val="right" w:leader="dot" w:pos="8306"/>
+            </w:tabs>
+            <w:spacing w:before="0" w:after="50" w:line="264" w:lineRule="auto"/>
+            <w:ind w:left="440"/>
+          </w:pPr>
+          <w:r>
+            <w:rPr>
+              <w:rFonts w:ascii="Times New Roman" w:hAnsi="Times New Roman" w:cs="Times New Roman"/>
+              <w:color w:val="262626"/>
+              <w:sz w:val="22"/>
+            </w:rPr>
+            <w:t xml:space="preserve">5.1 Technology Stack</w:t>
+          </w:r>
+          <w:r>
+            <w:rPr>
+              <w:rFonts w:ascii="Times New Roman" w:hAnsi="Times New Roman" w:cs="Times New Roman"/>
+              <w:color w:val="262626"/>
+              <w:sz w:val="22"/>
+            </w:rPr>
+            <w:tab/>
+          </w:r>
+          <w:r>
+            <w:rPr>
+              <w:rFonts w:ascii="Times New Roman" w:hAnsi="Times New Roman" w:cs="Times New Roman"/>
+              <w:color w:val="262626"/>
+              <w:sz w:val="22"/>
+            </w:rPr>
+            <w:t>14</w:t>
+          </w:r>
+        </w:p>
+        <w:p>
+          <w:pPr>
+            <w:tabs>
+              <w:tab w:val="right" w:leader="dot" w:pos="8306"/>
+            </w:tabs>
+            <w:spacing w:before="0" w:after="50" w:line="264" w:lineRule="auto"/>
+            <w:ind w:left="440"/>
+          </w:pPr>
+          <w:r>
+            <w:rPr>
+              <w:rFonts w:ascii="Times New Roman" w:hAnsi="Times New Roman" w:cs="Times New Roman"/>
+              <w:color w:val="262626"/>
+              <w:sz w:val="22"/>
+            </w:rPr>
+            <w:t xml:space="preserve">5.2 Project Structure</w:t>
+          </w:r>
+          <w:r>
+            <w:rPr>
+              <w:rFonts w:ascii="Times New Roman" w:hAnsi="Times New Roman" w:cs="Times New Roman"/>
+              <w:color w:val="262626"/>
+              <w:sz w:val="22"/>
+            </w:rPr>
+            <w:tab/>
+          </w:r>
+          <w:r>
+            <w:rPr>
+              <w:rFonts w:ascii="Times New Roman" w:hAnsi="Times New Roman" w:cs="Times New Roman"/>
+              <w:color w:val="262626"/>
+              <w:sz w:val="22"/>
+            </w:rPr>
+            <w:t>14</w:t>
+          </w:r>
+        </w:p>
+        <w:p>
+          <w:pPr>
+            <w:tabs>
+              <w:tab w:val="right" w:leader="dot" w:pos="8306"/>
+            </w:tabs>
+            <w:spacing w:before="0" w:after="50" w:line="264" w:lineRule="auto"/>
+            <w:ind w:left="440"/>
+          </w:pPr>
+          <w:r>
+            <w:rPr>
+              <w:rFonts w:ascii="Times New Roman" w:hAnsi="Times New Roman" w:cs="Times New Roman"/>
+              <w:color w:val="262626"/>
+              <w:sz w:val="22"/>
+            </w:rPr>
+            <w:t xml:space="preserve">5.3 Data Plane and Telemetry</w:t>
+          </w:r>
+          <w:r>
+            <w:rPr>
+              <w:rFonts w:ascii="Times New Roman" w:hAnsi="Times New Roman" w:cs="Times New Roman"/>
+              <w:color w:val="262626"/>
+              <w:sz w:val="22"/>
+            </w:rPr>
+            <w:tab/>
+          </w:r>
+          <w:r>
+            <w:rPr>
+              <w:rFonts w:ascii="Times New Roman" w:hAnsi="Times New Roman" w:cs="Times New Roman"/>
+              <w:color w:val="262626"/>
+              <w:sz w:val="22"/>
+            </w:rPr>
+            <w:t>15</w:t>
+          </w:r>
+        </w:p>
+        <w:p>
+          <w:pPr>
+            <w:tabs>
+              <w:tab w:val="right" w:leader="dot" w:pos="8306"/>
+            </w:tabs>
+            <w:spacing w:before="0" w:after="50" w:line="264" w:lineRule="auto"/>
+            <w:ind w:left="440"/>
+          </w:pPr>
+          <w:r>
+            <w:rPr>
+              <w:rFonts w:ascii="Times New Roman" w:hAnsi="Times New Roman" w:cs="Times New Roman"/>
+              <w:color w:val="262626"/>
+              <w:sz w:val="22"/>
+            </w:rPr>
+            <w:t xml:space="preserve">5.4 Agents and the LLM Client</w:t>
+          </w:r>
+          <w:r>
+            <w:rPr>
+              <w:rFonts w:ascii="Times New Roman" w:hAnsi="Times New Roman" w:cs="Times New Roman"/>
+              <w:color w:val="262626"/>
+              <w:sz w:val="22"/>
+            </w:rPr>
+            <w:tab/>
+          </w:r>
+          <w:r>
+            <w:rPr>
+              <w:rFonts w:ascii="Times New Roman" w:hAnsi="Times New Roman" w:cs="Times New Roman"/>
+              <w:color w:val="262626"/>
+              <w:sz w:val="22"/>
+            </w:rPr>
+            <w:t>15</w:t>
+          </w:r>
+        </w:p>
+        <w:p>
+          <w:pPr>
+            <w:tabs>
+              <w:tab w:val="right" w:leader="dot" w:pos="8306"/>
+            </w:tabs>
+            <w:spacing w:before="0" w:after="50" w:line="264" w:lineRule="auto"/>
+            <w:ind w:left="440"/>
+          </w:pPr>
+          <w:r>
+            <w:rPr>
+              <w:rFonts w:ascii="Times New Roman" w:hAnsi="Times New Roman" w:cs="Times New Roman"/>
+              <w:color w:val="262626"/>
+              <w:sz w:val="22"/>
+            </w:rPr>
+            <w:t xml:space="preserve">5.5 Action Contract</w:t>
+          </w:r>
+          <w:r>
+            <w:rPr>
+              <w:rFonts w:ascii="Times New Roman" w:hAnsi="Times New Roman" w:cs="Times New Roman"/>
+              <w:color w:val="262626"/>
+              <w:sz w:val="22"/>
+            </w:rPr>
+            <w:tab/>
+          </w:r>
+          <w:r>
+            <w:rPr>
+              <w:rFonts w:ascii="Times New Roman" w:hAnsi="Times New Roman" w:cs="Times New Roman"/>
+              <w:color w:val="262626"/>
+              <w:sz w:val="22"/>
+            </w:rPr>
+            <w:t>15</w:t>
+          </w:r>
+        </w:p>
+        <w:p>
+          <w:pPr>
+            <w:tabs>
+              <w:tab w:val="right" w:leader="dot" w:pos="8306"/>
+            </w:tabs>
+            <w:spacing w:before="0" w:after="50" w:line="264" w:lineRule="auto"/>
+            <w:ind w:left="440"/>
+          </w:pPr>
+          <w:r>
+            <w:rPr>
+              <w:rFonts w:ascii="Times New Roman" w:hAnsi="Times New Roman" w:cs="Times New Roman"/>
+              <w:color w:val="262626"/>
+              <w:sz w:val="22"/>
+            </w:rPr>
+            <w:t xml:space="preserve">5.6 Policy Engine</w:t>
+          </w:r>
+          <w:r>
+            <w:rPr>
+              <w:rFonts w:ascii="Times New Roman" w:hAnsi="Times New Roman" w:cs="Times New Roman"/>
+              <w:color w:val="262626"/>
+              <w:sz w:val="22"/>
+            </w:rPr>
+            <w:tab/>
+          </w:r>
+          <w:r>
+            <w:rPr>
+              <w:rFonts w:ascii="Times New Roman" w:hAnsi="Times New Roman" w:cs="Times New Roman"/>
+              <w:color w:val="262626"/>
+              <w:sz w:val="22"/>
+            </w:rPr>
+            <w:t>15</w:t>
+          </w:r>
+        </w:p>
+        <w:p>
+          <w:pPr>
+            <w:tabs>
+              <w:tab w:val="right" w:leader="dot" w:pos="8306"/>
+            </w:tabs>
+            <w:spacing w:before="0" w:after="50" w:line="264" w:lineRule="auto"/>
+            <w:ind w:left="440"/>
+          </w:pPr>
+          <w:r>
+            <w:rPr>
+              <w:rFonts w:ascii="Times New Roman" w:hAnsi="Times New Roman" w:cs="Times New Roman"/>
+              <w:color w:val="262626"/>
+              <w:sz w:val="22"/>
+            </w:rPr>
+            <w:t xml:space="preserve">5.7 Execution and Write-Ahead Audit</w:t>
+          </w:r>
+          <w:r>
+            <w:rPr>
+              <w:rFonts w:ascii="Times New Roman" w:hAnsi="Times New Roman" w:cs="Times New Roman"/>
+              <w:color w:val="262626"/>
+              <w:sz w:val="22"/>
+            </w:rPr>
+            <w:tab/>
+          </w:r>
+          <w:r>
+            <w:rPr>
+              <w:rFonts w:ascii="Times New Roman" w:hAnsi="Times New Roman" w:cs="Times New Roman"/>
+              <w:color w:val="262626"/>
+              <w:sz w:val="22"/>
+            </w:rPr>
+            <w:t>16</w:t>
+          </w:r>
+        </w:p>
+        <w:p>
+          <w:pPr>
+            <w:tabs>
+              <w:tab w:val="right" w:leader="dot" w:pos="8306"/>
+            </w:tabs>
+            <w:spacing w:before="0" w:after="50" w:line="264" w:lineRule="auto"/>
+            <w:ind w:left="440"/>
+          </w:pPr>
+          <w:r>
+            <w:rPr>
+              <w:rFonts w:ascii="Times New Roman" w:hAnsi="Times New Roman" w:cs="Times New Roman"/>
+              <w:color w:val="262626"/>
+              <w:sz w:val="22"/>
+            </w:rPr>
+            <w:t xml:space="preserve">5.8 Fault Injection and Experiment Harness</w:t>
+          </w:r>
+          <w:r>
+            <w:rPr>
+              <w:rFonts w:ascii="Times New Roman" w:hAnsi="Times New Roman" w:cs="Times New Roman"/>
+              <w:color w:val="262626"/>
+              <w:sz w:val="22"/>
+            </w:rPr>
+            <w:tab/>
+          </w:r>
+          <w:r>
+            <w:rPr>
+              <w:rFonts w:ascii="Times New Roman" w:hAnsi="Times New Roman" w:cs="Times New Roman"/>
+              <w:color w:val="262626"/>
+              <w:sz w:val="22"/>
+            </w:rPr>
+            <w:t>16</w:t>
+          </w:r>
+        </w:p>
+        <w:p>
+          <w:pPr>
+            <w:tabs>
+              <w:tab w:val="right" w:leader="dot" w:pos="8306"/>
+            </w:tabs>
+            <w:spacing w:before="0" w:after="50" w:line="264" w:lineRule="auto"/>
+            <w:ind w:left="440"/>
+          </w:pPr>
+          <w:r>
+            <w:rPr>
+              <w:rFonts w:ascii="Times New Roman" w:hAnsi="Times New Roman" w:cs="Times New Roman"/>
+              <w:color w:val="262626"/>
+              <w:sz w:val="22"/>
+            </w:rPr>
+            <w:t xml:space="preserve">5.9 Analysis and Artifact Generation</w:t>
+          </w:r>
+          <w:r>
+            <w:rPr>
+              <w:rFonts w:ascii="Times New Roman" w:hAnsi="Times New Roman" w:cs="Times New Roman"/>
+              <w:color w:val="262626"/>
+              <w:sz w:val="22"/>
+            </w:rPr>
+            <w:tab/>
+          </w:r>
+          <w:r>
+            <w:rPr>
+              <w:rFonts w:ascii="Times New Roman" w:hAnsi="Times New Roman" w:cs="Times New Roman"/>
+              <w:color w:val="262626"/>
+              <w:sz w:val="22"/>
+            </w:rPr>
+            <w:t>16</w:t>
+          </w:r>
+        </w:p>
+        <w:p>
+          <w:pPr>
+            <w:tabs>
+              <w:tab w:val="right" w:leader="dot" w:pos="8306"/>
+            </w:tabs>
+            <w:spacing w:before="0" w:after="50" w:line="264" w:lineRule="auto"/>
+            <w:ind w:left="440"/>
+          </w:pPr>
+          <w:r>
+            <w:rPr>
+              <w:rFonts w:ascii="Times New Roman" w:hAnsi="Times New Roman" w:cs="Times New Roman"/>
+              <w:color w:val="262626"/>
+              <w:sz w:val="22"/>
+            </w:rPr>
+            <w:t xml:space="preserve">5.10 Operator API and Dashboard</w:t>
+          </w:r>
+          <w:r>
+            <w:rPr>
+              <w:rFonts w:ascii="Times New Roman" w:hAnsi="Times New Roman" w:cs="Times New Roman"/>
+              <w:color w:val="262626"/>
+              <w:sz w:val="22"/>
+            </w:rPr>
+            <w:tab/>
+          </w:r>
+          <w:r>
+            <w:rPr>
+              <w:rFonts w:ascii="Times New Roman" w:hAnsi="Times New Roman" w:cs="Times New Roman"/>
+              <w:color w:val="262626"/>
+              <w:sz w:val="22"/>
+            </w:rPr>
+            <w:t>16</w:t>
+          </w:r>
+        </w:p>
+        <w:p>
+          <w:pPr>
+            <w:tabs>
+              <w:tab w:val="right" w:leader="dot" w:pos="8306"/>
+            </w:tabs>
+            <w:spacing w:before="140" w:after="50" w:line="264" w:lineRule="auto"/>
             <w:ind w:left="0"/>
           </w:pPr>
           <w:r>
@@ -1234,13 +1791,266 @@
               <w:rFonts w:ascii="Times New Roman" w:hAnsi="Times New Roman" w:cs="Times New Roman"/>
               <w:b/>
               <w:color w:val="1F3864"/>
+              <w:sz w:val="24"/>
             </w:rPr>
-            <w:t xml:space="preserve">LIST OF FIGURES</w:t>
+            <w:t xml:space="preserve">6. TESTING AND VALIDATION</w:t>
+          </w:r>
+          <w:r>
+            <w:rPr>
+              <w:rFonts w:ascii="Times New Roman" w:hAnsi="Times New Roman" w:cs="Times New Roman"/>
+              <w:b/>
+              <w:color w:val="1F3864"/>
+              <w:sz w:val="24"/>
+            </w:rPr>
+            <w:tab/>
+          </w:r>
+          <w:r>
+            <w:rPr>
+              <w:rFonts w:ascii="Times New Roman" w:hAnsi="Times New Roman" w:cs="Times New Roman"/>
+              <w:b/>
+              <w:color w:val="1F3864"/>
+              <w:sz w:val="24"/>
+            </w:rPr>
+            <w:t>17</w:t>
           </w:r>
         </w:p>
         <w:p>
           <w:pPr>
-            <w:spacing w:after="60" w:line="276" w:lineRule="auto"/>
+            <w:tabs>
+              <w:tab w:val="right" w:leader="dot" w:pos="8306"/>
+            </w:tabs>
+            <w:spacing w:before="0" w:after="50" w:line="264" w:lineRule="auto"/>
+            <w:ind w:left="440"/>
+          </w:pPr>
+          <w:r>
+            <w:rPr>
+              <w:rFonts w:ascii="Times New Roman" w:hAnsi="Times New Roman" w:cs="Times New Roman"/>
+              <w:color w:val="262626"/>
+              <w:sz w:val="22"/>
+            </w:rPr>
+            <w:t xml:space="preserve">6.1 Testing Strategy</w:t>
+          </w:r>
+          <w:r>
+            <w:rPr>
+              <w:rFonts w:ascii="Times New Roman" w:hAnsi="Times New Roman" w:cs="Times New Roman"/>
+              <w:color w:val="262626"/>
+              <w:sz w:val="22"/>
+            </w:rPr>
+            <w:tab/>
+          </w:r>
+          <w:r>
+            <w:rPr>
+              <w:rFonts w:ascii="Times New Roman" w:hAnsi="Times New Roman" w:cs="Times New Roman"/>
+              <w:color w:val="262626"/>
+              <w:sz w:val="22"/>
+            </w:rPr>
+            <w:t>17</w:t>
+          </w:r>
+        </w:p>
+        <w:p>
+          <w:pPr>
+            <w:tabs>
+              <w:tab w:val="right" w:leader="dot" w:pos="8306"/>
+            </w:tabs>
+            <w:spacing w:before="0" w:after="50" w:line="264" w:lineRule="auto"/>
+            <w:ind w:left="440"/>
+          </w:pPr>
+          <w:r>
+            <w:rPr>
+              <w:rFonts w:ascii="Times New Roman" w:hAnsi="Times New Roman" w:cs="Times New Roman"/>
+              <w:color w:val="262626"/>
+              <w:sz w:val="22"/>
+            </w:rPr>
+            <w:t xml:space="preserve">6.2 Unit Testing</w:t>
+          </w:r>
+          <w:r>
+            <w:rPr>
+              <w:rFonts w:ascii="Times New Roman" w:hAnsi="Times New Roman" w:cs="Times New Roman"/>
+              <w:color w:val="262626"/>
+              <w:sz w:val="22"/>
+            </w:rPr>
+            <w:tab/>
+          </w:r>
+          <w:r>
+            <w:rPr>
+              <w:rFonts w:ascii="Times New Roman" w:hAnsi="Times New Roman" w:cs="Times New Roman"/>
+              <w:color w:val="262626"/>
+              <w:sz w:val="22"/>
+            </w:rPr>
+            <w:t>17</w:t>
+          </w:r>
+        </w:p>
+        <w:p>
+          <w:pPr>
+            <w:tabs>
+              <w:tab w:val="right" w:leader="dot" w:pos="8306"/>
+            </w:tabs>
+            <w:spacing w:before="0" w:after="50" w:line="264" w:lineRule="auto"/>
+            <w:ind w:left="440"/>
+          </w:pPr>
+          <w:r>
+            <w:rPr>
+              <w:rFonts w:ascii="Times New Roman" w:hAnsi="Times New Roman" w:cs="Times New Roman"/>
+              <w:color w:val="262626"/>
+              <w:sz w:val="22"/>
+            </w:rPr>
+            <w:t xml:space="preserve">6.3 Policy Testing</w:t>
+          </w:r>
+          <w:r>
+            <w:rPr>
+              <w:rFonts w:ascii="Times New Roman" w:hAnsi="Times New Roman" w:cs="Times New Roman"/>
+              <w:color w:val="262626"/>
+              <w:sz w:val="22"/>
+            </w:rPr>
+            <w:tab/>
+          </w:r>
+          <w:r>
+            <w:rPr>
+              <w:rFonts w:ascii="Times New Roman" w:hAnsi="Times New Roman" w:cs="Times New Roman"/>
+              <w:color w:val="262626"/>
+              <w:sz w:val="22"/>
+            </w:rPr>
+            <w:t>17</w:t>
+          </w:r>
+        </w:p>
+        <w:p>
+          <w:pPr>
+            <w:tabs>
+              <w:tab w:val="right" w:leader="dot" w:pos="8306"/>
+            </w:tabs>
+            <w:spacing w:before="0" w:after="50" w:line="264" w:lineRule="auto"/>
+            <w:ind w:left="440"/>
+          </w:pPr>
+          <w:r>
+            <w:rPr>
+              <w:rFonts w:ascii="Times New Roman" w:hAnsi="Times New Roman" w:cs="Times New Roman"/>
+              <w:color w:val="262626"/>
+              <w:sz w:val="22"/>
+            </w:rPr>
+            <w:t xml:space="preserve">6.4 Integration Testing</w:t>
+          </w:r>
+          <w:r>
+            <w:rPr>
+              <w:rFonts w:ascii="Times New Roman" w:hAnsi="Times New Roman" w:cs="Times New Roman"/>
+              <w:color w:val="262626"/>
+              <w:sz w:val="22"/>
+            </w:rPr>
+            <w:tab/>
+          </w:r>
+          <w:r>
+            <w:rPr>
+              <w:rFonts w:ascii="Times New Roman" w:hAnsi="Times New Roman" w:cs="Times New Roman"/>
+              <w:color w:val="262626"/>
+              <w:sz w:val="22"/>
+            </w:rPr>
+            <w:t>17</w:t>
+          </w:r>
+        </w:p>
+        <w:p>
+          <w:pPr>
+            <w:tabs>
+              <w:tab w:val="right" w:leader="dot" w:pos="8306"/>
+            </w:tabs>
+            <w:spacing w:before="0" w:after="50" w:line="264" w:lineRule="auto"/>
+            <w:ind w:left="440"/>
+          </w:pPr>
+          <w:r>
+            <w:rPr>
+              <w:rFonts w:ascii="Times New Roman" w:hAnsi="Times New Roman" w:cs="Times New Roman"/>
+              <w:color w:val="262626"/>
+              <w:sz w:val="22"/>
+            </w:rPr>
+            <w:t xml:space="preserve">6.5 Static Analysis</w:t>
+          </w:r>
+          <w:r>
+            <w:rPr>
+              <w:rFonts w:ascii="Times New Roman" w:hAnsi="Times New Roman" w:cs="Times New Roman"/>
+              <w:color w:val="262626"/>
+              <w:sz w:val="22"/>
+            </w:rPr>
+            <w:tab/>
+          </w:r>
+          <w:r>
+            <w:rPr>
+              <w:rFonts w:ascii="Times New Roman" w:hAnsi="Times New Roman" w:cs="Times New Roman"/>
+              <w:color w:val="262626"/>
+              <w:sz w:val="22"/>
+            </w:rPr>
+            <w:t>17</w:t>
+          </w:r>
+        </w:p>
+        <w:p>
+          <w:pPr>
+            <w:tabs>
+              <w:tab w:val="right" w:leader="dot" w:pos="8306"/>
+            </w:tabs>
+            <w:spacing w:before="0" w:after="50" w:line="264" w:lineRule="auto"/>
+            <w:ind w:left="440"/>
+          </w:pPr>
+          <w:r>
+            <w:rPr>
+              <w:rFonts w:ascii="Times New Roman" w:hAnsi="Times New Roman" w:cs="Times New Roman"/>
+              <w:color w:val="262626"/>
+              <w:sz w:val="22"/>
+            </w:rPr>
+            <w:t xml:space="preserve">6.6 Adversarial Validation</w:t>
+          </w:r>
+          <w:r>
+            <w:rPr>
+              <w:rFonts w:ascii="Times New Roman" w:hAnsi="Times New Roman" w:cs="Times New Roman"/>
+              <w:color w:val="262626"/>
+              <w:sz w:val="22"/>
+            </w:rPr>
+            <w:tab/>
+          </w:r>
+          <w:r>
+            <w:rPr>
+              <w:rFonts w:ascii="Times New Roman" w:hAnsi="Times New Roman" w:cs="Times New Roman"/>
+              <w:color w:val="262626"/>
+              <w:sz w:val="22"/>
+            </w:rPr>
+            <w:t>17</w:t>
+          </w:r>
+        </w:p>
+        <w:p>
+          <w:pPr>
+            <w:tabs>
+              <w:tab w:val="right" w:leader="dot" w:pos="8306"/>
+            </w:tabs>
+            <w:spacing w:before="0" w:after="50" w:line="264" w:lineRule="auto"/>
+            <w:ind w:left="440"/>
+          </w:pPr>
+          <w:r>
+            <w:rPr>
+              <w:rFonts w:ascii="Times New Roman" w:hAnsi="Times New Roman" w:cs="Times New Roman"/>
+              <w:color w:val="262626"/>
+              <w:sz w:val="22"/>
+            </w:rPr>
+            <w:t xml:space="preserve">6.7 Pilot Runs</w:t>
+          </w:r>
+          <w:r>
+            <w:rPr>
+              <w:rFonts w:ascii="Times New Roman" w:hAnsi="Times New Roman" w:cs="Times New Roman"/>
+              <w:color w:val="262626"/>
+              <w:sz w:val="22"/>
+            </w:rPr>
+            <w:tab/>
+          </w:r>
+          <w:r>
+            <w:rPr>
+              <w:rFonts w:ascii="Times New Roman" w:hAnsi="Times New Roman" w:cs="Times New Roman"/>
+              <w:color w:val="262626"/>
+              <w:sz w:val="22"/>
+            </w:rPr>
+            <w:t>18</w:t>
+          </w:r>
+        </w:p>
+        <w:p>
+          <w:pPr>
+            <w:tabs>
+              <w:tab w:val="right" w:leader="dot" w:pos="8306"/>
+            </w:tabs>
+            <w:spacing w:before="140" w:after="50" w:line="264" w:lineRule="auto"/>
             <w:ind w:left="0"/>
           </w:pPr>
           <w:r>
@@ -1248,13 +2058,398 @@
               <w:rFonts w:ascii="Times New Roman" w:hAnsi="Times New Roman" w:cs="Times New Roman"/>
               <w:b/>
               <w:color w:val="1F3864"/>
+              <w:sz w:val="24"/>
             </w:rPr>
-            <w:t xml:space="preserve">LIST OF TABLES</w:t>
+            <w:t xml:space="preserve">7. RESULTS AND DISCUSSION</w:t>
+          </w:r>
+          <w:r>
+            <w:rPr>
+              <w:rFonts w:ascii="Times New Roman" w:hAnsi="Times New Roman" w:cs="Times New Roman"/>
+              <w:b/>
+              <w:color w:val="1F3864"/>
+              <w:sz w:val="24"/>
+            </w:rPr>
+            <w:tab/>
+          </w:r>
+          <w:r>
+            <w:rPr>
+              <w:rFonts w:ascii="Times New Roman" w:hAnsi="Times New Roman" w:cs="Times New Roman"/>
+              <w:b/>
+              <w:color w:val="1F3864"/>
+              <w:sz w:val="24"/>
+            </w:rPr>
+            <w:t>19</w:t>
           </w:r>
         </w:p>
         <w:p>
           <w:pPr>
-            <w:spacing w:after="60" w:line="276" w:lineRule="auto"/>
+            <w:tabs>
+              <w:tab w:val="right" w:leader="dot" w:pos="8306"/>
+            </w:tabs>
+            <w:spacing w:before="0" w:after="50" w:line="264" w:lineRule="auto"/>
+            <w:ind w:left="440"/>
+          </w:pPr>
+          <w:r>
+            <w:rPr>
+              <w:rFonts w:ascii="Times New Roman" w:hAnsi="Times New Roman" w:cs="Times New Roman"/>
+              <w:color w:val="262626"/>
+              <w:sz w:val="22"/>
+            </w:rPr>
+            <w:t xml:space="preserve">7.1 Experimental Setup</w:t>
+          </w:r>
+          <w:r>
+            <w:rPr>
+              <w:rFonts w:ascii="Times New Roman" w:hAnsi="Times New Roman" w:cs="Times New Roman"/>
+              <w:color w:val="262626"/>
+              <w:sz w:val="22"/>
+            </w:rPr>
+            <w:tab/>
+          </w:r>
+          <w:r>
+            <w:rPr>
+              <w:rFonts w:ascii="Times New Roman" w:hAnsi="Times New Roman" w:cs="Times New Roman"/>
+              <w:color w:val="262626"/>
+              <w:sz w:val="22"/>
+            </w:rPr>
+            <w:t>19</w:t>
+          </w:r>
+        </w:p>
+        <w:p>
+          <w:pPr>
+            <w:tabs>
+              <w:tab w:val="right" w:leader="dot" w:pos="8306"/>
+            </w:tabs>
+            <w:spacing w:before="0" w:after="50" w:line="264" w:lineRule="auto"/>
+            <w:ind w:left="440"/>
+          </w:pPr>
+          <w:r>
+            <w:rPr>
+              <w:rFonts w:ascii="Times New Roman" w:hAnsi="Times New Roman" w:cs="Times New Roman"/>
+              <w:color w:val="262626"/>
+              <w:sz w:val="22"/>
+            </w:rPr>
+            <w:t xml:space="preserve">7.2 RQ1: Comparison with Static Orchestration</w:t>
+          </w:r>
+          <w:r>
+            <w:rPr>
+              <w:rFonts w:ascii="Times New Roman" w:hAnsi="Times New Roman" w:cs="Times New Roman"/>
+              <w:color w:val="262626"/>
+              <w:sz w:val="22"/>
+            </w:rPr>
+            <w:tab/>
+          </w:r>
+          <w:r>
+            <w:rPr>
+              <w:rFonts w:ascii="Times New Roman" w:hAnsi="Times New Roman" w:cs="Times New Roman"/>
+              <w:color w:val="262626"/>
+              <w:sz w:val="22"/>
+            </w:rPr>
+            <w:t>19</w:t>
+          </w:r>
+        </w:p>
+        <w:p>
+          <w:pPr>
+            <w:tabs>
+              <w:tab w:val="right" w:leader="dot" w:pos="8306"/>
+            </w:tabs>
+            <w:spacing w:before="0" w:after="50" w:line="264" w:lineRule="auto"/>
+            <w:ind w:left="440"/>
+          </w:pPr>
+          <w:r>
+            <w:rPr>
+              <w:rFonts w:ascii="Times New Roman" w:hAnsi="Times New Roman" w:cs="Times New Roman"/>
+              <w:color w:val="262626"/>
+              <w:sz w:val="22"/>
+            </w:rPr>
+            <w:t xml:space="preserve">7.3 RQ2: Comparison with Non-LLM Automation</w:t>
+          </w:r>
+          <w:r>
+            <w:rPr>
+              <w:rFonts w:ascii="Times New Roman" w:hAnsi="Times New Roman" w:cs="Times New Roman"/>
+              <w:color w:val="262626"/>
+              <w:sz w:val="22"/>
+            </w:rPr>
+            <w:tab/>
+          </w:r>
+          <w:r>
+            <w:rPr>
+              <w:rFonts w:ascii="Times New Roman" w:hAnsi="Times New Roman" w:cs="Times New Roman"/>
+              <w:color w:val="262626"/>
+              <w:sz w:val="22"/>
+            </w:rPr>
+            <w:t>21</w:t>
+          </w:r>
+        </w:p>
+        <w:p>
+          <w:pPr>
+            <w:tabs>
+              <w:tab w:val="right" w:leader="dot" w:pos="8306"/>
+            </w:tabs>
+            <w:spacing w:before="0" w:after="50" w:line="264" w:lineRule="auto"/>
+            <w:ind w:left="440"/>
+          </w:pPr>
+          <w:r>
+            <w:rPr>
+              <w:rFonts w:ascii="Times New Roman" w:hAnsi="Times New Roman" w:cs="Times New Roman"/>
+              <w:color w:val="262626"/>
+              <w:sz w:val="22"/>
+            </w:rPr>
+            <w:t xml:space="preserve">7.4 RQ3: Decision Quality</w:t>
+          </w:r>
+          <w:r>
+            <w:rPr>
+              <w:rFonts w:ascii="Times New Roman" w:hAnsi="Times New Roman" w:cs="Times New Roman"/>
+              <w:color w:val="262626"/>
+              <w:sz w:val="22"/>
+            </w:rPr>
+            <w:tab/>
+          </w:r>
+          <w:r>
+            <w:rPr>
+              <w:rFonts w:ascii="Times New Roman" w:hAnsi="Times New Roman" w:cs="Times New Roman"/>
+              <w:color w:val="262626"/>
+              <w:sz w:val="22"/>
+            </w:rPr>
+            <w:t>21</w:t>
+          </w:r>
+        </w:p>
+        <w:p>
+          <w:pPr>
+            <w:tabs>
+              <w:tab w:val="right" w:leader="dot" w:pos="8306"/>
+            </w:tabs>
+            <w:spacing w:before="0" w:after="50" w:line="264" w:lineRule="auto"/>
+            <w:ind w:left="440"/>
+          </w:pPr>
+          <w:r>
+            <w:rPr>
+              <w:rFonts w:ascii="Times New Roman" w:hAnsi="Times New Roman" w:cs="Times New Roman"/>
+              <w:color w:val="262626"/>
+              <w:sz w:val="22"/>
+            </w:rPr>
+            <w:t xml:space="preserve">7.5 Per-Scenario Behaviour</w:t>
+          </w:r>
+          <w:r>
+            <w:rPr>
+              <w:rFonts w:ascii="Times New Roman" w:hAnsi="Times New Roman" w:cs="Times New Roman"/>
+              <w:color w:val="262626"/>
+              <w:sz w:val="22"/>
+            </w:rPr>
+            <w:tab/>
+          </w:r>
+          <w:r>
+            <w:rPr>
+              <w:rFonts w:ascii="Times New Roman" w:hAnsi="Times New Roman" w:cs="Times New Roman"/>
+              <w:color w:val="262626"/>
+              <w:sz w:val="22"/>
+            </w:rPr>
+            <w:t>22</w:t>
+          </w:r>
+        </w:p>
+        <w:p>
+          <w:pPr>
+            <w:tabs>
+              <w:tab w:val="right" w:leader="dot" w:pos="8306"/>
+            </w:tabs>
+            <w:spacing w:before="0" w:after="50" w:line="264" w:lineRule="auto"/>
+            <w:ind w:left="440"/>
+          </w:pPr>
+          <w:r>
+            <w:rPr>
+              <w:rFonts w:ascii="Times New Roman" w:hAnsi="Times New Roman" w:cs="Times New Roman"/>
+              <w:color w:val="262626"/>
+              <w:sz w:val="22"/>
+            </w:rPr>
+            <w:t xml:space="preserve">7.6 RQ4: Mock Versus Live Evaluation</w:t>
+          </w:r>
+          <w:r>
+            <w:rPr>
+              <w:rFonts w:ascii="Times New Roman" w:hAnsi="Times New Roman" w:cs="Times New Roman"/>
+              <w:color w:val="262626"/>
+              <w:sz w:val="22"/>
+            </w:rPr>
+            <w:tab/>
+          </w:r>
+          <w:r>
+            <w:rPr>
+              <w:rFonts w:ascii="Times New Roman" w:hAnsi="Times New Roman" w:cs="Times New Roman"/>
+              <w:color w:val="262626"/>
+              <w:sz w:val="22"/>
+            </w:rPr>
+            <w:t>23</w:t>
+          </w:r>
+        </w:p>
+        <w:p>
+          <w:pPr>
+            <w:tabs>
+              <w:tab w:val="right" w:leader="dot" w:pos="8306"/>
+            </w:tabs>
+            <w:spacing w:before="0" w:after="50" w:line="264" w:lineRule="auto"/>
+            <w:ind w:left="440"/>
+          </w:pPr>
+          <w:r>
+            <w:rPr>
+              <w:rFonts w:ascii="Times New Roman" w:hAnsi="Times New Roman" w:cs="Times New Roman"/>
+              <w:color w:val="262626"/>
+              <w:sz w:val="22"/>
+            </w:rPr>
+            <w:t xml:space="preserve">7.7 LLM Accounting</w:t>
+          </w:r>
+          <w:r>
+            <w:rPr>
+              <w:rFonts w:ascii="Times New Roman" w:hAnsi="Times New Roman" w:cs="Times New Roman"/>
+              <w:color w:val="262626"/>
+              <w:sz w:val="22"/>
+            </w:rPr>
+            <w:tab/>
+          </w:r>
+          <w:r>
+            <w:rPr>
+              <w:rFonts w:ascii="Times New Roman" w:hAnsi="Times New Roman" w:cs="Times New Roman"/>
+              <w:color w:val="262626"/>
+              <w:sz w:val="22"/>
+            </w:rPr>
+            <w:t>23</w:t>
+          </w:r>
+        </w:p>
+        <w:p>
+          <w:pPr>
+            <w:tabs>
+              <w:tab w:val="right" w:leader="dot" w:pos="8306"/>
+            </w:tabs>
+            <w:spacing w:before="0" w:after="50" w:line="264" w:lineRule="auto"/>
+            <w:ind w:left="440"/>
+          </w:pPr>
+          <w:r>
+            <w:rPr>
+              <w:rFonts w:ascii="Times New Roman" w:hAnsi="Times New Roman" w:cs="Times New Roman"/>
+              <w:color w:val="262626"/>
+              <w:sz w:val="22"/>
+            </w:rPr>
+            <w:t xml:space="preserve">7.8 Sensitivity Analysis</w:t>
+          </w:r>
+          <w:r>
+            <w:rPr>
+              <w:rFonts w:ascii="Times New Roman" w:hAnsi="Times New Roman" w:cs="Times New Roman"/>
+              <w:color w:val="262626"/>
+              <w:sz w:val="22"/>
+            </w:rPr>
+            <w:tab/>
+          </w:r>
+          <w:r>
+            <w:rPr>
+              <w:rFonts w:ascii="Times New Roman" w:hAnsi="Times New Roman" w:cs="Times New Roman"/>
+              <w:color w:val="262626"/>
+              <w:sz w:val="22"/>
+            </w:rPr>
+            <w:t>24</w:t>
+          </w:r>
+        </w:p>
+        <w:p>
+          <w:pPr>
+            <w:tabs>
+              <w:tab w:val="right" w:leader="dot" w:pos="8306"/>
+            </w:tabs>
+            <w:spacing w:before="0" w:after="50" w:line="264" w:lineRule="auto"/>
+            <w:ind w:left="440"/>
+          </w:pPr>
+          <w:r>
+            <w:rPr>
+              <w:rFonts w:ascii="Times New Roman" w:hAnsi="Times New Roman" w:cs="Times New Roman"/>
+              <w:color w:val="262626"/>
+              <w:sz w:val="22"/>
+            </w:rPr>
+            <w:t xml:space="preserve">7.9 RQ5: Adversarial Containment</w:t>
+          </w:r>
+          <w:r>
+            <w:rPr>
+              <w:rFonts w:ascii="Times New Roman" w:hAnsi="Times New Roman" w:cs="Times New Roman"/>
+              <w:color w:val="262626"/>
+              <w:sz w:val="22"/>
+            </w:rPr>
+            <w:tab/>
+          </w:r>
+          <w:r>
+            <w:rPr>
+              <w:rFonts w:ascii="Times New Roman" w:hAnsi="Times New Roman" w:cs="Times New Roman"/>
+              <w:color w:val="262626"/>
+              <w:sz w:val="22"/>
+            </w:rPr>
+            <w:t>25</w:t>
+          </w:r>
+        </w:p>
+        <w:p>
+          <w:pPr>
+            <w:tabs>
+              <w:tab w:val="right" w:leader="dot" w:pos="8306"/>
+            </w:tabs>
+            <w:spacing w:before="0" w:after="50" w:line="264" w:lineRule="auto"/>
+            <w:ind w:left="440"/>
+          </w:pPr>
+          <w:r>
+            <w:rPr>
+              <w:rFonts w:ascii="Times New Roman" w:hAnsi="Times New Roman" w:cs="Times New Roman"/>
+              <w:color w:val="262626"/>
+              <w:sz w:val="22"/>
+            </w:rPr>
+            <w:t xml:space="preserve">7.10 Lessons Learned</w:t>
+          </w:r>
+          <w:r>
+            <w:rPr>
+              <w:rFonts w:ascii="Times New Roman" w:hAnsi="Times New Roman" w:cs="Times New Roman"/>
+              <w:color w:val="262626"/>
+              <w:sz w:val="22"/>
+            </w:rPr>
+            <w:tab/>
+          </w:r>
+          <w:r>
+            <w:rPr>
+              <w:rFonts w:ascii="Times New Roman" w:hAnsi="Times New Roman" w:cs="Times New Roman"/>
+              <w:color w:val="262626"/>
+              <w:sz w:val="22"/>
+            </w:rPr>
+            <w:t>26</w:t>
+          </w:r>
+        </w:p>
+        <w:p>
+          <w:pPr>
+            <w:tabs>
+              <w:tab w:val="right" w:leader="dot" w:pos="8306"/>
+            </w:tabs>
+            <w:spacing w:before="0" w:after="50" w:line="264" w:lineRule="auto"/>
+            <w:ind w:left="440"/>
+          </w:pPr>
+          <w:r>
+            <w:rPr>
+              <w:rFonts w:ascii="Times New Roman" w:hAnsi="Times New Roman" w:cs="Times New Roman"/>
+              <w:color w:val="262626"/>
+              <w:sz w:val="22"/>
+            </w:rPr>
+            <w:t xml:space="preserve">7.11 Limitations</w:t>
+          </w:r>
+          <w:r>
+            <w:rPr>
+              <w:rFonts w:ascii="Times New Roman" w:hAnsi="Times New Roman" w:cs="Times New Roman"/>
+              <w:color w:val="262626"/>
+              <w:sz w:val="22"/>
+            </w:rPr>
+            <w:tab/>
+          </w:r>
+          <w:r>
+            <w:rPr>
+              <w:rFonts w:ascii="Times New Roman" w:hAnsi="Times New Roman" w:cs="Times New Roman"/>
+              <w:color w:val="262626"/>
+              <w:sz w:val="22"/>
+            </w:rPr>
+            <w:t>26</w:t>
+          </w:r>
+        </w:p>
+        <w:p>
+          <w:pPr>
+            <w:tabs>
+              <w:tab w:val="right" w:leader="dot" w:pos="8306"/>
+            </w:tabs>
+            <w:spacing w:before="140" w:after="50" w:line="264" w:lineRule="auto"/>
             <w:ind w:left="0"/>
           </w:pPr>
           <w:r>
@@ -1262,13 +2457,101 @@
               <w:rFonts w:ascii="Times New Roman" w:hAnsi="Times New Roman" w:cs="Times New Roman"/>
               <w:b/>
               <w:color w:val="1F3864"/>
+              <w:sz w:val="24"/>
             </w:rPr>
-            <w:t xml:space="preserve">LIST OF ABBREVIATIONS</w:t>
+            <w:t xml:space="preserve">8. CONCLUSION AND FUTURE WORK</w:t>
+          </w:r>
+          <w:r>
+            <w:rPr>
+              <w:rFonts w:ascii="Times New Roman" w:hAnsi="Times New Roman" w:cs="Times New Roman"/>
+              <w:b/>
+              <w:color w:val="1F3864"/>
+              <w:sz w:val="24"/>
+            </w:rPr>
+            <w:tab/>
+          </w:r>
+          <w:r>
+            <w:rPr>
+              <w:rFonts w:ascii="Times New Roman" w:hAnsi="Times New Roman" w:cs="Times New Roman"/>
+              <w:b/>
+              <w:color w:val="1F3864"/>
+              <w:sz w:val="24"/>
+            </w:rPr>
+            <w:t>27</w:t>
           </w:r>
         </w:p>
         <w:p>
           <w:pPr>
-            <w:spacing w:after="60" w:line="276" w:lineRule="auto"/>
+            <w:tabs>
+              <w:tab w:val="right" w:leader="dot" w:pos="8306"/>
+            </w:tabs>
+            <w:spacing w:before="0" w:after="50" w:line="264" w:lineRule="auto"/>
+            <w:ind w:left="440"/>
+          </w:pPr>
+          <w:r>
+            <w:rPr>
+              <w:rFonts w:ascii="Times New Roman" w:hAnsi="Times New Roman" w:cs="Times New Roman"/>
+              <w:color w:val="262626"/>
+              <w:sz w:val="22"/>
+            </w:rPr>
+            <w:t xml:space="preserve">8.1 Conclusion</w:t>
+          </w:r>
+          <w:r>
+            <w:rPr>
+              <w:rFonts w:ascii="Times New Roman" w:hAnsi="Times New Roman" w:cs="Times New Roman"/>
+              <w:color w:val="262626"/>
+              <w:sz w:val="22"/>
+            </w:rPr>
+            <w:tab/>
+          </w:r>
+          <w:r>
+            <w:rPr>
+              <w:rFonts w:ascii="Times New Roman" w:hAnsi="Times New Roman" w:cs="Times New Roman"/>
+              <w:color w:val="262626"/>
+              <w:sz w:val="22"/>
+            </w:rPr>
+            <w:t>27</w:t>
+          </w:r>
+        </w:p>
+        <w:p>
+          <w:pPr>
+            <w:tabs>
+              <w:tab w:val="right" w:leader="dot" w:pos="8306"/>
+            </w:tabs>
+            <w:spacing w:before="0" w:after="50" w:line="264" w:lineRule="auto"/>
+            <w:ind w:left="440"/>
+          </w:pPr>
+          <w:r>
+            <w:rPr>
+              <w:rFonts w:ascii="Times New Roman" w:hAnsi="Times New Roman" w:cs="Times New Roman"/>
+              <w:color w:val="262626"/>
+              <w:sz w:val="22"/>
+            </w:rPr>
+            <w:t xml:space="preserve">8.2 Future Work</w:t>
+          </w:r>
+          <w:r>
+            <w:rPr>
+              <w:rFonts w:ascii="Times New Roman" w:hAnsi="Times New Roman" w:cs="Times New Roman"/>
+              <w:color w:val="262626"/>
+              <w:sz w:val="22"/>
+            </w:rPr>
+            <w:tab/>
+          </w:r>
+          <w:r>
+            <w:rPr>
+              <w:rFonts w:ascii="Times New Roman" w:hAnsi="Times New Roman" w:cs="Times New Roman"/>
+              <w:color w:val="262626"/>
+              <w:sz w:val="22"/>
+            </w:rPr>
+            <w:t>27</w:t>
+          </w:r>
+        </w:p>
+        <w:p>
+          <w:pPr>
+            <w:tabs>
+              <w:tab w:val="right" w:leader="dot" w:pos="8306"/>
+            </w:tabs>
+            <w:spacing w:before="140" w:after="50" w:line="264" w:lineRule="auto"/>
             <w:ind w:left="0"/>
           </w:pPr>
           <w:r>
@@ -1276,117 +2559,35 @@
               <w:rFonts w:ascii="Times New Roman" w:hAnsi="Times New Roman" w:cs="Times New Roman"/>
               <w:b/>
               <w:color w:val="1F3864"/>
+              <w:sz w:val="24"/>
             </w:rPr>
-            <w:t xml:space="preserve">1. INTRODUCTION</w:t>
+            <w:t xml:space="preserve">REFERENCES</w:t>
+          </w:r>
+          <w:r>
+            <w:rPr>
+              <w:rFonts w:ascii="Times New Roman" w:hAnsi="Times New Roman" w:cs="Times New Roman"/>
+              <w:b/>
+              <w:color w:val="1F3864"/>
+              <w:sz w:val="24"/>
+            </w:rPr>
+            <w:tab/>
+          </w:r>
+          <w:r>
+            <w:rPr>
+              <w:rFonts w:ascii="Times New Roman" w:hAnsi="Times New Roman" w:cs="Times New Roman"/>
+              <w:b/>
+              <w:color w:val="1F3864"/>
+              <w:sz w:val="24"/>
+            </w:rPr>
+            <w:t>28</w:t>
           </w:r>
         </w:p>
         <w:p>
           <w:pPr>
-            <w:spacing w:after="60" w:line="276" w:lineRule="auto"/>
-            <w:ind w:left="360"/>
-          </w:pPr>
-          <w:r>
-            <w:rPr>
-              <w:rFonts w:ascii="Times New Roman" w:hAnsi="Times New Roman" w:cs="Times New Roman"/>
-              <w:color w:val="000000"/>
-            </w:rPr>
-            <w:t xml:space="preserve">1.1 Background</w:t>
-          </w:r>
-        </w:p>
-        <w:p>
-          <w:pPr>
-            <w:spacing w:after="60" w:line="276" w:lineRule="auto"/>
-            <w:ind w:left="360"/>
-          </w:pPr>
-          <w:r>
-            <w:rPr>
-              <w:rFonts w:ascii="Times New Roman" w:hAnsi="Times New Roman" w:cs="Times New Roman"/>
-              <w:color w:val="000000"/>
-            </w:rPr>
-            <w:t xml:space="preserve">1.2 Motivation</w:t>
-          </w:r>
-        </w:p>
-        <w:p>
-          <w:pPr>
-            <w:spacing w:after="60" w:line="276" w:lineRule="auto"/>
-            <w:ind w:left="360"/>
-          </w:pPr>
-          <w:r>
-            <w:rPr>
-              <w:rFonts w:ascii="Times New Roman" w:hAnsi="Times New Roman" w:cs="Times New Roman"/>
-              <w:color w:val="000000"/>
-            </w:rPr>
-            <w:t xml:space="preserve">1.3 Problem Statement</w:t>
-          </w:r>
-        </w:p>
-        <w:p>
-          <w:pPr>
-            <w:spacing w:after="60" w:line="276" w:lineRule="auto"/>
-            <w:ind w:left="360"/>
-          </w:pPr>
-          <w:r>
-            <w:rPr>
-              <w:rFonts w:ascii="Times New Roman" w:hAnsi="Times New Roman" w:cs="Times New Roman"/>
-              <w:color w:val="000000"/>
-            </w:rPr>
-            <w:t xml:space="preserve">1.4 Objectives</w:t>
-          </w:r>
-        </w:p>
-        <w:p>
-          <w:pPr>
-            <w:spacing w:after="60" w:line="276" w:lineRule="auto"/>
-            <w:ind w:left="360"/>
-          </w:pPr>
-          <w:r>
-            <w:rPr>
-              <w:rFonts w:ascii="Times New Roman" w:hAnsi="Times New Roman" w:cs="Times New Roman"/>
-              <w:color w:val="000000"/>
-            </w:rPr>
-            <w:t xml:space="preserve">1.5 Research Questions</w:t>
-          </w:r>
-        </w:p>
-        <w:p>
-          <w:pPr>
-            <w:spacing w:after="60" w:line="276" w:lineRule="auto"/>
-            <w:ind w:left="360"/>
-          </w:pPr>
-          <w:r>
-            <w:rPr>
-              <w:rFonts w:ascii="Times New Roman" w:hAnsi="Times New Roman" w:cs="Times New Roman"/>
-              <w:color w:val="000000"/>
-            </w:rPr>
-            <w:t xml:space="preserve">1.6 Scope of the Project</w:t>
-          </w:r>
-        </w:p>
-        <w:p>
-          <w:pPr>
-            <w:spacing w:after="60" w:line="276" w:lineRule="auto"/>
-            <w:ind w:left="360"/>
-          </w:pPr>
-          <w:r>
-            <w:rPr>
-              <w:rFonts w:ascii="Times New Roman" w:hAnsi="Times New Roman" w:cs="Times New Roman"/>
-              <w:color w:val="000000"/>
-            </w:rPr>
-            <w:t xml:space="preserve">1.7 Contributions</w:t>
-          </w:r>
-        </w:p>
-        <w:p>
-          <w:pPr>
-            <w:spacing w:after="60" w:line="276" w:lineRule="auto"/>
-            <w:ind w:left="360"/>
-          </w:pPr>
-          <w:r>
-            <w:rPr>
-              <w:rFonts w:ascii="Times New Roman" w:hAnsi="Times New Roman" w:cs="Times New Roman"/>
-              <w:color w:val="000000"/>
-            </w:rPr>
-            <w:t xml:space="preserve">1.8 Organization of the Report</w:t>
-          </w:r>
-        </w:p>
-        <w:p>
-          <w:pPr>
-            <w:spacing w:after="60" w:line="276" w:lineRule="auto"/>
+            <w:tabs>
+              <w:tab w:val="right" w:leader="dot" w:pos="8306"/>
+            </w:tabs>
+            <w:spacing w:before="140" w:after="50" w:line="264" w:lineRule="auto"/>
             <w:ind w:left="0"/>
           </w:pPr>
           <w:r>
@@ -1394,861 +2595,27 @@
               <w:rFonts w:ascii="Times New Roman" w:hAnsi="Times New Roman" w:cs="Times New Roman"/>
               <w:b/>
               <w:color w:val="1F3864"/>
+              <w:sz w:val="24"/>
             </w:rPr>
-            <w:t xml:space="preserve">2. LITERATURE SURVEY</w:t>
+            <w:t xml:space="preserve">APPENDIX A: REPRODUCTION GUIDE</w:t>
           </w:r>
-        </w:p>
-        <w:p>
-          <w:pPr>
-            <w:spacing w:after="60" w:line="276" w:lineRule="auto"/>
-            <w:ind w:left="360"/>
-          </w:pPr>
-          <w:r>
-            <w:rPr>
-              <w:rFonts w:ascii="Times New Roman" w:hAnsi="Times New Roman" w:cs="Times New Roman"/>
-              <w:color w:val="000000"/>
-            </w:rPr>
-            <w:t xml:space="preserve">2.1 The Base Architecture</w:t>
-          </w:r>
-        </w:p>
-        <w:p>
-          <w:pPr>
-            <w:spacing w:after="60" w:line="276" w:lineRule="auto"/>
-            <w:ind w:left="360"/>
-          </w:pPr>
-          <w:r>
-            <w:rPr>
-              <w:rFonts w:ascii="Times New Roman" w:hAnsi="Times New Roman" w:cs="Times New Roman"/>
-              <w:color w:val="000000"/>
-            </w:rPr>
-            <w:t xml:space="preserve">2.2 Workflow Orchestration and Heuristic Automation</w:t>
-          </w:r>
-        </w:p>
-        <w:p>
-          <w:pPr>
-            <w:spacing w:after="60" w:line="276" w:lineRule="auto"/>
-            <w:ind w:left="360"/>
-          </w:pPr>
-          <w:r>
-            <w:rPr>
-              <w:rFonts w:ascii="Times New Roman" w:hAnsi="Times New Roman" w:cs="Times New Roman"/>
-              <w:color w:val="000000"/>
-            </w:rPr>
-            <w:t xml:space="preserve">2.3 LLM Agents for Cloud Operations</w:t>
-          </w:r>
-        </w:p>
-        <w:p>
-          <w:pPr>
-            <w:spacing w:after="60" w:line="276" w:lineRule="auto"/>
-            <w:ind w:left="360"/>
-          </w:pPr>
-          <w:r>
-            <w:rPr>
-              <w:rFonts w:ascii="Times New Roman" w:hAnsi="Times New Roman" w:cs="Times New Roman"/>
-              <w:color w:val="000000"/>
-            </w:rPr>
-            <w:t xml:space="preserve">2.4 Evaluation Validity for LLM Agents</w:t>
-          </w:r>
-        </w:p>
-        <w:p>
-          <w:pPr>
-            <w:spacing w:after="60" w:line="276" w:lineRule="auto"/>
-            <w:ind w:left="360"/>
-          </w:pPr>
-          <w:r>
-            <w:rPr>
-              <w:rFonts w:ascii="Times New Roman" w:hAnsi="Times New Roman" w:cs="Times New Roman"/>
-              <w:color w:val="000000"/>
-            </w:rPr>
-            <w:t xml:space="preserve">2.5 Graduated Autonomy and Runtime Policy</w:t>
-          </w:r>
-        </w:p>
-        <w:p>
-          <w:pPr>
-            <w:spacing w:after="60" w:line="276" w:lineRule="auto"/>
-            <w:ind w:left="360"/>
-          </w:pPr>
-          <w:r>
-            <w:rPr>
-              <w:rFonts w:ascii="Times New Roman" w:hAnsi="Times New Roman" w:cs="Times New Roman"/>
-              <w:color w:val="000000"/>
-            </w:rPr>
-            <w:t xml:space="preserve">2.6 Adversarial Evaluation and Decision Quality</w:t>
-          </w:r>
-        </w:p>
-        <w:p>
-          <w:pPr>
-            <w:spacing w:after="60" w:line="276" w:lineRule="auto"/>
-            <w:ind w:left="360"/>
-          </w:pPr>
-          <w:r>
-            <w:rPr>
-              <w:rFonts w:ascii="Times New Roman" w:hAnsi="Times New Roman" w:cs="Times New Roman"/>
-              <w:color w:val="000000"/>
-            </w:rPr>
-            <w:t xml:space="preserve">2.7 Fault Injection and Statistical Methods</w:t>
-          </w:r>
-        </w:p>
-        <w:p>
-          <w:pPr>
-            <w:spacing w:after="60" w:line="276" w:lineRule="auto"/>
-            <w:ind w:left="360"/>
-          </w:pPr>
-          <w:r>
-            <w:rPr>
-              <w:rFonts w:ascii="Times New Roman" w:hAnsi="Times New Roman" w:cs="Times New Roman"/>
-              <w:color w:val="000000"/>
-            </w:rPr>
-            <w:t xml:space="preserve">2.8 Research Gap</w:t>
-          </w:r>
-        </w:p>
-        <w:p>
-          <w:pPr>
-            <w:spacing w:after="60" w:line="276" w:lineRule="auto"/>
-            <w:ind w:left="0"/>
-          </w:pPr>
           <w:r>
             <w:rPr>
               <w:rFonts w:ascii="Times New Roman" w:hAnsi="Times New Roman" w:cs="Times New Roman"/>
               <w:b/>
               <w:color w:val="1F3864"/>
+              <w:sz w:val="24"/>
             </w:rPr>
-            <w:t xml:space="preserve">3. SYSTEM ANALYSIS AND REQUIREMENTS</w:t>
+            <w:tab/>
           </w:r>
-        </w:p>
-        <w:p>
-          <w:pPr>
-            <w:spacing w:after="60" w:line="276" w:lineRule="auto"/>
-            <w:ind w:left="360"/>
-          </w:pPr>
-          <w:r>
-            <w:rPr>
-              <w:rFonts w:ascii="Times New Roman" w:hAnsi="Times New Roman" w:cs="Times New Roman"/>
-              <w:color w:val="000000"/>
-            </w:rPr>
-            <w:t xml:space="preserve">3.1 Existing System</w:t>
-          </w:r>
-        </w:p>
-        <w:p>
-          <w:pPr>
-            <w:spacing w:after="60" w:line="276" w:lineRule="auto"/>
-            <w:ind w:left="720"/>
-          </w:pPr>
-          <w:r>
-            <w:rPr>
-              <w:rFonts w:ascii="Times New Roman" w:hAnsi="Times New Roman" w:cs="Times New Roman"/>
-              <w:color w:val="000000"/>
-            </w:rPr>
-            <w:t xml:space="preserve">3.1.1 Limitations of the Existing System</w:t>
-          </w:r>
-        </w:p>
-        <w:p>
-          <w:pPr>
-            <w:spacing w:after="60" w:line="276" w:lineRule="auto"/>
-            <w:ind w:left="360"/>
-          </w:pPr>
-          <w:r>
-            <w:rPr>
-              <w:rFonts w:ascii="Times New Roman" w:hAnsi="Times New Roman" w:cs="Times New Roman"/>
-              <w:color w:val="000000"/>
-            </w:rPr>
-            <w:t xml:space="preserve">3.2 Proposed System</w:t>
-          </w:r>
-        </w:p>
-        <w:p>
-          <w:pPr>
-            <w:spacing w:after="60" w:line="276" w:lineRule="auto"/>
-            <w:ind w:left="720"/>
-          </w:pPr>
-          <w:r>
-            <w:rPr>
-              <w:rFonts w:ascii="Times New Roman" w:hAnsi="Times New Roman" w:cs="Times New Roman"/>
-              <w:color w:val="000000"/>
-            </w:rPr>
-            <w:t xml:space="preserve">3.2.1 Advantages of the Proposed System</w:t>
-          </w:r>
-        </w:p>
-        <w:p>
-          <w:pPr>
-            <w:spacing w:after="60" w:line="276" w:lineRule="auto"/>
-            <w:ind w:left="360"/>
-          </w:pPr>
-          <w:r>
-            <w:rPr>
-              <w:rFonts w:ascii="Times New Roman" w:hAnsi="Times New Roman" w:cs="Times New Roman"/>
-              <w:color w:val="000000"/>
-            </w:rPr>
-            <w:t xml:space="preserve">3.3 Feasibility Study</w:t>
-          </w:r>
-        </w:p>
-        <w:p>
-          <w:pPr>
-            <w:spacing w:after="60" w:line="276" w:lineRule="auto"/>
-            <w:ind w:left="720"/>
-          </w:pPr>
-          <w:r>
-            <w:rPr>
-              <w:rFonts w:ascii="Times New Roman" w:hAnsi="Times New Roman" w:cs="Times New Roman"/>
-              <w:color w:val="000000"/>
-            </w:rPr>
-            <w:t xml:space="preserve">3.3.1 Technical Feasibility</w:t>
-          </w:r>
-        </w:p>
-        <w:p>
-          <w:pPr>
-            <w:spacing w:after="60" w:line="276" w:lineRule="auto"/>
-            <w:ind w:left="720"/>
-          </w:pPr>
-          <w:r>
-            <w:rPr>
-              <w:rFonts w:ascii="Times New Roman" w:hAnsi="Times New Roman" w:cs="Times New Roman"/>
-              <w:color w:val="000000"/>
-            </w:rPr>
-            <w:t xml:space="preserve">3.3.2 Economic Feasibility</w:t>
-          </w:r>
-        </w:p>
-        <w:p>
-          <w:pPr>
-            <w:spacing w:after="60" w:line="276" w:lineRule="auto"/>
-            <w:ind w:left="720"/>
-          </w:pPr>
-          <w:r>
-            <w:rPr>
-              <w:rFonts w:ascii="Times New Roman" w:hAnsi="Times New Roman" w:cs="Times New Roman"/>
-              <w:color w:val="000000"/>
-            </w:rPr>
-            <w:t xml:space="preserve">3.3.3 Operational Feasibility</w:t>
-          </w:r>
-        </w:p>
-        <w:p>
-          <w:pPr>
-            <w:spacing w:after="60" w:line="276" w:lineRule="auto"/>
-            <w:ind w:left="360"/>
-          </w:pPr>
-          <w:r>
-            <w:rPr>
-              <w:rFonts w:ascii="Times New Roman" w:hAnsi="Times New Roman" w:cs="Times New Roman"/>
-              <w:color w:val="000000"/>
-            </w:rPr>
-            <w:t xml:space="preserve">3.4 Hardware and Software Requirements</w:t>
-          </w:r>
-        </w:p>
-        <w:p>
-          <w:pPr>
-            <w:spacing w:after="60" w:line="276" w:lineRule="auto"/>
-            <w:ind w:left="360"/>
-          </w:pPr>
-          <w:r>
-            <w:rPr>
-              <w:rFonts w:ascii="Times New Roman" w:hAnsi="Times New Roman" w:cs="Times New Roman"/>
-              <w:color w:val="000000"/>
-            </w:rPr>
-            <w:t xml:space="preserve">3.5 Functional Requirements</w:t>
-          </w:r>
-        </w:p>
-        <w:p>
-          <w:pPr>
-            <w:spacing w:after="60" w:line="276" w:lineRule="auto"/>
-            <w:ind w:left="360"/>
-          </w:pPr>
-          <w:r>
-            <w:rPr>
-              <w:rFonts w:ascii="Times New Roman" w:hAnsi="Times New Roman" w:cs="Times New Roman"/>
-              <w:color w:val="000000"/>
-            </w:rPr>
-            <w:t xml:space="preserve">3.6 Non-Functional Requirements</w:t>
-          </w:r>
-        </w:p>
-        <w:p>
-          <w:pPr>
-            <w:spacing w:after="60" w:line="276" w:lineRule="auto"/>
-            <w:ind w:left="0"/>
-          </w:pPr>
           <w:r>
             <w:rPr>
               <w:rFonts w:ascii="Times New Roman" w:hAnsi="Times New Roman" w:cs="Times New Roman"/>
               <w:b/>
               <w:color w:val="1F3864"/>
+              <w:sz w:val="24"/>
             </w:rPr>
-            <w:t xml:space="preserve">4. SYSTEM DESIGN</w:t>
-          </w:r>
-        </w:p>
-        <w:p>
-          <w:pPr>
-            <w:spacing w:after="60" w:line="276" w:lineRule="auto"/>
-            <w:ind w:left="360"/>
-          </w:pPr>
-          <w:r>
-            <w:rPr>
-              <w:rFonts w:ascii="Times New Roman" w:hAnsi="Times New Roman" w:cs="Times New Roman"/>
-              <w:color w:val="000000"/>
-            </w:rPr>
-            <w:t xml:space="preserve">4.1 Architecture Overview</w:t>
-          </w:r>
-        </w:p>
-        <w:p>
-          <w:pPr>
-            <w:spacing w:after="60" w:line="276" w:lineRule="auto"/>
-            <w:ind w:left="360"/>
-          </w:pPr>
-          <w:r>
-            <w:rPr>
-              <w:rFonts w:ascii="Times New Roman" w:hAnsi="Times New Roman" w:cs="Times New Roman"/>
-              <w:color w:val="000000"/>
-            </w:rPr>
-            <w:t xml:space="preserve">4.2 Problem Formulation</w:t>
-          </w:r>
-        </w:p>
-        <w:p>
-          <w:pPr>
-            <w:spacing w:after="60" w:line="276" w:lineRule="auto"/>
-            <w:ind w:left="720"/>
-          </w:pPr>
-          <w:r>
-            <w:rPr>
-              <w:rFonts w:ascii="Times New Roman" w:hAnsi="Times New Roman" w:cs="Times New Roman"/>
-              <w:color w:val="000000"/>
-            </w:rPr>
-            <w:t xml:space="preserve">4.2.1 Gate Semantics</w:t>
-          </w:r>
-        </w:p>
-        <w:p>
-          <w:pPr>
-            <w:spacing w:after="60" w:line="276" w:lineRule="auto"/>
-            <w:ind w:left="720"/>
-          </w:pPr>
-          <w:r>
-            <w:rPr>
-              <w:rFonts w:ascii="Times New Roman" w:hAnsi="Times New Roman" w:cs="Times New Roman"/>
-              <w:color w:val="000000"/>
-            </w:rPr>
-            <w:t xml:space="preserve">4.2.2 Metrics</w:t>
-          </w:r>
-        </w:p>
-        <w:p>
-          <w:pPr>
-            <w:spacing w:after="60" w:line="276" w:lineRule="auto"/>
-            <w:ind w:left="360"/>
-          </w:pPr>
-          <w:r>
-            <w:rPr>
-              <w:rFonts w:ascii="Times New Roman" w:hAnsi="Times New Roman" w:cs="Times New Roman"/>
-              <w:color w:val="000000"/>
-            </w:rPr>
-            <w:t xml:space="preserve">4.3 Action Contract</w:t>
-          </w:r>
-        </w:p>
-        <w:p>
-          <w:pPr>
-            <w:spacing w:after="60" w:line="276" w:lineRule="auto"/>
-            <w:ind w:left="360"/>
-          </w:pPr>
-          <w:r>
-            <w:rPr>
-              <w:rFonts w:ascii="Times New Roman" w:hAnsi="Times New Roman" w:cs="Times New Roman"/>
-              <w:color w:val="000000"/>
-            </w:rPr>
-            <w:t xml:space="preserve">4.4 Control Loop Design</w:t>
-          </w:r>
-        </w:p>
-        <w:p>
-          <w:pPr>
-            <w:spacing w:after="60" w:line="276" w:lineRule="auto"/>
-            <w:ind w:left="360"/>
-          </w:pPr>
-          <w:r>
-            <w:rPr>
-              <w:rFonts w:ascii="Times New Roman" w:hAnsi="Times New Roman" w:cs="Times New Roman"/>
-              <w:color w:val="000000"/>
-            </w:rPr>
-            <w:t xml:space="preserve">4.5 Database Design</w:t>
-          </w:r>
-        </w:p>
-        <w:p>
-          <w:pPr>
-            <w:spacing w:after="60" w:line="276" w:lineRule="auto"/>
-            <w:ind w:left="360"/>
-          </w:pPr>
-          <w:r>
-            <w:rPr>
-              <w:rFonts w:ascii="Times New Roman" w:hAnsi="Times New Roman" w:cs="Times New Roman"/>
-              <w:color w:val="000000"/>
-            </w:rPr>
-            <w:t xml:space="preserve">4.6 Data Flow</w:t>
-          </w:r>
-        </w:p>
-        <w:p>
-          <w:pPr>
-            <w:spacing w:after="60" w:line="276" w:lineRule="auto"/>
-            <w:ind w:left="0"/>
-          </w:pPr>
-          <w:r>
-            <w:rPr>
-              <w:rFonts w:ascii="Times New Roman" w:hAnsi="Times New Roman" w:cs="Times New Roman"/>
-              <w:b/>
-              <w:color w:val="1F3864"/>
-            </w:rPr>
-            <w:t xml:space="preserve">5. IMPLEMENTATION</w:t>
-          </w:r>
-        </w:p>
-        <w:p>
-          <w:pPr>
-            <w:spacing w:after="60" w:line="276" w:lineRule="auto"/>
-            <w:ind w:left="360"/>
-          </w:pPr>
-          <w:r>
-            <w:rPr>
-              <w:rFonts w:ascii="Times New Roman" w:hAnsi="Times New Roman" w:cs="Times New Roman"/>
-              <w:color w:val="000000"/>
-            </w:rPr>
-            <w:t xml:space="preserve">5.1 Technology Stack</w:t>
-          </w:r>
-        </w:p>
-        <w:p>
-          <w:pPr>
-            <w:spacing w:after="60" w:line="276" w:lineRule="auto"/>
-            <w:ind w:left="360"/>
-          </w:pPr>
-          <w:r>
-            <w:rPr>
-              <w:rFonts w:ascii="Times New Roman" w:hAnsi="Times New Roman" w:cs="Times New Roman"/>
-              <w:color w:val="000000"/>
-            </w:rPr>
-            <w:t xml:space="preserve">5.2 Project Structure</w:t>
-          </w:r>
-        </w:p>
-        <w:p>
-          <w:pPr>
-            <w:spacing w:after="60" w:line="276" w:lineRule="auto"/>
-            <w:ind w:left="360"/>
-          </w:pPr>
-          <w:r>
-            <w:rPr>
-              <w:rFonts w:ascii="Times New Roman" w:hAnsi="Times New Roman" w:cs="Times New Roman"/>
-              <w:color w:val="000000"/>
-            </w:rPr>
-            <w:t xml:space="preserve">5.3 Data Plane and Telemetry</w:t>
-          </w:r>
-        </w:p>
-        <w:p>
-          <w:pPr>
-            <w:spacing w:after="60" w:line="276" w:lineRule="auto"/>
-            <w:ind w:left="360"/>
-          </w:pPr>
-          <w:r>
-            <w:rPr>
-              <w:rFonts w:ascii="Times New Roman" w:hAnsi="Times New Roman" w:cs="Times New Roman"/>
-              <w:color w:val="000000"/>
-            </w:rPr>
-            <w:t xml:space="preserve">5.4 Agents and the LLM Client</w:t>
-          </w:r>
-        </w:p>
-        <w:p>
-          <w:pPr>
-            <w:spacing w:after="60" w:line="276" w:lineRule="auto"/>
-            <w:ind w:left="360"/>
-          </w:pPr>
-          <w:r>
-            <w:rPr>
-              <w:rFonts w:ascii="Times New Roman" w:hAnsi="Times New Roman" w:cs="Times New Roman"/>
-              <w:color w:val="000000"/>
-            </w:rPr>
-            <w:t xml:space="preserve">5.5 Action Contract</w:t>
-          </w:r>
-        </w:p>
-        <w:p>
-          <w:pPr>
-            <w:spacing w:after="60" w:line="276" w:lineRule="auto"/>
-            <w:ind w:left="360"/>
-          </w:pPr>
-          <w:r>
-            <w:rPr>
-              <w:rFonts w:ascii="Times New Roman" w:hAnsi="Times New Roman" w:cs="Times New Roman"/>
-              <w:color w:val="000000"/>
-            </w:rPr>
-            <w:t xml:space="preserve">5.6 Policy Engine</w:t>
-          </w:r>
-        </w:p>
-        <w:p>
-          <w:pPr>
-            <w:spacing w:after="60" w:line="276" w:lineRule="auto"/>
-            <w:ind w:left="360"/>
-          </w:pPr>
-          <w:r>
-            <w:rPr>
-              <w:rFonts w:ascii="Times New Roman" w:hAnsi="Times New Roman" w:cs="Times New Roman"/>
-              <w:color w:val="000000"/>
-            </w:rPr>
-            <w:t xml:space="preserve">5.7 Execution and Write-Ahead Audit</w:t>
-          </w:r>
-        </w:p>
-        <w:p>
-          <w:pPr>
-            <w:spacing w:after="60" w:line="276" w:lineRule="auto"/>
-            <w:ind w:left="360"/>
-          </w:pPr>
-          <w:r>
-            <w:rPr>
-              <w:rFonts w:ascii="Times New Roman" w:hAnsi="Times New Roman" w:cs="Times New Roman"/>
-              <w:color w:val="000000"/>
-            </w:rPr>
-            <w:t xml:space="preserve">5.8 Fault Injection and Experiment Harness</w:t>
-          </w:r>
-        </w:p>
-        <w:p>
-          <w:pPr>
-            <w:spacing w:after="60" w:line="276" w:lineRule="auto"/>
-            <w:ind w:left="360"/>
-          </w:pPr>
-          <w:r>
-            <w:rPr>
-              <w:rFonts w:ascii="Times New Roman" w:hAnsi="Times New Roman" w:cs="Times New Roman"/>
-              <w:color w:val="000000"/>
-            </w:rPr>
-            <w:t xml:space="preserve">5.9 Analysis and Artifact Generation</w:t>
-          </w:r>
-        </w:p>
-        <w:p>
-          <w:pPr>
-            <w:spacing w:after="60" w:line="276" w:lineRule="auto"/>
-            <w:ind w:left="360"/>
-          </w:pPr>
-          <w:r>
-            <w:rPr>
-              <w:rFonts w:ascii="Times New Roman" w:hAnsi="Times New Roman" w:cs="Times New Roman"/>
-              <w:color w:val="000000"/>
-            </w:rPr>
-            <w:t xml:space="preserve">5.10 Operator API and Dashboard</w:t>
-          </w:r>
-        </w:p>
-        <w:p>
-          <w:pPr>
-            <w:spacing w:after="60" w:line="276" w:lineRule="auto"/>
-            <w:ind w:left="0"/>
-          </w:pPr>
-          <w:r>
-            <w:rPr>
-              <w:rFonts w:ascii="Times New Roman" w:hAnsi="Times New Roman" w:cs="Times New Roman"/>
-              <w:b/>
-              <w:color w:val="1F3864"/>
-            </w:rPr>
-            <w:t xml:space="preserve">6. TESTING AND VALIDATION</w:t>
-          </w:r>
-        </w:p>
-        <w:p>
-          <w:pPr>
-            <w:spacing w:after="60" w:line="276" w:lineRule="auto"/>
-            <w:ind w:left="360"/>
-          </w:pPr>
-          <w:r>
-            <w:rPr>
-              <w:rFonts w:ascii="Times New Roman" w:hAnsi="Times New Roman" w:cs="Times New Roman"/>
-              <w:color w:val="000000"/>
-            </w:rPr>
-            <w:t xml:space="preserve">6.1 Testing Strategy</w:t>
-          </w:r>
-        </w:p>
-        <w:p>
-          <w:pPr>
-            <w:spacing w:after="60" w:line="276" w:lineRule="auto"/>
-            <w:ind w:left="360"/>
-          </w:pPr>
-          <w:r>
-            <w:rPr>
-              <w:rFonts w:ascii="Times New Roman" w:hAnsi="Times New Roman" w:cs="Times New Roman"/>
-              <w:color w:val="000000"/>
-            </w:rPr>
-            <w:t xml:space="preserve">6.2 Unit Testing</w:t>
-          </w:r>
-        </w:p>
-        <w:p>
-          <w:pPr>
-            <w:spacing w:after="60" w:line="276" w:lineRule="auto"/>
-            <w:ind w:left="360"/>
-          </w:pPr>
-          <w:r>
-            <w:rPr>
-              <w:rFonts w:ascii="Times New Roman" w:hAnsi="Times New Roman" w:cs="Times New Roman"/>
-              <w:color w:val="000000"/>
-            </w:rPr>
-            <w:t xml:space="preserve">6.3 Policy Testing</w:t>
-          </w:r>
-        </w:p>
-        <w:p>
-          <w:pPr>
-            <w:spacing w:after="60" w:line="276" w:lineRule="auto"/>
-            <w:ind w:left="360"/>
-          </w:pPr>
-          <w:r>
-            <w:rPr>
-              <w:rFonts w:ascii="Times New Roman" w:hAnsi="Times New Roman" w:cs="Times New Roman"/>
-              <w:color w:val="000000"/>
-            </w:rPr>
-            <w:t xml:space="preserve">6.4 Integration Testing</w:t>
-          </w:r>
-        </w:p>
-        <w:p>
-          <w:pPr>
-            <w:spacing w:after="60" w:line="276" w:lineRule="auto"/>
-            <w:ind w:left="360"/>
-          </w:pPr>
-          <w:r>
-            <w:rPr>
-              <w:rFonts w:ascii="Times New Roman" w:hAnsi="Times New Roman" w:cs="Times New Roman"/>
-              <w:color w:val="000000"/>
-            </w:rPr>
-            <w:t xml:space="preserve">6.5 Static Analysis</w:t>
-          </w:r>
-        </w:p>
-        <w:p>
-          <w:pPr>
-            <w:spacing w:after="60" w:line="276" w:lineRule="auto"/>
-            <w:ind w:left="360"/>
-          </w:pPr>
-          <w:r>
-            <w:rPr>
-              <w:rFonts w:ascii="Times New Roman" w:hAnsi="Times New Roman" w:cs="Times New Roman"/>
-              <w:color w:val="000000"/>
-            </w:rPr>
-            <w:t xml:space="preserve">6.6 Adversarial Validation</w:t>
-          </w:r>
-        </w:p>
-        <w:p>
-          <w:pPr>
-            <w:spacing w:after="60" w:line="276" w:lineRule="auto"/>
-            <w:ind w:left="360"/>
-          </w:pPr>
-          <w:r>
-            <w:rPr>
-              <w:rFonts w:ascii="Times New Roman" w:hAnsi="Times New Roman" w:cs="Times New Roman"/>
-              <w:color w:val="000000"/>
-            </w:rPr>
-            <w:t xml:space="preserve">6.7 Pilot Runs</w:t>
-          </w:r>
-        </w:p>
-        <w:p>
-          <w:pPr>
-            <w:spacing w:after="60" w:line="276" w:lineRule="auto"/>
-            <w:ind w:left="0"/>
-          </w:pPr>
-          <w:r>
-            <w:rPr>
-              <w:rFonts w:ascii="Times New Roman" w:hAnsi="Times New Roman" w:cs="Times New Roman"/>
-              <w:b/>
-              <w:color w:val="1F3864"/>
-            </w:rPr>
-            <w:t xml:space="preserve">7. RESULTS AND DISCUSSION</w:t>
-          </w:r>
-        </w:p>
-        <w:p>
-          <w:pPr>
-            <w:spacing w:after="60" w:line="276" w:lineRule="auto"/>
-            <w:ind w:left="360"/>
-          </w:pPr>
-          <w:r>
-            <w:rPr>
-              <w:rFonts w:ascii="Times New Roman" w:hAnsi="Times New Roman" w:cs="Times New Roman"/>
-              <w:color w:val="000000"/>
-            </w:rPr>
-            <w:t xml:space="preserve">7.1 Experimental Setup</w:t>
-          </w:r>
-        </w:p>
-        <w:p>
-          <w:pPr>
-            <w:spacing w:after="60" w:line="276" w:lineRule="auto"/>
-            <w:ind w:left="360"/>
-          </w:pPr>
-          <w:r>
-            <w:rPr>
-              <w:rFonts w:ascii="Times New Roman" w:hAnsi="Times New Roman" w:cs="Times New Roman"/>
-              <w:color w:val="000000"/>
-            </w:rPr>
-            <w:t xml:space="preserve">7.2 RQ1: Comparison with Static Orchestration</w:t>
-          </w:r>
-        </w:p>
-        <w:p>
-          <w:pPr>
-            <w:spacing w:after="60" w:line="276" w:lineRule="auto"/>
-            <w:ind w:left="360"/>
-          </w:pPr>
-          <w:r>
-            <w:rPr>
-              <w:rFonts w:ascii="Times New Roman" w:hAnsi="Times New Roman" w:cs="Times New Roman"/>
-              <w:color w:val="000000"/>
-            </w:rPr>
-            <w:t xml:space="preserve">7.3 RQ2: Comparison with Non-LLM Automation</w:t>
-          </w:r>
-        </w:p>
-        <w:p>
-          <w:pPr>
-            <w:spacing w:after="60" w:line="276" w:lineRule="auto"/>
-            <w:ind w:left="360"/>
-          </w:pPr>
-          <w:r>
-            <w:rPr>
-              <w:rFonts w:ascii="Times New Roman" w:hAnsi="Times New Roman" w:cs="Times New Roman"/>
-              <w:color w:val="000000"/>
-            </w:rPr>
-            <w:t xml:space="preserve">7.4 RQ3: Decision Quality</w:t>
-          </w:r>
-        </w:p>
-        <w:p>
-          <w:pPr>
-            <w:spacing w:after="60" w:line="276" w:lineRule="auto"/>
-            <w:ind w:left="360"/>
-          </w:pPr>
-          <w:r>
-            <w:rPr>
-              <w:rFonts w:ascii="Times New Roman" w:hAnsi="Times New Roman" w:cs="Times New Roman"/>
-              <w:color w:val="000000"/>
-            </w:rPr>
-            <w:t xml:space="preserve">7.5 Per-Scenario Behaviour</w:t>
-          </w:r>
-        </w:p>
-        <w:p>
-          <w:pPr>
-            <w:spacing w:after="60" w:line="276" w:lineRule="auto"/>
-            <w:ind w:left="360"/>
-          </w:pPr>
-          <w:r>
-            <w:rPr>
-              <w:rFonts w:ascii="Times New Roman" w:hAnsi="Times New Roman" w:cs="Times New Roman"/>
-              <w:color w:val="000000"/>
-            </w:rPr>
-            <w:t xml:space="preserve">7.6 RQ4: Mock Versus Live Evaluation</w:t>
-          </w:r>
-        </w:p>
-        <w:p>
-          <w:pPr>
-            <w:spacing w:after="60" w:line="276" w:lineRule="auto"/>
-            <w:ind w:left="360"/>
-          </w:pPr>
-          <w:r>
-            <w:rPr>
-              <w:rFonts w:ascii="Times New Roman" w:hAnsi="Times New Roman" w:cs="Times New Roman"/>
-              <w:color w:val="000000"/>
-            </w:rPr>
-            <w:t xml:space="preserve">7.7 LLM Accounting</w:t>
-          </w:r>
-        </w:p>
-        <w:p>
-          <w:pPr>
-            <w:spacing w:after="60" w:line="276" w:lineRule="auto"/>
-            <w:ind w:left="360"/>
-          </w:pPr>
-          <w:r>
-            <w:rPr>
-              <w:rFonts w:ascii="Times New Roman" w:hAnsi="Times New Roman" w:cs="Times New Roman"/>
-              <w:color w:val="000000"/>
-            </w:rPr>
-            <w:t xml:space="preserve">7.8 Sensitivity Analysis</w:t>
-          </w:r>
-        </w:p>
-        <w:p>
-          <w:pPr>
-            <w:spacing w:after="60" w:line="276" w:lineRule="auto"/>
-            <w:ind w:left="360"/>
-          </w:pPr>
-          <w:r>
-            <w:rPr>
-              <w:rFonts w:ascii="Times New Roman" w:hAnsi="Times New Roman" w:cs="Times New Roman"/>
-              <w:color w:val="000000"/>
-            </w:rPr>
-            <w:t xml:space="preserve">7.9 RQ5: Adversarial Containment</w:t>
-          </w:r>
-        </w:p>
-        <w:p>
-          <w:pPr>
-            <w:spacing w:after="60" w:line="276" w:lineRule="auto"/>
-            <w:ind w:left="360"/>
-          </w:pPr>
-          <w:r>
-            <w:rPr>
-              <w:rFonts w:ascii="Times New Roman" w:hAnsi="Times New Roman" w:cs="Times New Roman"/>
-              <w:color w:val="000000"/>
-            </w:rPr>
-            <w:t xml:space="preserve">7.10 Lessons Learned</w:t>
-          </w:r>
-        </w:p>
-        <w:p>
-          <w:pPr>
-            <w:spacing w:after="60" w:line="276" w:lineRule="auto"/>
-            <w:ind w:left="360"/>
-          </w:pPr>
-          <w:r>
-            <w:rPr>
-              <w:rFonts w:ascii="Times New Roman" w:hAnsi="Times New Roman" w:cs="Times New Roman"/>
-              <w:color w:val="000000"/>
-            </w:rPr>
-            <w:t xml:space="preserve">7.11 Limitations</w:t>
-          </w:r>
-        </w:p>
-        <w:p>
-          <w:pPr>
-            <w:spacing w:after="60" w:line="276" w:lineRule="auto"/>
-            <w:ind w:left="0"/>
-          </w:pPr>
-          <w:r>
-            <w:rPr>
-              <w:rFonts w:ascii="Times New Roman" w:hAnsi="Times New Roman" w:cs="Times New Roman"/>
-              <w:b/>
-              <w:color w:val="1F3864"/>
-            </w:rPr>
-            <w:t xml:space="preserve">8. CONCLUSION AND FUTURE WORK</w:t>
-          </w:r>
-        </w:p>
-        <w:p>
-          <w:pPr>
-            <w:spacing w:after="60" w:line="276" w:lineRule="auto"/>
-            <w:ind w:left="360"/>
-          </w:pPr>
-          <w:r>
-            <w:rPr>
-              <w:rFonts w:ascii="Times New Roman" w:hAnsi="Times New Roman" w:cs="Times New Roman"/>
-              <w:color w:val="000000"/>
-            </w:rPr>
-            <w:t xml:space="preserve">8.1 Conclusion</w:t>
-          </w:r>
-        </w:p>
-        <w:p>
-          <w:pPr>
-            <w:spacing w:after="60" w:line="276" w:lineRule="auto"/>
-            <w:ind w:left="360"/>
-          </w:pPr>
-          <w:r>
-            <w:rPr>
-              <w:rFonts w:ascii="Times New Roman" w:hAnsi="Times New Roman" w:cs="Times New Roman"/>
-              <w:color w:val="000000"/>
-            </w:rPr>
-            <w:t xml:space="preserve">8.2 Future Work</w:t>
-          </w:r>
-        </w:p>
-        <w:p>
-          <w:pPr>
-            <w:spacing w:after="60" w:line="276" w:lineRule="auto"/>
-            <w:ind w:left="0"/>
-          </w:pPr>
-          <w:r>
-            <w:rPr>
-              <w:rFonts w:ascii="Times New Roman" w:hAnsi="Times New Roman" w:cs="Times New Roman"/>
-              <w:b/>
-              <w:color w:val="1F3864"/>
-            </w:rPr>
-            <w:t xml:space="preserve">REFERENCES</w:t>
-          </w:r>
-        </w:p>
-        <w:p>
-          <w:pPr>
-            <w:spacing w:after="60" w:line="276" w:lineRule="auto"/>
-            <w:ind w:left="0"/>
-          </w:pPr>
-          <w:r>
-            <w:rPr>
-              <w:rFonts w:ascii="Times New Roman" w:hAnsi="Times New Roman" w:cs="Times New Roman"/>
-              <w:b/>
-              <w:color w:val="1F3864"/>
-            </w:rPr>
-            <w:t xml:space="preserve">APPENDIX A: REPRODUCTION GUIDE</w:t>
+            <w:t>30</w:t>
           </w:r>
         </w:p>
         <w:p>
@@ -2258,1835 +2625,6 @@
         </w:p>
       </w:sdtContent>
     </w:sdt>
-    <w:p>
-      <w:pPr>
-        <w:pStyle w:val="Heading1"/>
-        <w:pageBreakBefore/>
-        <w:pBdr>
-          <w:bottom w:val="single" w:color="C9A227" w:sz="12" w:space="8"/>
-        </w:pBdr>
-        <w:jc w:val="center"/>
-      </w:pPr>
-      <w:r>
-        <w:rPr>
-          <w:rFonts w:ascii="Calibri" w:cs="Calibri" w:eastAsia="Calibri" w:hAnsi="Calibri"/>
-          <w:spacing w:val="40"/>
-        </w:rPr>
-        <w:t xml:space="preserve">LIST OF FIGURES</w:t>
-      </w:r>
-    </w:p>
-    <w:sdt>
-      <w:sdtPr>
-        <w:alias w:val="List of Figures"/>
-      </w:sdtPr>
-      <w:sdtContent>
-        <w:p>
-          <w:r>
-            <w:fldChar w:fldCharType="begin" w:dirty="true"/>
-            <w:instrText xml:space="preserve">TOC \c "Figure" \h</w:instrText>
-            <w:fldChar w:fldCharType="separate"/>
-          </w:r>
-        </w:p>
-        <w:p>
-          <w:pPr>
-            <w:spacing w:after="60" w:line="276" w:lineRule="auto"/>
-            <w:ind w:left="0"/>
-          </w:pPr>
-          <w:r>
-            <w:rPr>
-              <w:rFonts w:ascii="Times New Roman" w:hAnsi="Times New Roman" w:cs="Times New Roman"/>
-              <w:b/>
-              <w:color w:val="1F3864"/>
-            </w:rPr>
-            <w:t xml:space="preserve">Figure 1: Seven-layer system architecture</w:t>
-          </w:r>
-        </w:p>
-        <w:p>
-          <w:pPr>
-            <w:spacing w:after="60" w:line="276" w:lineRule="auto"/>
-            <w:ind w:left="0"/>
-          </w:pPr>
-          <w:r>
-            <w:rPr>
-              <w:rFonts w:ascii="Times New Roman" w:hAnsi="Times New Roman" w:cs="Times New Roman"/>
-              <w:b/>
-              <w:color w:val="1F3864"/>
-            </w:rPr>
-            <w:t xml:space="preserve">Figure 2: Recovery-time distribution by configuration (log scale)</w:t>
-          </w:r>
-        </w:p>
-        <w:p>
-          <w:pPr>
-            <w:spacing w:after="60" w:line="276" w:lineRule="auto"/>
-            <w:ind w:left="0"/>
-          </w:pPr>
-          <w:r>
-            <w:rPr>
-              <w:rFonts w:ascii="Times New Roman" w:hAnsi="Times New Roman" w:cs="Times New Roman"/>
-              <w:b/>
-              <w:color w:val="1F3864"/>
-            </w:rPr>
-            <w:t xml:space="preserve">Figure 3: Cliff's δ against baseline by configuration and metric</w:t>
-          </w:r>
-        </w:p>
-        <w:p>
-          <w:pPr>
-            <w:spacing w:after="60" w:line="276" w:lineRule="auto"/>
-            <w:ind w:left="0"/>
-          </w:pPr>
-          <w:r>
-            <w:rPr>
-              <w:rFonts w:ascii="Times New Roman" w:hAnsi="Times New Roman" w:cs="Times New Roman"/>
-              <w:b/>
-              <w:color w:val="1F3864"/>
-            </w:rPr>
-            <w:t xml:space="preserve">Figure 4: MTTR by configuration and scenario</w:t>
-          </w:r>
-        </w:p>
-        <w:p>
-          <w:pPr>
-            <w:spacing w:after="60" w:line="276" w:lineRule="auto"/>
-            <w:ind w:left="0"/>
-          </w:pPr>
-          <w:r>
-            <w:rPr>
-              <w:rFonts w:ascii="Times New Roman" w:hAnsi="Times New Roman" w:cs="Times New Roman"/>
-              <w:b/>
-              <w:color w:val="1F3864"/>
-            </w:rPr>
-            <w:t xml:space="preserve">Figure 5: Live versus mock medians for the full configuration, per metric</w:t>
-          </w:r>
-        </w:p>
-        <w:p>
-          <w:pPr>
-            <w:spacing w:after="60" w:line="276" w:lineRule="auto"/>
-            <w:ind w:left="0"/>
-          </w:pPr>
-          <w:r>
-            <w:rPr>
-              <w:rFonts w:ascii="Times New Roman" w:hAnsi="Times New Roman" w:cs="Times New Roman"/>
-              <w:b/>
-              <w:color w:val="1F3864"/>
-            </w:rPr>
-            <w:t xml:space="preserve">Figure 6: Probability that automation recovers faster than the simulated human</w:t>
-          </w:r>
-        </w:p>
-        <w:p>
-          <w:pPr>
-            <w:spacing w:after="60" w:line="276" w:lineRule="auto"/>
-            <w:ind w:left="0"/>
-          </w:pPr>
-          <w:r>
-            <w:rPr>
-              <w:rFonts w:ascii="Times New Roman" w:hAnsi="Times New Roman" w:cs="Times New Roman"/>
-              <w:b/>
-              <w:color w:val="1F3864"/>
-            </w:rPr>
-            <w:t xml:space="preserve">Figure 7: Cost reduction of the full configuration versus static provisioning</w:t>
-          </w:r>
-        </w:p>
-        <w:p>
-          <w:r>
-            <w:fldChar w:fldCharType="end"/>
-          </w:r>
-        </w:p>
-      </w:sdtContent>
-    </w:sdt>
-    <w:p>
-      <w:pPr>
-        <w:pStyle w:val="Heading1"/>
-        <w:pageBreakBefore/>
-        <w:pBdr>
-          <w:bottom w:val="single" w:color="C9A227" w:sz="12" w:space="8"/>
-        </w:pBdr>
-        <w:jc w:val="center"/>
-      </w:pPr>
-      <w:r>
-        <w:rPr>
-          <w:rFonts w:ascii="Calibri" w:cs="Calibri" w:eastAsia="Calibri" w:hAnsi="Calibri"/>
-          <w:spacing w:val="40"/>
-        </w:rPr>
-        <w:t xml:space="preserve">LIST OF TABLES</w:t>
-      </w:r>
-    </w:p>
-    <w:sdt>
-      <w:sdtPr>
-        <w:alias w:val="List of Tables"/>
-      </w:sdtPr>
-      <w:sdtContent>
-        <w:p>
-          <w:r>
-            <w:fldChar w:fldCharType="begin" w:dirty="true"/>
-            <w:instrText xml:space="preserve">TOC \c "Table" \h</w:instrText>
-            <w:fldChar w:fldCharType="separate"/>
-          </w:r>
-        </w:p>
-        <w:p>
-          <w:pPr>
-            <w:spacing w:after="60" w:line="276" w:lineRule="auto"/>
-            <w:ind w:left="0"/>
-          </w:pPr>
-          <w:r>
-            <w:rPr>
-              <w:rFonts w:ascii="Times New Roman" w:hAnsi="Times New Roman" w:cs="Times New Roman"/>
-              <w:b/>
-              <w:color w:val="1F3864"/>
-            </w:rPr>
-            <w:t xml:space="preserve">Table 1: Abbreviations used in this report</w:t>
-          </w:r>
-        </w:p>
-        <w:p>
-          <w:pPr>
-            <w:spacing w:after="60" w:line="276" w:lineRule="auto"/>
-            <w:ind w:left="0"/>
-          </w:pPr>
-          <w:r>
-            <w:rPr>
-              <w:rFonts w:ascii="Times New Roman" w:hAnsi="Times New Roman" w:cs="Times New Roman"/>
-              <w:b/>
-              <w:color w:val="1F3864"/>
-            </w:rPr>
-            <w:t xml:space="preserve">Table 2: Summary of related work and its relation to this project</w:t>
-          </w:r>
-        </w:p>
-        <w:p>
-          <w:pPr>
-            <w:spacing w:after="60" w:line="276" w:lineRule="auto"/>
-            <w:ind w:left="0"/>
-          </w:pPr>
-          <w:r>
-            <w:rPr>
-              <w:rFonts w:ascii="Times New Roman" w:hAnsi="Times New Roman" w:cs="Times New Roman"/>
-              <w:b/>
-              <w:color w:val="1F3864"/>
-            </w:rPr>
-            <w:t xml:space="preserve">Table 3: Testbed, software versions, and fixed experimental parameters</w:t>
-          </w:r>
-        </w:p>
-        <w:p>
-          <w:pPr>
-            <w:spacing w:after="60" w:line="276" w:lineRule="auto"/>
-            <w:ind w:left="0"/>
-          </w:pPr>
-          <w:r>
-            <w:rPr>
-              <w:rFonts w:ascii="Times New Roman" w:hAnsi="Times New Roman" w:cs="Times New Roman"/>
-              <w:b/>
-              <w:color w:val="1F3864"/>
-            </w:rPr>
-            <w:t xml:space="preserve">Table 4: Layers of the architecture</w:t>
-          </w:r>
-        </w:p>
-        <w:p>
-          <w:pPr>
-            <w:spacing w:after="60" w:line="276" w:lineRule="auto"/>
-            <w:ind w:left="0"/>
-          </w:pPr>
-          <w:r>
-            <w:rPr>
-              <w:rFonts w:ascii="Times New Roman" w:hAnsi="Times New Roman" w:cs="Times New Roman"/>
-              <w:b/>
-              <w:color w:val="1F3864"/>
-            </w:rPr>
-            <w:t xml:space="preserve">Table 5: Action types allowed for each agent</w:t>
-          </w:r>
-        </w:p>
-        <w:p>
-          <w:pPr>
-            <w:spacing w:after="60" w:line="276" w:lineRule="auto"/>
-            <w:ind w:left="0"/>
-          </w:pPr>
-          <w:r>
-            <w:rPr>
-              <w:rFonts w:ascii="Times New Roman" w:hAnsi="Times New Roman" w:cs="Times New Roman"/>
-              <w:b/>
-              <w:color w:val="1F3864"/>
-            </w:rPr>
-            <w:t xml:space="preserve">Table 6: Database schemas and tables</w:t>
-          </w:r>
-        </w:p>
-        <w:p>
-          <w:pPr>
-            <w:spacing w:after="60" w:line="276" w:lineRule="auto"/>
-            <w:ind w:left="0"/>
-          </w:pPr>
-          <w:r>
-            <w:rPr>
-              <w:rFonts w:ascii="Times New Roman" w:hAnsi="Times New Roman" w:cs="Times New Roman"/>
-              <w:b/>
-              <w:color w:val="1F3864"/>
-            </w:rPr>
-            <w:t xml:space="preserve">Table 7: Technology stack</w:t>
-          </w:r>
-        </w:p>
-        <w:p>
-          <w:pPr>
-            <w:spacing w:after="60" w:line="276" w:lineRule="auto"/>
-            <w:ind w:left="0"/>
-          </w:pPr>
-          <w:r>
-            <w:rPr>
-              <w:rFonts w:ascii="Times New Roman" w:hAnsi="Times New Roman" w:cs="Times New Roman"/>
-              <w:b/>
-              <w:color w:val="1F3864"/>
-            </w:rPr>
-            <w:t xml:space="preserve">Table 8: Main modules of the implementation</w:t>
-          </w:r>
-        </w:p>
-        <w:p>
-          <w:pPr>
-            <w:spacing w:after="60" w:line="276" w:lineRule="auto"/>
-            <w:ind w:left="0"/>
-          </w:pPr>
-          <w:r>
-            <w:rPr>
-              <w:rFonts w:ascii="Times New Roman" w:hAnsi="Times New Roman" w:cs="Times New Roman"/>
-              <w:b/>
-              <w:color w:val="1F3864"/>
-            </w:rPr>
-            <w:t xml:space="preserve">Table 9: Summary of testing activities</w:t>
-          </w:r>
-        </w:p>
-        <w:p>
-          <w:pPr>
-            <w:spacing w:after="60" w:line="276" w:lineRule="auto"/>
-            <w:ind w:left="0"/>
-          </w:pPr>
-          <w:r>
-            <w:rPr>
-              <w:rFonts w:ascii="Times New Roman" w:hAnsi="Times New Roman" w:cs="Times New Roman"/>
-              <w:b/>
-              <w:color w:val="1F3864"/>
-            </w:rPr>
-            <w:t xml:space="preserve">Table 10: Medians [IQR] per configuration, pooled across scenarios</w:t>
-          </w:r>
-        </w:p>
-        <w:p>
-          <w:pPr>
-            <w:spacing w:after="60" w:line="276" w:lineRule="auto"/>
-            <w:ind w:left="0"/>
-          </w:pPr>
-          <w:r>
-            <w:rPr>
-              <w:rFonts w:ascii="Times New Roman" w:hAnsi="Times New Roman" w:cs="Times New Roman"/>
-              <w:b/>
-              <w:color w:val="1F3864"/>
-            </w:rPr>
-            <w:t xml:space="preserve">Table 11: Effect of each configuration against baseline (bootstrap 95% CI, Cliff's δ, Holm-corrected p)</w:t>
-          </w:r>
-        </w:p>
-        <w:p>
-          <w:pPr>
-            <w:spacing w:after="60" w:line="276" w:lineRule="auto"/>
-            <w:ind w:left="0"/>
-          </w:pPr>
-          <w:r>
-            <w:rPr>
-              <w:rFonts w:ascii="Times New Roman" w:hAnsi="Times New Roman" w:cs="Times New Roman"/>
-              <w:b/>
-              <w:color w:val="1F3864"/>
-            </w:rPr>
-            <w:t xml:space="preserve">Table 12: Median MTTR (s) by configuration and scenario</w:t>
-          </w:r>
-        </w:p>
-        <w:p>
-          <w:pPr>
-            <w:spacing w:after="60" w:line="276" w:lineRule="auto"/>
-            <w:ind w:left="0"/>
-          </w:pPr>
-          <w:r>
-            <w:rPr>
-              <w:rFonts w:ascii="Times New Roman" w:hAnsi="Times New Roman" w:cs="Times New Roman"/>
-              <w:b/>
-              <w:color w:val="1F3864"/>
-            </w:rPr>
-            <w:t xml:space="preserve">Table 13: Live model versus deterministic mock for the full configuration</w:t>
-          </w:r>
-        </w:p>
-        <w:p>
-          <w:pPr>
-            <w:spacing w:after="60" w:line="276" w:lineRule="auto"/>
-            <w:ind w:left="0"/>
-          </w:pPr>
-          <w:r>
-            <w:rPr>
-              <w:rFonts w:ascii="Times New Roman" w:hAnsi="Times New Roman" w:cs="Times New Roman"/>
-              <w:b/>
-              <w:color w:val="1F3864"/>
-            </w:rPr>
-            <w:t xml:space="preserve">Table 14: LLM accounting per agent configuration</w:t>
-          </w:r>
-        </w:p>
-        <w:p>
-          <w:pPr>
-            <w:spacing w:after="60" w:line="276" w:lineRule="auto"/>
-            <w:ind w:left="0"/>
-          </w:pPr>
-          <w:r>
-            <w:rPr>
-              <w:rFonts w:ascii="Times New Roman" w:hAnsi="Times New Roman" w:cs="Times New Roman"/>
-              <w:b/>
-              <w:color w:val="1F3864"/>
-            </w:rPr>
-            <w:t xml:space="preserve">Table 15: Closed-form break-even points for human latency and static provisioning</w:t>
-          </w:r>
-        </w:p>
-        <w:p>
-          <w:pPr>
-            <w:spacing w:after="60" w:line="276" w:lineRule="auto"/>
-            <w:ind w:left="0"/>
-          </w:pPr>
-          <w:r>
-            <w:rPr>
-              <w:rFonts w:ascii="Times New Roman" w:hAnsi="Times New Roman" w:cs="Times New Roman"/>
-              <w:b/>
-              <w:color w:val="1F3864"/>
-            </w:rPr>
-            <w:t xml:space="preserve">Table 16: Adversarial corpus graded against the independent oracle</w:t>
-          </w:r>
-        </w:p>
-        <w:p>
-          <w:r>
-            <w:fldChar w:fldCharType="end"/>
-          </w:r>
-        </w:p>
-      </w:sdtContent>
-    </w:sdt>
-    <w:p>
-      <w:pPr>
-        <w:pStyle w:val="Heading1"/>
-        <w:pageBreakBefore/>
-        <w:pBdr>
-          <w:bottom w:val="single" w:color="C9A227" w:sz="12" w:space="8"/>
-        </w:pBdr>
-        <w:jc w:val="center"/>
-      </w:pPr>
-      <w:r>
-        <w:rPr>
-          <w:rFonts w:ascii="Calibri" w:cs="Calibri" w:eastAsia="Calibri" w:hAnsi="Calibri"/>
-          <w:spacing w:val="40"/>
-        </w:rPr>
-        <w:t xml:space="preserve">LIST OF ABBREVIATIONS</w:t>
-      </w:r>
-    </w:p>
-    <w:tbl>
-      <w:tblPr>
-        <w:tblW w:type="dxa" w:w="8306"/>
-        <w:tblBorders>
-          <w:top w:val="single" w:color="auto" w:sz="4"/>
-          <w:left w:val="single" w:color="auto" w:sz="4"/>
-          <w:bottom w:val="single" w:color="auto" w:sz="4"/>
-          <w:right w:val="single" w:color="auto" w:sz="4"/>
-          <w:insideH w:val="single" w:color="auto" w:sz="4"/>
-          <w:insideV w:val="single" w:color="auto" w:sz="4"/>
-        </w:tblBorders>
-      </w:tblPr>
-      <w:tblGrid>
-        <w:gridCol w:w="2076"/>
-        <w:gridCol w:w="6230"/>
-      </w:tblGrid>
-      <w:tr>
-        <w:trPr>
-          <w:cantSplit/>
-          <w:tblHeader/>
-        </w:trPr>
-        <w:tc>
-          <w:tcPr>
-            <w:tcW w:type="dxa" w:w="2076"/>
-            <w:tcBorders>
-              <w:top w:val="single" w:color="9DB7D9" w:sz="4"/>
-              <w:left w:val="single" w:color="9DB7D9" w:sz="4"/>
-              <w:bottom w:val="single" w:color="9DB7D9" w:sz="4"/>
-              <w:right w:val="single" w:color="9DB7D9" w:sz="4"/>
-            </w:tcBorders>
-            <w:shd w:fill="1F3864" w:val="clear"/>
-            <w:tcMar>
-              <w:top w:type="dxa" w:w="50"/>
-              <w:left w:type="dxa" w:w="90"/>
-              <w:bottom w:type="dxa" w:w="50"/>
-              <w:right w:type="dxa" w:w="90"/>
-            </w:tcMar>
-            <w:vAlign w:val="center"/>
-          </w:tcPr>
-          <w:p>
-            <w:pPr>
-              <w:jc w:val="left"/>
-            </w:pPr>
-            <w:r>
-              <w:rPr>
-                <w:rFonts w:ascii="Calibri" w:cs="Calibri" w:eastAsia="Calibri" w:hAnsi="Calibri"/>
-                <w:b/>
-                <w:bCs/>
-                <w:color w:val="FFFFFF"/>
-                <w:sz w:val="20"/>
-                <w:szCs w:val="20"/>
-              </w:rPr>
-              <w:t xml:space="preserve">Abbreviation</w:t>
-            </w:r>
-          </w:p>
-        </w:tc>
-        <w:tc>
-          <w:tcPr>
-            <w:tcW w:type="dxa" w:w="6230"/>
-            <w:tcBorders>
-              <w:top w:val="single" w:color="9DB7D9" w:sz="4"/>
-              <w:left w:val="single" w:color="9DB7D9" w:sz="4"/>
-              <w:bottom w:val="single" w:color="9DB7D9" w:sz="4"/>
-              <w:right w:val="single" w:color="9DB7D9" w:sz="4"/>
-            </w:tcBorders>
-            <w:shd w:fill="1F3864" w:val="clear"/>
-            <w:tcMar>
-              <w:top w:type="dxa" w:w="50"/>
-              <w:left w:type="dxa" w:w="90"/>
-              <w:bottom w:type="dxa" w:w="50"/>
-              <w:right w:type="dxa" w:w="90"/>
-            </w:tcMar>
-            <w:vAlign w:val="center"/>
-          </w:tcPr>
-          <w:p>
-            <w:pPr>
-              <w:jc w:val="left"/>
-            </w:pPr>
-            <w:r>
-              <w:rPr>
-                <w:rFonts w:ascii="Calibri" w:cs="Calibri" w:eastAsia="Calibri" w:hAnsi="Calibri"/>
-                <w:b/>
-                <w:bCs/>
-                <w:color w:val="FFFFFF"/>
-                <w:sz w:val="20"/>
-                <w:szCs w:val="20"/>
-              </w:rPr>
-              <w:t xml:space="preserve">Expansion</w:t>
-            </w:r>
-          </w:p>
-        </w:tc>
-      </w:tr>
-      <w:tr>
-        <w:trPr>
-          <w:cantSplit/>
-          <w:tblHeader w:val="false"/>
-        </w:trPr>
-        <w:tc>
-          <w:tcPr>
-            <w:tcW w:type="dxa" w:w="2076"/>
-            <w:tcBorders>
-              <w:top w:val="single" w:color="9DB7D9" w:sz="4"/>
-              <w:left w:val="single" w:color="9DB7D9" w:sz="4"/>
-              <w:bottom w:val="single" w:color="9DB7D9" w:sz="4"/>
-              <w:right w:val="single" w:color="9DB7D9" w:sz="4"/>
-            </w:tcBorders>
-            <w:tcMar>
-              <w:top w:type="dxa" w:w="50"/>
-              <w:left w:type="dxa" w:w="90"/>
-              <w:bottom w:type="dxa" w:w="50"/>
-              <w:right w:type="dxa" w:w="90"/>
-            </w:tcMar>
-            <w:vAlign w:val="center"/>
-          </w:tcPr>
-          <w:p>
-            <w:pPr>
-              <w:jc w:val="left"/>
-            </w:pPr>
-            <w:r>
-              <w:rPr>
-                <w:rFonts w:ascii="Times New Roman" w:cs="Times New Roman" w:eastAsia="Times New Roman" w:hAnsi="Times New Roman"/>
-                <w:b w:val="false"/>
-                <w:bCs w:val="false"/>
-                <w:sz w:val="20"/>
-                <w:szCs w:val="20"/>
-              </w:rPr>
-              <w:t xml:space="preserve">AI</w:t>
-            </w:r>
-          </w:p>
-        </w:tc>
-        <w:tc>
-          <w:tcPr>
-            <w:tcW w:type="dxa" w:w="6230"/>
-            <w:tcBorders>
-              <w:top w:val="single" w:color="9DB7D9" w:sz="4"/>
-              <w:left w:val="single" w:color="9DB7D9" w:sz="4"/>
-              <w:bottom w:val="single" w:color="9DB7D9" w:sz="4"/>
-              <w:right w:val="single" w:color="9DB7D9" w:sz="4"/>
-            </w:tcBorders>
-            <w:tcMar>
-              <w:top w:type="dxa" w:w="50"/>
-              <w:left w:type="dxa" w:w="90"/>
-              <w:bottom w:type="dxa" w:w="50"/>
-              <w:right w:type="dxa" w:w="90"/>
-            </w:tcMar>
-            <w:vAlign w:val="center"/>
-          </w:tcPr>
-          <w:p>
-            <w:pPr>
-              <w:jc w:val="left"/>
-            </w:pPr>
-            <w:r>
-              <w:rPr>
-                <w:rFonts w:ascii="Times New Roman" w:cs="Times New Roman" w:eastAsia="Times New Roman" w:hAnsi="Times New Roman"/>
-                <w:b w:val="false"/>
-                <w:bCs w:val="false"/>
-                <w:sz w:val="20"/>
-                <w:szCs w:val="20"/>
-              </w:rPr>
-              <w:t xml:space="preserve">Artificial Intelligence</w:t>
-            </w:r>
-          </w:p>
-        </w:tc>
-      </w:tr>
-      <w:tr>
-        <w:trPr>
-          <w:cantSplit/>
-          <w:tblHeader w:val="false"/>
-        </w:trPr>
-        <w:tc>
-          <w:tcPr>
-            <w:tcW w:type="dxa" w:w="2076"/>
-            <w:tcBorders>
-              <w:top w:val="single" w:color="9DB7D9" w:sz="4"/>
-              <w:left w:val="single" w:color="9DB7D9" w:sz="4"/>
-              <w:bottom w:val="single" w:color="9DB7D9" w:sz="4"/>
-              <w:right w:val="single" w:color="9DB7D9" w:sz="4"/>
-            </w:tcBorders>
-            <w:shd w:fill="F3F7FC" w:val="clear"/>
-            <w:tcMar>
-              <w:top w:type="dxa" w:w="50"/>
-              <w:left w:type="dxa" w:w="90"/>
-              <w:bottom w:type="dxa" w:w="50"/>
-              <w:right w:type="dxa" w:w="90"/>
-            </w:tcMar>
-            <w:vAlign w:val="center"/>
-          </w:tcPr>
-          <w:p>
-            <w:pPr>
-              <w:jc w:val="left"/>
-            </w:pPr>
-            <w:r>
-              <w:rPr>
-                <w:rFonts w:ascii="Times New Roman" w:cs="Times New Roman" w:eastAsia="Times New Roman" w:hAnsi="Times New Roman"/>
-                <w:b w:val="false"/>
-                <w:bCs w:val="false"/>
-                <w:sz w:val="20"/>
-                <w:szCs w:val="20"/>
-              </w:rPr>
-              <w:t xml:space="preserve">AIOps</w:t>
-            </w:r>
-          </w:p>
-        </w:tc>
-        <w:tc>
-          <w:tcPr>
-            <w:tcW w:type="dxa" w:w="6230"/>
-            <w:tcBorders>
-              <w:top w:val="single" w:color="9DB7D9" w:sz="4"/>
-              <w:left w:val="single" w:color="9DB7D9" w:sz="4"/>
-              <w:bottom w:val="single" w:color="9DB7D9" w:sz="4"/>
-              <w:right w:val="single" w:color="9DB7D9" w:sz="4"/>
-            </w:tcBorders>
-            <w:shd w:fill="F3F7FC" w:val="clear"/>
-            <w:tcMar>
-              <w:top w:type="dxa" w:w="50"/>
-              <w:left w:type="dxa" w:w="90"/>
-              <w:bottom w:type="dxa" w:w="50"/>
-              <w:right w:type="dxa" w:w="90"/>
-            </w:tcMar>
-            <w:vAlign w:val="center"/>
-          </w:tcPr>
-          <w:p>
-            <w:pPr>
-              <w:jc w:val="left"/>
-            </w:pPr>
-            <w:r>
-              <w:rPr>
-                <w:rFonts w:ascii="Times New Roman" w:cs="Times New Roman" w:eastAsia="Times New Roman" w:hAnsi="Times New Roman"/>
-                <w:b w:val="false"/>
-                <w:bCs w:val="false"/>
-                <w:sz w:val="20"/>
-                <w:szCs w:val="20"/>
-              </w:rPr>
-              <w:t xml:space="preserve">Artificial Intelligence for IT Operations</w:t>
-            </w:r>
-          </w:p>
-        </w:tc>
-      </w:tr>
-      <w:tr>
-        <w:trPr>
-          <w:cantSplit/>
-          <w:tblHeader w:val="false"/>
-        </w:trPr>
-        <w:tc>
-          <w:tcPr>
-            <w:tcW w:type="dxa" w:w="2076"/>
-            <w:tcBorders>
-              <w:top w:val="single" w:color="9DB7D9" w:sz="4"/>
-              <w:left w:val="single" w:color="9DB7D9" w:sz="4"/>
-              <w:bottom w:val="single" w:color="9DB7D9" w:sz="4"/>
-              <w:right w:val="single" w:color="9DB7D9" w:sz="4"/>
-            </w:tcBorders>
-            <w:tcMar>
-              <w:top w:type="dxa" w:w="50"/>
-              <w:left w:type="dxa" w:w="90"/>
-              <w:bottom w:type="dxa" w:w="50"/>
-              <w:right w:type="dxa" w:w="90"/>
-            </w:tcMar>
-            <w:vAlign w:val="center"/>
-          </w:tcPr>
-          <w:p>
-            <w:pPr>
-              <w:jc w:val="left"/>
-            </w:pPr>
-            <w:r>
-              <w:rPr>
-                <w:rFonts w:ascii="Times New Roman" w:cs="Times New Roman" w:eastAsia="Times New Roman" w:hAnsi="Times New Roman"/>
-                <w:b w:val="false"/>
-                <w:bCs w:val="false"/>
-                <w:sz w:val="20"/>
-                <w:szCs w:val="20"/>
-              </w:rPr>
-              <w:t xml:space="preserve">API</w:t>
-            </w:r>
-          </w:p>
-        </w:tc>
-        <w:tc>
-          <w:tcPr>
-            <w:tcW w:type="dxa" w:w="6230"/>
-            <w:tcBorders>
-              <w:top w:val="single" w:color="9DB7D9" w:sz="4"/>
-              <w:left w:val="single" w:color="9DB7D9" w:sz="4"/>
-              <w:bottom w:val="single" w:color="9DB7D9" w:sz="4"/>
-              <w:right w:val="single" w:color="9DB7D9" w:sz="4"/>
-            </w:tcBorders>
-            <w:tcMar>
-              <w:top w:type="dxa" w:w="50"/>
-              <w:left w:type="dxa" w:w="90"/>
-              <w:bottom w:type="dxa" w:w="50"/>
-              <w:right w:type="dxa" w:w="90"/>
-            </w:tcMar>
-            <w:vAlign w:val="center"/>
-          </w:tcPr>
-          <w:p>
-            <w:pPr>
-              <w:jc w:val="left"/>
-            </w:pPr>
-            <w:r>
-              <w:rPr>
-                <w:rFonts w:ascii="Times New Roman" w:cs="Times New Roman" w:eastAsia="Times New Roman" w:hAnsi="Times New Roman"/>
-                <w:b w:val="false"/>
-                <w:bCs w:val="false"/>
-                <w:sz w:val="20"/>
-                <w:szCs w:val="20"/>
-              </w:rPr>
-              <w:t xml:space="preserve">Application Programming Interface</w:t>
-            </w:r>
-          </w:p>
-        </w:tc>
-      </w:tr>
-      <w:tr>
-        <w:trPr>
-          <w:cantSplit/>
-          <w:tblHeader w:val="false"/>
-        </w:trPr>
-        <w:tc>
-          <w:tcPr>
-            <w:tcW w:type="dxa" w:w="2076"/>
-            <w:tcBorders>
-              <w:top w:val="single" w:color="9DB7D9" w:sz="4"/>
-              <w:left w:val="single" w:color="9DB7D9" w:sz="4"/>
-              <w:bottom w:val="single" w:color="9DB7D9" w:sz="4"/>
-              <w:right w:val="single" w:color="9DB7D9" w:sz="4"/>
-            </w:tcBorders>
-            <w:shd w:fill="F3F7FC" w:val="clear"/>
-            <w:tcMar>
-              <w:top w:type="dxa" w:w="50"/>
-              <w:left w:type="dxa" w:w="90"/>
-              <w:bottom w:type="dxa" w:w="50"/>
-              <w:right w:type="dxa" w:w="90"/>
-            </w:tcMar>
-            <w:vAlign w:val="center"/>
-          </w:tcPr>
-          <w:p>
-            <w:pPr>
-              <w:jc w:val="left"/>
-            </w:pPr>
-            <w:r>
-              <w:rPr>
-                <w:rFonts w:ascii="Times New Roman" w:cs="Times New Roman" w:eastAsia="Times New Roman" w:hAnsi="Times New Roman"/>
-                <w:b w:val="false"/>
-                <w:bCs w:val="false"/>
-                <w:sz w:val="20"/>
-                <w:szCs w:val="20"/>
-              </w:rPr>
-              <w:t xml:space="preserve">CI</w:t>
-            </w:r>
-          </w:p>
-        </w:tc>
-        <w:tc>
-          <w:tcPr>
-            <w:tcW w:type="dxa" w:w="6230"/>
-            <w:tcBorders>
-              <w:top w:val="single" w:color="9DB7D9" w:sz="4"/>
-              <w:left w:val="single" w:color="9DB7D9" w:sz="4"/>
-              <w:bottom w:val="single" w:color="9DB7D9" w:sz="4"/>
-              <w:right w:val="single" w:color="9DB7D9" w:sz="4"/>
-            </w:tcBorders>
-            <w:shd w:fill="F3F7FC" w:val="clear"/>
-            <w:tcMar>
-              <w:top w:type="dxa" w:w="50"/>
-              <w:left w:type="dxa" w:w="90"/>
-              <w:bottom w:type="dxa" w:w="50"/>
-              <w:right w:type="dxa" w:w="90"/>
-            </w:tcMar>
-            <w:vAlign w:val="center"/>
-          </w:tcPr>
-          <w:p>
-            <w:pPr>
-              <w:jc w:val="left"/>
-            </w:pPr>
-            <w:r>
-              <w:rPr>
-                <w:rFonts w:ascii="Times New Roman" w:cs="Times New Roman" w:eastAsia="Times New Roman" w:hAnsi="Times New Roman"/>
-                <w:b w:val="false"/>
-                <w:bCs w:val="false"/>
-                <w:sz w:val="20"/>
-                <w:szCs w:val="20"/>
-              </w:rPr>
-              <w:t xml:space="preserve">Confidence Interval / Continuous Integration</w:t>
-            </w:r>
-          </w:p>
-        </w:tc>
-      </w:tr>
-      <w:tr>
-        <w:trPr>
-          <w:cantSplit/>
-          <w:tblHeader w:val="false"/>
-        </w:trPr>
-        <w:tc>
-          <w:tcPr>
-            <w:tcW w:type="dxa" w:w="2076"/>
-            <w:tcBorders>
-              <w:top w:val="single" w:color="9DB7D9" w:sz="4"/>
-              <w:left w:val="single" w:color="9DB7D9" w:sz="4"/>
-              <w:bottom w:val="single" w:color="9DB7D9" w:sz="4"/>
-              <w:right w:val="single" w:color="9DB7D9" w:sz="4"/>
-            </w:tcBorders>
-            <w:tcMar>
-              <w:top w:type="dxa" w:w="50"/>
-              <w:left w:type="dxa" w:w="90"/>
-              <w:bottom w:type="dxa" w:w="50"/>
-              <w:right w:type="dxa" w:w="90"/>
-            </w:tcMar>
-            <w:vAlign w:val="center"/>
-          </w:tcPr>
-          <w:p>
-            <w:pPr>
-              <w:jc w:val="left"/>
-            </w:pPr>
-            <w:r>
-              <w:rPr>
-                <w:rFonts w:ascii="Times New Roman" w:cs="Times New Roman" w:eastAsia="Times New Roman" w:hAnsi="Times New Roman"/>
-                <w:b w:val="false"/>
-                <w:bCs w:val="false"/>
-                <w:sz w:val="20"/>
-                <w:szCs w:val="20"/>
-              </w:rPr>
-              <w:t xml:space="preserve">CPU</w:t>
-            </w:r>
-          </w:p>
-        </w:tc>
-        <w:tc>
-          <w:tcPr>
-            <w:tcW w:type="dxa" w:w="6230"/>
-            <w:tcBorders>
-              <w:top w:val="single" w:color="9DB7D9" w:sz="4"/>
-              <w:left w:val="single" w:color="9DB7D9" w:sz="4"/>
-              <w:bottom w:val="single" w:color="9DB7D9" w:sz="4"/>
-              <w:right w:val="single" w:color="9DB7D9" w:sz="4"/>
-            </w:tcBorders>
-            <w:tcMar>
-              <w:top w:type="dxa" w:w="50"/>
-              <w:left w:type="dxa" w:w="90"/>
-              <w:bottom w:type="dxa" w:w="50"/>
-              <w:right w:type="dxa" w:w="90"/>
-            </w:tcMar>
-            <w:vAlign w:val="center"/>
-          </w:tcPr>
-          <w:p>
-            <w:pPr>
-              <w:jc w:val="left"/>
-            </w:pPr>
-            <w:r>
-              <w:rPr>
-                <w:rFonts w:ascii="Times New Roman" w:cs="Times New Roman" w:eastAsia="Times New Roman" w:hAnsi="Times New Roman"/>
-                <w:b w:val="false"/>
-                <w:bCs w:val="false"/>
-                <w:sz w:val="20"/>
-                <w:szCs w:val="20"/>
-              </w:rPr>
-              <w:t xml:space="preserve">Central Processing Unit</w:t>
-            </w:r>
-          </w:p>
-        </w:tc>
-      </w:tr>
-      <w:tr>
-        <w:trPr>
-          <w:cantSplit/>
-          <w:tblHeader w:val="false"/>
-        </w:trPr>
-        <w:tc>
-          <w:tcPr>
-            <w:tcW w:type="dxa" w:w="2076"/>
-            <w:tcBorders>
-              <w:top w:val="single" w:color="9DB7D9" w:sz="4"/>
-              <w:left w:val="single" w:color="9DB7D9" w:sz="4"/>
-              <w:bottom w:val="single" w:color="9DB7D9" w:sz="4"/>
-              <w:right w:val="single" w:color="9DB7D9" w:sz="4"/>
-            </w:tcBorders>
-            <w:shd w:fill="F3F7FC" w:val="clear"/>
-            <w:tcMar>
-              <w:top w:type="dxa" w:w="50"/>
-              <w:left w:type="dxa" w:w="90"/>
-              <w:bottom w:type="dxa" w:w="50"/>
-              <w:right w:type="dxa" w:w="90"/>
-            </w:tcMar>
-            <w:vAlign w:val="center"/>
-          </w:tcPr>
-          <w:p>
-            <w:pPr>
-              <w:jc w:val="left"/>
-            </w:pPr>
-            <w:r>
-              <w:rPr>
-                <w:rFonts w:ascii="Times New Roman" w:cs="Times New Roman" w:eastAsia="Times New Roman" w:hAnsi="Times New Roman"/>
-                <w:b w:val="false"/>
-                <w:bCs w:val="false"/>
-                <w:sz w:val="20"/>
-                <w:szCs w:val="20"/>
-              </w:rPr>
-              <w:t xml:space="preserve">DAG</w:t>
-            </w:r>
-          </w:p>
-        </w:tc>
-        <w:tc>
-          <w:tcPr>
-            <w:tcW w:type="dxa" w:w="6230"/>
-            <w:tcBorders>
-              <w:top w:val="single" w:color="9DB7D9" w:sz="4"/>
-              <w:left w:val="single" w:color="9DB7D9" w:sz="4"/>
-              <w:bottom w:val="single" w:color="9DB7D9" w:sz="4"/>
-              <w:right w:val="single" w:color="9DB7D9" w:sz="4"/>
-            </w:tcBorders>
-            <w:shd w:fill="F3F7FC" w:val="clear"/>
-            <w:tcMar>
-              <w:top w:type="dxa" w:w="50"/>
-              <w:left w:type="dxa" w:w="90"/>
-              <w:bottom w:type="dxa" w:w="50"/>
-              <w:right w:type="dxa" w:w="90"/>
-            </w:tcMar>
-            <w:vAlign w:val="center"/>
-          </w:tcPr>
-          <w:p>
-            <w:pPr>
-              <w:jc w:val="left"/>
-            </w:pPr>
-            <w:r>
-              <w:rPr>
-                <w:rFonts w:ascii="Times New Roman" w:cs="Times New Roman" w:eastAsia="Times New Roman" w:hAnsi="Times New Roman"/>
-                <w:b w:val="false"/>
-                <w:bCs w:val="false"/>
-                <w:sz w:val="20"/>
-                <w:szCs w:val="20"/>
-              </w:rPr>
-              <w:t xml:space="preserve">Directed Acyclic Graph (Airflow workflow)</w:t>
-            </w:r>
-          </w:p>
-        </w:tc>
-      </w:tr>
-      <w:tr>
-        <w:trPr>
-          <w:cantSplit/>
-          <w:tblHeader w:val="false"/>
-        </w:trPr>
-        <w:tc>
-          <w:tcPr>
-            <w:tcW w:type="dxa" w:w="2076"/>
-            <w:tcBorders>
-              <w:top w:val="single" w:color="9DB7D9" w:sz="4"/>
-              <w:left w:val="single" w:color="9DB7D9" w:sz="4"/>
-              <w:bottom w:val="single" w:color="9DB7D9" w:sz="4"/>
-              <w:right w:val="single" w:color="9DB7D9" w:sz="4"/>
-            </w:tcBorders>
-            <w:tcMar>
-              <w:top w:type="dxa" w:w="50"/>
-              <w:left w:type="dxa" w:w="90"/>
-              <w:bottom w:type="dxa" w:w="50"/>
-              <w:right w:type="dxa" w:w="90"/>
-            </w:tcMar>
-            <w:vAlign w:val="center"/>
-          </w:tcPr>
-          <w:p>
-            <w:pPr>
-              <w:jc w:val="left"/>
-            </w:pPr>
-            <w:r>
-              <w:rPr>
-                <w:rFonts w:ascii="Times New Roman" w:cs="Times New Roman" w:eastAsia="Times New Roman" w:hAnsi="Times New Roman"/>
-                <w:b w:val="false"/>
-                <w:bCs w:val="false"/>
-                <w:sz w:val="20"/>
-                <w:szCs w:val="20"/>
-              </w:rPr>
-              <w:t xml:space="preserve">DDL</w:t>
-            </w:r>
-          </w:p>
-        </w:tc>
-        <w:tc>
-          <w:tcPr>
-            <w:tcW w:type="dxa" w:w="6230"/>
-            <w:tcBorders>
-              <w:top w:val="single" w:color="9DB7D9" w:sz="4"/>
-              <w:left w:val="single" w:color="9DB7D9" w:sz="4"/>
-              <w:bottom w:val="single" w:color="9DB7D9" w:sz="4"/>
-              <w:right w:val="single" w:color="9DB7D9" w:sz="4"/>
-            </w:tcBorders>
-            <w:tcMar>
-              <w:top w:type="dxa" w:w="50"/>
-              <w:left w:type="dxa" w:w="90"/>
-              <w:bottom w:type="dxa" w:w="50"/>
-              <w:right w:type="dxa" w:w="90"/>
-            </w:tcMar>
-            <w:vAlign w:val="center"/>
-          </w:tcPr>
-          <w:p>
-            <w:pPr>
-              <w:jc w:val="left"/>
-            </w:pPr>
-            <w:r>
-              <w:rPr>
-                <w:rFonts w:ascii="Times New Roman" w:cs="Times New Roman" w:eastAsia="Times New Roman" w:hAnsi="Times New Roman"/>
-                <w:b w:val="false"/>
-                <w:bCs w:val="false"/>
-                <w:sz w:val="20"/>
-                <w:szCs w:val="20"/>
-              </w:rPr>
-              <w:t xml:space="preserve">Data Definition Language</w:t>
-            </w:r>
-          </w:p>
-        </w:tc>
-      </w:tr>
-      <w:tr>
-        <w:trPr>
-          <w:cantSplit/>
-          <w:tblHeader w:val="false"/>
-        </w:trPr>
-        <w:tc>
-          <w:tcPr>
-            <w:tcW w:type="dxa" w:w="2076"/>
-            <w:tcBorders>
-              <w:top w:val="single" w:color="9DB7D9" w:sz="4"/>
-              <w:left w:val="single" w:color="9DB7D9" w:sz="4"/>
-              <w:bottom w:val="single" w:color="9DB7D9" w:sz="4"/>
-              <w:right w:val="single" w:color="9DB7D9" w:sz="4"/>
-            </w:tcBorders>
-            <w:shd w:fill="F3F7FC" w:val="clear"/>
-            <w:tcMar>
-              <w:top w:type="dxa" w:w="50"/>
-              <w:left w:type="dxa" w:w="90"/>
-              <w:bottom w:type="dxa" w:w="50"/>
-              <w:right w:type="dxa" w:w="90"/>
-            </w:tcMar>
-            <w:vAlign w:val="center"/>
-          </w:tcPr>
-          <w:p>
-            <w:pPr>
-              <w:jc w:val="left"/>
-            </w:pPr>
-            <w:r>
-              <w:rPr>
-                <w:rFonts w:ascii="Times New Roman" w:cs="Times New Roman" w:eastAsia="Times New Roman" w:hAnsi="Times New Roman"/>
-                <w:b w:val="false"/>
-                <w:bCs w:val="false"/>
-                <w:sz w:val="20"/>
-                <w:szCs w:val="20"/>
-              </w:rPr>
-              <w:t xml:space="preserve">IQR</w:t>
-            </w:r>
-          </w:p>
-        </w:tc>
-        <w:tc>
-          <w:tcPr>
-            <w:tcW w:type="dxa" w:w="6230"/>
-            <w:tcBorders>
-              <w:top w:val="single" w:color="9DB7D9" w:sz="4"/>
-              <w:left w:val="single" w:color="9DB7D9" w:sz="4"/>
-              <w:bottom w:val="single" w:color="9DB7D9" w:sz="4"/>
-              <w:right w:val="single" w:color="9DB7D9" w:sz="4"/>
-            </w:tcBorders>
-            <w:shd w:fill="F3F7FC" w:val="clear"/>
-            <w:tcMar>
-              <w:top w:type="dxa" w:w="50"/>
-              <w:left w:type="dxa" w:w="90"/>
-              <w:bottom w:type="dxa" w:w="50"/>
-              <w:right w:type="dxa" w:w="90"/>
-            </w:tcMar>
-            <w:vAlign w:val="center"/>
-          </w:tcPr>
-          <w:p>
-            <w:pPr>
-              <w:jc w:val="left"/>
-            </w:pPr>
-            <w:r>
-              <w:rPr>
-                <w:rFonts w:ascii="Times New Roman" w:cs="Times New Roman" w:eastAsia="Times New Roman" w:hAnsi="Times New Roman"/>
-                <w:b w:val="false"/>
-                <w:bCs w:val="false"/>
-                <w:sz w:val="20"/>
-                <w:szCs w:val="20"/>
-              </w:rPr>
-              <w:t xml:space="preserve">Interquartile Range</w:t>
-            </w:r>
-          </w:p>
-        </w:tc>
-      </w:tr>
-      <w:tr>
-        <w:trPr>
-          <w:cantSplit/>
-          <w:tblHeader w:val="false"/>
-        </w:trPr>
-        <w:tc>
-          <w:tcPr>
-            <w:tcW w:type="dxa" w:w="2076"/>
-            <w:tcBorders>
-              <w:top w:val="single" w:color="9DB7D9" w:sz="4"/>
-              <w:left w:val="single" w:color="9DB7D9" w:sz="4"/>
-              <w:bottom w:val="single" w:color="9DB7D9" w:sz="4"/>
-              <w:right w:val="single" w:color="9DB7D9" w:sz="4"/>
-            </w:tcBorders>
-            <w:tcMar>
-              <w:top w:type="dxa" w:w="50"/>
-              <w:left w:type="dxa" w:w="90"/>
-              <w:bottom w:type="dxa" w:w="50"/>
-              <w:right w:type="dxa" w:w="90"/>
-            </w:tcMar>
-            <w:vAlign w:val="center"/>
-          </w:tcPr>
-          <w:p>
-            <w:pPr>
-              <w:jc w:val="left"/>
-            </w:pPr>
-            <w:r>
-              <w:rPr>
-                <w:rFonts w:ascii="Times New Roman" w:cs="Times New Roman" w:eastAsia="Times New Roman" w:hAnsi="Times New Roman"/>
-                <w:b w:val="false"/>
-                <w:bCs w:val="false"/>
-                <w:sz w:val="20"/>
-                <w:szCs w:val="20"/>
-              </w:rPr>
-              <w:t xml:space="preserve">LLM</w:t>
-            </w:r>
-          </w:p>
-        </w:tc>
-        <w:tc>
-          <w:tcPr>
-            <w:tcW w:type="dxa" w:w="6230"/>
-            <w:tcBorders>
-              <w:top w:val="single" w:color="9DB7D9" w:sz="4"/>
-              <w:left w:val="single" w:color="9DB7D9" w:sz="4"/>
-              <w:bottom w:val="single" w:color="9DB7D9" w:sz="4"/>
-              <w:right w:val="single" w:color="9DB7D9" w:sz="4"/>
-            </w:tcBorders>
-            <w:tcMar>
-              <w:top w:type="dxa" w:w="50"/>
-              <w:left w:type="dxa" w:w="90"/>
-              <w:bottom w:type="dxa" w:w="50"/>
-              <w:right w:type="dxa" w:w="90"/>
-            </w:tcMar>
-            <w:vAlign w:val="center"/>
-          </w:tcPr>
-          <w:p>
-            <w:pPr>
-              <w:jc w:val="left"/>
-            </w:pPr>
-            <w:r>
-              <w:rPr>
-                <w:rFonts w:ascii="Times New Roman" w:cs="Times New Roman" w:eastAsia="Times New Roman" w:hAnsi="Times New Roman"/>
-                <w:b w:val="false"/>
-                <w:bCs w:val="false"/>
-                <w:sz w:val="20"/>
-                <w:szCs w:val="20"/>
-              </w:rPr>
-              <w:t xml:space="preserve">Large Language Model</w:t>
-            </w:r>
-          </w:p>
-        </w:tc>
-      </w:tr>
-      <w:tr>
-        <w:trPr>
-          <w:cantSplit/>
-          <w:tblHeader w:val="false"/>
-        </w:trPr>
-        <w:tc>
-          <w:tcPr>
-            <w:tcW w:type="dxa" w:w="2076"/>
-            <w:tcBorders>
-              <w:top w:val="single" w:color="9DB7D9" w:sz="4"/>
-              <w:left w:val="single" w:color="9DB7D9" w:sz="4"/>
-              <w:bottom w:val="single" w:color="9DB7D9" w:sz="4"/>
-              <w:right w:val="single" w:color="9DB7D9" w:sz="4"/>
-            </w:tcBorders>
-            <w:shd w:fill="F3F7FC" w:val="clear"/>
-            <w:tcMar>
-              <w:top w:type="dxa" w:w="50"/>
-              <w:left w:type="dxa" w:w="90"/>
-              <w:bottom w:type="dxa" w:w="50"/>
-              <w:right w:type="dxa" w:w="90"/>
-            </w:tcMar>
-            <w:vAlign w:val="center"/>
-          </w:tcPr>
-          <w:p>
-            <w:pPr>
-              <w:jc w:val="left"/>
-            </w:pPr>
-            <w:r>
-              <w:rPr>
-                <w:rFonts w:ascii="Times New Roman" w:cs="Times New Roman" w:eastAsia="Times New Roman" w:hAnsi="Times New Roman"/>
-                <w:b w:val="false"/>
-                <w:bCs w:val="false"/>
-                <w:sz w:val="20"/>
-                <w:szCs w:val="20"/>
-              </w:rPr>
-              <w:t xml:space="preserve">MDP</w:t>
-            </w:r>
-          </w:p>
-        </w:tc>
-        <w:tc>
-          <w:tcPr>
-            <w:tcW w:type="dxa" w:w="6230"/>
-            <w:tcBorders>
-              <w:top w:val="single" w:color="9DB7D9" w:sz="4"/>
-              <w:left w:val="single" w:color="9DB7D9" w:sz="4"/>
-              <w:bottom w:val="single" w:color="9DB7D9" w:sz="4"/>
-              <w:right w:val="single" w:color="9DB7D9" w:sz="4"/>
-            </w:tcBorders>
-            <w:shd w:fill="F3F7FC" w:val="clear"/>
-            <w:tcMar>
-              <w:top w:type="dxa" w:w="50"/>
-              <w:left w:type="dxa" w:w="90"/>
-              <w:bottom w:type="dxa" w:w="50"/>
-              <w:right w:type="dxa" w:w="90"/>
-            </w:tcMar>
-            <w:vAlign w:val="center"/>
-          </w:tcPr>
-          <w:p>
-            <w:pPr>
-              <w:jc w:val="left"/>
-            </w:pPr>
-            <w:r>
-              <w:rPr>
-                <w:rFonts w:ascii="Times New Roman" w:cs="Times New Roman" w:eastAsia="Times New Roman" w:hAnsi="Times New Roman"/>
-                <w:b w:val="false"/>
-                <w:bCs w:val="false"/>
-                <w:sz w:val="20"/>
-                <w:szCs w:val="20"/>
-              </w:rPr>
-              <w:t xml:space="preserve">Markov Decision Process</w:t>
-            </w:r>
-          </w:p>
-        </w:tc>
-      </w:tr>
-      <w:tr>
-        <w:trPr>
-          <w:cantSplit/>
-          <w:tblHeader w:val="false"/>
-        </w:trPr>
-        <w:tc>
-          <w:tcPr>
-            <w:tcW w:type="dxa" w:w="2076"/>
-            <w:tcBorders>
-              <w:top w:val="single" w:color="9DB7D9" w:sz="4"/>
-              <w:left w:val="single" w:color="9DB7D9" w:sz="4"/>
-              <w:bottom w:val="single" w:color="9DB7D9" w:sz="4"/>
-              <w:right w:val="single" w:color="9DB7D9" w:sz="4"/>
-            </w:tcBorders>
-            <w:tcMar>
-              <w:top w:type="dxa" w:w="50"/>
-              <w:left w:type="dxa" w:w="90"/>
-              <w:bottom w:type="dxa" w:w="50"/>
-              <w:right w:type="dxa" w:w="90"/>
-            </w:tcMar>
-            <w:vAlign w:val="center"/>
-          </w:tcPr>
-          <w:p>
-            <w:pPr>
-              <w:jc w:val="left"/>
-            </w:pPr>
-            <w:r>
-              <w:rPr>
-                <w:rFonts w:ascii="Times New Roman" w:cs="Times New Roman" w:eastAsia="Times New Roman" w:hAnsi="Times New Roman"/>
-                <w:b w:val="false"/>
-                <w:bCs w:val="false"/>
-                <w:sz w:val="20"/>
-                <w:szCs w:val="20"/>
-              </w:rPr>
-              <w:t xml:space="preserve">MTTR</w:t>
-            </w:r>
-          </w:p>
-        </w:tc>
-        <w:tc>
-          <w:tcPr>
-            <w:tcW w:type="dxa" w:w="6230"/>
-            <w:tcBorders>
-              <w:top w:val="single" w:color="9DB7D9" w:sz="4"/>
-              <w:left w:val="single" w:color="9DB7D9" w:sz="4"/>
-              <w:bottom w:val="single" w:color="9DB7D9" w:sz="4"/>
-              <w:right w:val="single" w:color="9DB7D9" w:sz="4"/>
-            </w:tcBorders>
-            <w:tcMar>
-              <w:top w:type="dxa" w:w="50"/>
-              <w:left w:type="dxa" w:w="90"/>
-              <w:bottom w:type="dxa" w:w="50"/>
-              <w:right w:type="dxa" w:w="90"/>
-            </w:tcMar>
-            <w:vAlign w:val="center"/>
-          </w:tcPr>
-          <w:p>
-            <w:pPr>
-              <w:jc w:val="left"/>
-            </w:pPr>
-            <w:r>
-              <w:rPr>
-                <w:rFonts w:ascii="Times New Roman" w:cs="Times New Roman" w:eastAsia="Times New Roman" w:hAnsi="Times New Roman"/>
-                <w:b w:val="false"/>
-                <w:bCs w:val="false"/>
-                <w:sz w:val="20"/>
-                <w:szCs w:val="20"/>
-              </w:rPr>
-              <w:t xml:space="preserve">Mean Time to Recovery</w:t>
-            </w:r>
-          </w:p>
-        </w:tc>
-      </w:tr>
-      <w:tr>
-        <w:trPr>
-          <w:cantSplit/>
-          <w:tblHeader w:val="false"/>
-        </w:trPr>
-        <w:tc>
-          <w:tcPr>
-            <w:tcW w:type="dxa" w:w="2076"/>
-            <w:tcBorders>
-              <w:top w:val="single" w:color="9DB7D9" w:sz="4"/>
-              <w:left w:val="single" w:color="9DB7D9" w:sz="4"/>
-              <w:bottom w:val="single" w:color="9DB7D9" w:sz="4"/>
-              <w:right w:val="single" w:color="9DB7D9" w:sz="4"/>
-            </w:tcBorders>
-            <w:shd w:fill="F3F7FC" w:val="clear"/>
-            <w:tcMar>
-              <w:top w:type="dxa" w:w="50"/>
-              <w:left w:type="dxa" w:w="90"/>
-              <w:bottom w:type="dxa" w:w="50"/>
-              <w:right w:type="dxa" w:w="90"/>
-            </w:tcMar>
-            <w:vAlign w:val="center"/>
-          </w:tcPr>
-          <w:p>
-            <w:pPr>
-              <w:jc w:val="left"/>
-            </w:pPr>
-            <w:r>
-              <w:rPr>
-                <w:rFonts w:ascii="Times New Roman" w:cs="Times New Roman" w:eastAsia="Times New Roman" w:hAnsi="Times New Roman"/>
-                <w:b w:val="false"/>
-                <w:bCs w:val="false"/>
-                <w:sz w:val="20"/>
-                <w:szCs w:val="20"/>
-              </w:rPr>
-              <w:t xml:space="preserve">OPA</w:t>
-            </w:r>
-          </w:p>
-        </w:tc>
-        <w:tc>
-          <w:tcPr>
-            <w:tcW w:type="dxa" w:w="6230"/>
-            <w:tcBorders>
-              <w:top w:val="single" w:color="9DB7D9" w:sz="4"/>
-              <w:left w:val="single" w:color="9DB7D9" w:sz="4"/>
-              <w:bottom w:val="single" w:color="9DB7D9" w:sz="4"/>
-              <w:right w:val="single" w:color="9DB7D9" w:sz="4"/>
-            </w:tcBorders>
-            <w:shd w:fill="F3F7FC" w:val="clear"/>
-            <w:tcMar>
-              <w:top w:type="dxa" w:w="50"/>
-              <w:left w:type="dxa" w:w="90"/>
-              <w:bottom w:type="dxa" w:w="50"/>
-              <w:right w:type="dxa" w:w="90"/>
-            </w:tcMar>
-            <w:vAlign w:val="center"/>
-          </w:tcPr>
-          <w:p>
-            <w:pPr>
-              <w:jc w:val="left"/>
-            </w:pPr>
-            <w:r>
-              <w:rPr>
-                <w:rFonts w:ascii="Times New Roman" w:cs="Times New Roman" w:eastAsia="Times New Roman" w:hAnsi="Times New Roman"/>
-                <w:b w:val="false"/>
-                <w:bCs w:val="false"/>
-                <w:sz w:val="20"/>
-                <w:szCs w:val="20"/>
-              </w:rPr>
-              <w:t xml:space="preserve">Open Policy Agent</w:t>
-            </w:r>
-          </w:p>
-        </w:tc>
-      </w:tr>
-      <w:tr>
-        <w:trPr>
-          <w:cantSplit/>
-          <w:tblHeader w:val="false"/>
-        </w:trPr>
-        <w:tc>
-          <w:tcPr>
-            <w:tcW w:type="dxa" w:w="2076"/>
-            <w:tcBorders>
-              <w:top w:val="single" w:color="9DB7D9" w:sz="4"/>
-              <w:left w:val="single" w:color="9DB7D9" w:sz="4"/>
-              <w:bottom w:val="single" w:color="9DB7D9" w:sz="4"/>
-              <w:right w:val="single" w:color="9DB7D9" w:sz="4"/>
-            </w:tcBorders>
-            <w:tcMar>
-              <w:top w:type="dxa" w:w="50"/>
-              <w:left w:type="dxa" w:w="90"/>
-              <w:bottom w:type="dxa" w:w="50"/>
-              <w:right w:type="dxa" w:w="90"/>
-            </w:tcMar>
-            <w:vAlign w:val="center"/>
-          </w:tcPr>
-          <w:p>
-            <w:pPr>
-              <w:jc w:val="left"/>
-            </w:pPr>
-            <w:r>
-              <w:rPr>
-                <w:rFonts w:ascii="Times New Roman" w:cs="Times New Roman" w:eastAsia="Times New Roman" w:hAnsi="Times New Roman"/>
-                <w:b w:val="false"/>
-                <w:bCs w:val="false"/>
-                <w:sz w:val="20"/>
-                <w:szCs w:val="20"/>
-              </w:rPr>
-              <w:t xml:space="preserve">RBAC</w:t>
-            </w:r>
-          </w:p>
-        </w:tc>
-        <w:tc>
-          <w:tcPr>
-            <w:tcW w:type="dxa" w:w="6230"/>
-            <w:tcBorders>
-              <w:top w:val="single" w:color="9DB7D9" w:sz="4"/>
-              <w:left w:val="single" w:color="9DB7D9" w:sz="4"/>
-              <w:bottom w:val="single" w:color="9DB7D9" w:sz="4"/>
-              <w:right w:val="single" w:color="9DB7D9" w:sz="4"/>
-            </w:tcBorders>
-            <w:tcMar>
-              <w:top w:type="dxa" w:w="50"/>
-              <w:left w:type="dxa" w:w="90"/>
-              <w:bottom w:type="dxa" w:w="50"/>
-              <w:right w:type="dxa" w:w="90"/>
-            </w:tcMar>
-            <w:vAlign w:val="center"/>
-          </w:tcPr>
-          <w:p>
-            <w:pPr>
-              <w:jc w:val="left"/>
-            </w:pPr>
-            <w:r>
-              <w:rPr>
-                <w:rFonts w:ascii="Times New Roman" w:cs="Times New Roman" w:eastAsia="Times New Roman" w:hAnsi="Times New Roman"/>
-                <w:b w:val="false"/>
-                <w:bCs w:val="false"/>
-                <w:sz w:val="20"/>
-                <w:szCs w:val="20"/>
-              </w:rPr>
-              <w:t xml:space="preserve">Role-Based Access Control</w:t>
-            </w:r>
-          </w:p>
-        </w:tc>
-      </w:tr>
-      <w:tr>
-        <w:trPr>
-          <w:cantSplit/>
-          <w:tblHeader w:val="false"/>
-        </w:trPr>
-        <w:tc>
-          <w:tcPr>
-            <w:tcW w:type="dxa" w:w="2076"/>
-            <w:tcBorders>
-              <w:top w:val="single" w:color="9DB7D9" w:sz="4"/>
-              <w:left w:val="single" w:color="9DB7D9" w:sz="4"/>
-              <w:bottom w:val="single" w:color="9DB7D9" w:sz="4"/>
-              <w:right w:val="single" w:color="9DB7D9" w:sz="4"/>
-            </w:tcBorders>
-            <w:shd w:fill="F3F7FC" w:val="clear"/>
-            <w:tcMar>
-              <w:top w:type="dxa" w:w="50"/>
-              <w:left w:type="dxa" w:w="90"/>
-              <w:bottom w:type="dxa" w:w="50"/>
-              <w:right w:type="dxa" w:w="90"/>
-            </w:tcMar>
-            <w:vAlign w:val="center"/>
-          </w:tcPr>
-          <w:p>
-            <w:pPr>
-              <w:jc w:val="left"/>
-            </w:pPr>
-            <w:r>
-              <w:rPr>
-                <w:rFonts w:ascii="Times New Roman" w:cs="Times New Roman" w:eastAsia="Times New Roman" w:hAnsi="Times New Roman"/>
-                <w:b w:val="false"/>
-                <w:bCs w:val="false"/>
-                <w:sz w:val="20"/>
-                <w:szCs w:val="20"/>
-              </w:rPr>
-              <w:t xml:space="preserve">Rego</w:t>
-            </w:r>
-          </w:p>
-        </w:tc>
-        <w:tc>
-          <w:tcPr>
-            <w:tcW w:type="dxa" w:w="6230"/>
-            <w:tcBorders>
-              <w:top w:val="single" w:color="9DB7D9" w:sz="4"/>
-              <w:left w:val="single" w:color="9DB7D9" w:sz="4"/>
-              <w:bottom w:val="single" w:color="9DB7D9" w:sz="4"/>
-              <w:right w:val="single" w:color="9DB7D9" w:sz="4"/>
-            </w:tcBorders>
-            <w:shd w:fill="F3F7FC" w:val="clear"/>
-            <w:tcMar>
-              <w:top w:type="dxa" w:w="50"/>
-              <w:left w:type="dxa" w:w="90"/>
-              <w:bottom w:type="dxa" w:w="50"/>
-              <w:right w:type="dxa" w:w="90"/>
-            </w:tcMar>
-            <w:vAlign w:val="center"/>
-          </w:tcPr>
-          <w:p>
-            <w:pPr>
-              <w:jc w:val="left"/>
-            </w:pPr>
-            <w:r>
-              <w:rPr>
-                <w:rFonts w:ascii="Times New Roman" w:cs="Times New Roman" w:eastAsia="Times New Roman" w:hAnsi="Times New Roman"/>
-                <w:b w:val="false"/>
-                <w:bCs w:val="false"/>
-                <w:sz w:val="20"/>
-                <w:szCs w:val="20"/>
-              </w:rPr>
-              <w:t xml:space="preserve">Policy language of Open Policy Agent</w:t>
-            </w:r>
-          </w:p>
-        </w:tc>
-      </w:tr>
-      <w:tr>
-        <w:trPr>
-          <w:cantSplit/>
-          <w:tblHeader w:val="false"/>
-        </w:trPr>
-        <w:tc>
-          <w:tcPr>
-            <w:tcW w:type="dxa" w:w="2076"/>
-            <w:tcBorders>
-              <w:top w:val="single" w:color="9DB7D9" w:sz="4"/>
-              <w:left w:val="single" w:color="9DB7D9" w:sz="4"/>
-              <w:bottom w:val="single" w:color="9DB7D9" w:sz="4"/>
-              <w:right w:val="single" w:color="9DB7D9" w:sz="4"/>
-            </w:tcBorders>
-            <w:tcMar>
-              <w:top w:type="dxa" w:w="50"/>
-              <w:left w:type="dxa" w:w="90"/>
-              <w:bottom w:type="dxa" w:w="50"/>
-              <w:right w:type="dxa" w:w="90"/>
-            </w:tcMar>
-            <w:vAlign w:val="center"/>
-          </w:tcPr>
-          <w:p>
-            <w:pPr>
-              <w:jc w:val="left"/>
-            </w:pPr>
-            <w:r>
-              <w:rPr>
-                <w:rFonts w:ascii="Times New Roman" w:cs="Times New Roman" w:eastAsia="Times New Roman" w:hAnsi="Times New Roman"/>
-                <w:b w:val="false"/>
-                <w:bCs w:val="false"/>
-                <w:sz w:val="20"/>
-                <w:szCs w:val="20"/>
-              </w:rPr>
-              <w:t xml:space="preserve">RQ</w:t>
-            </w:r>
-          </w:p>
-        </w:tc>
-        <w:tc>
-          <w:tcPr>
-            <w:tcW w:type="dxa" w:w="6230"/>
-            <w:tcBorders>
-              <w:top w:val="single" w:color="9DB7D9" w:sz="4"/>
-              <w:left w:val="single" w:color="9DB7D9" w:sz="4"/>
-              <w:bottom w:val="single" w:color="9DB7D9" w:sz="4"/>
-              <w:right w:val="single" w:color="9DB7D9" w:sz="4"/>
-            </w:tcBorders>
-            <w:tcMar>
-              <w:top w:type="dxa" w:w="50"/>
-              <w:left w:type="dxa" w:w="90"/>
-              <w:bottom w:type="dxa" w:w="50"/>
-              <w:right w:type="dxa" w:w="90"/>
-            </w:tcMar>
-            <w:vAlign w:val="center"/>
-          </w:tcPr>
-          <w:p>
-            <w:pPr>
-              <w:jc w:val="left"/>
-            </w:pPr>
-            <w:r>
-              <w:rPr>
-                <w:rFonts w:ascii="Times New Roman" w:cs="Times New Roman" w:eastAsia="Times New Roman" w:hAnsi="Times New Roman"/>
-                <w:b w:val="false"/>
-                <w:bCs w:val="false"/>
-                <w:sz w:val="20"/>
-                <w:szCs w:val="20"/>
-              </w:rPr>
-              <w:t xml:space="preserve">Research Question</w:t>
-            </w:r>
-          </w:p>
-        </w:tc>
-      </w:tr>
-      <w:tr>
-        <w:trPr>
-          <w:cantSplit/>
-          <w:tblHeader w:val="false"/>
-        </w:trPr>
-        <w:tc>
-          <w:tcPr>
-            <w:tcW w:type="dxa" w:w="2076"/>
-            <w:tcBorders>
-              <w:top w:val="single" w:color="9DB7D9" w:sz="4"/>
-              <w:left w:val="single" w:color="9DB7D9" w:sz="4"/>
-              <w:bottom w:val="single" w:color="9DB7D9" w:sz="4"/>
-              <w:right w:val="single" w:color="9DB7D9" w:sz="4"/>
-            </w:tcBorders>
-            <w:shd w:fill="F3F7FC" w:val="clear"/>
-            <w:tcMar>
-              <w:top w:type="dxa" w:w="50"/>
-              <w:left w:type="dxa" w:w="90"/>
-              <w:bottom w:type="dxa" w:w="50"/>
-              <w:right w:type="dxa" w:w="90"/>
-            </w:tcMar>
-            <w:vAlign w:val="center"/>
-          </w:tcPr>
-          <w:p>
-            <w:pPr>
-              <w:jc w:val="left"/>
-            </w:pPr>
-            <w:r>
-              <w:rPr>
-                <w:rFonts w:ascii="Times New Roman" w:cs="Times New Roman" w:eastAsia="Times New Roman" w:hAnsi="Times New Roman"/>
-                <w:b w:val="false"/>
-                <w:bCs w:val="false"/>
-                <w:sz w:val="20"/>
-                <w:szCs w:val="20"/>
-              </w:rPr>
-              <w:t xml:space="preserve">SLA</w:t>
-            </w:r>
-          </w:p>
-        </w:tc>
-        <w:tc>
-          <w:tcPr>
-            <w:tcW w:type="dxa" w:w="6230"/>
-            <w:tcBorders>
-              <w:top w:val="single" w:color="9DB7D9" w:sz="4"/>
-              <w:left w:val="single" w:color="9DB7D9" w:sz="4"/>
-              <w:bottom w:val="single" w:color="9DB7D9" w:sz="4"/>
-              <w:right w:val="single" w:color="9DB7D9" w:sz="4"/>
-            </w:tcBorders>
-            <w:shd w:fill="F3F7FC" w:val="clear"/>
-            <w:tcMar>
-              <w:top w:type="dxa" w:w="50"/>
-              <w:left w:type="dxa" w:w="90"/>
-              <w:bottom w:type="dxa" w:w="50"/>
-              <w:right w:type="dxa" w:w="90"/>
-            </w:tcMar>
-            <w:vAlign w:val="center"/>
-          </w:tcPr>
-          <w:p>
-            <w:pPr>
-              <w:jc w:val="left"/>
-            </w:pPr>
-            <w:r>
-              <w:rPr>
-                <w:rFonts w:ascii="Times New Roman" w:cs="Times New Roman" w:eastAsia="Times New Roman" w:hAnsi="Times New Roman"/>
-                <w:b w:val="false"/>
-                <w:bCs w:val="false"/>
-                <w:sz w:val="20"/>
-                <w:szCs w:val="20"/>
-              </w:rPr>
-              <w:t xml:space="preserve">Service-Level Agreement</w:t>
-            </w:r>
-          </w:p>
-        </w:tc>
-      </w:tr>
-      <w:tr>
-        <w:trPr>
-          <w:cantSplit/>
-          <w:tblHeader w:val="false"/>
-        </w:trPr>
-        <w:tc>
-          <w:tcPr>
-            <w:tcW w:type="dxa" w:w="2076"/>
-            <w:tcBorders>
-              <w:top w:val="single" w:color="9DB7D9" w:sz="4"/>
-              <w:left w:val="single" w:color="9DB7D9" w:sz="4"/>
-              <w:bottom w:val="single" w:color="9DB7D9" w:sz="4"/>
-              <w:right w:val="single" w:color="9DB7D9" w:sz="4"/>
-            </w:tcBorders>
-            <w:tcMar>
-              <w:top w:type="dxa" w:w="50"/>
-              <w:left w:type="dxa" w:w="90"/>
-              <w:bottom w:type="dxa" w:w="50"/>
-              <w:right w:type="dxa" w:w="90"/>
-            </w:tcMar>
-            <w:vAlign w:val="center"/>
-          </w:tcPr>
-          <w:p>
-            <w:pPr>
-              <w:jc w:val="left"/>
-            </w:pPr>
-            <w:r>
-              <w:rPr>
-                <w:rFonts w:ascii="Times New Roman" w:cs="Times New Roman" w:eastAsia="Times New Roman" w:hAnsi="Times New Roman"/>
-                <w:b w:val="false"/>
-                <w:bCs w:val="false"/>
-                <w:sz w:val="20"/>
-                <w:szCs w:val="20"/>
-              </w:rPr>
-              <w:t xml:space="preserve">SMT</w:t>
-            </w:r>
-          </w:p>
-        </w:tc>
-        <w:tc>
-          <w:tcPr>
-            <w:tcW w:type="dxa" w:w="6230"/>
-            <w:tcBorders>
-              <w:top w:val="single" w:color="9DB7D9" w:sz="4"/>
-              <w:left w:val="single" w:color="9DB7D9" w:sz="4"/>
-              <w:bottom w:val="single" w:color="9DB7D9" w:sz="4"/>
-              <w:right w:val="single" w:color="9DB7D9" w:sz="4"/>
-            </w:tcBorders>
-            <w:tcMar>
-              <w:top w:type="dxa" w:w="50"/>
-              <w:left w:type="dxa" w:w="90"/>
-              <w:bottom w:type="dxa" w:w="50"/>
-              <w:right w:type="dxa" w:w="90"/>
-            </w:tcMar>
-            <w:vAlign w:val="center"/>
-          </w:tcPr>
-          <w:p>
-            <w:pPr>
-              <w:jc w:val="left"/>
-            </w:pPr>
-            <w:r>
-              <w:rPr>
-                <w:rFonts w:ascii="Times New Roman" w:cs="Times New Roman" w:eastAsia="Times New Roman" w:hAnsi="Times New Roman"/>
-                <w:b w:val="false"/>
-                <w:bCs w:val="false"/>
-                <w:sz w:val="20"/>
-                <w:szCs w:val="20"/>
-              </w:rPr>
-              <w:t xml:space="preserve">Satisfiability Modulo Theories</w:t>
-            </w:r>
-          </w:p>
-        </w:tc>
-      </w:tr>
-      <w:tr>
-        <w:trPr>
-          <w:cantSplit/>
-          <w:tblHeader w:val="false"/>
-        </w:trPr>
-        <w:tc>
-          <w:tcPr>
-            <w:tcW w:type="dxa" w:w="2076"/>
-            <w:tcBorders>
-              <w:top w:val="single" w:color="9DB7D9" w:sz="4"/>
-              <w:left w:val="single" w:color="9DB7D9" w:sz="4"/>
-              <w:bottom w:val="single" w:color="9DB7D9" w:sz="4"/>
-              <w:right w:val="single" w:color="9DB7D9" w:sz="4"/>
-            </w:tcBorders>
-            <w:shd w:fill="F3F7FC" w:val="clear"/>
-            <w:tcMar>
-              <w:top w:type="dxa" w:w="50"/>
-              <w:left w:type="dxa" w:w="90"/>
-              <w:bottom w:type="dxa" w:w="50"/>
-              <w:right w:type="dxa" w:w="90"/>
-            </w:tcMar>
-            <w:vAlign w:val="center"/>
-          </w:tcPr>
-          <w:p>
-            <w:pPr>
-              <w:jc w:val="left"/>
-            </w:pPr>
-            <w:r>
-              <w:rPr>
-                <w:rFonts w:ascii="Times New Roman" w:cs="Times New Roman" w:eastAsia="Times New Roman" w:hAnsi="Times New Roman"/>
-                <w:b w:val="false"/>
-                <w:bCs w:val="false"/>
-                <w:sz w:val="20"/>
-                <w:szCs w:val="20"/>
-              </w:rPr>
-              <w:t xml:space="preserve">TPC-DS</w:t>
-            </w:r>
-          </w:p>
-        </w:tc>
-        <w:tc>
-          <w:tcPr>
-            <w:tcW w:type="dxa" w:w="6230"/>
-            <w:tcBorders>
-              <w:top w:val="single" w:color="9DB7D9" w:sz="4"/>
-              <w:left w:val="single" w:color="9DB7D9" w:sz="4"/>
-              <w:bottom w:val="single" w:color="9DB7D9" w:sz="4"/>
-              <w:right w:val="single" w:color="9DB7D9" w:sz="4"/>
-            </w:tcBorders>
-            <w:shd w:fill="F3F7FC" w:val="clear"/>
-            <w:tcMar>
-              <w:top w:type="dxa" w:w="50"/>
-              <w:left w:type="dxa" w:w="90"/>
-              <w:bottom w:type="dxa" w:w="50"/>
-              <w:right w:type="dxa" w:w="90"/>
-            </w:tcMar>
-            <w:vAlign w:val="center"/>
-          </w:tcPr>
-          <w:p>
-            <w:pPr>
-              <w:jc w:val="left"/>
-            </w:pPr>
-            <w:r>
-              <w:rPr>
-                <w:rFonts w:ascii="Times New Roman" w:cs="Times New Roman" w:eastAsia="Times New Roman" w:hAnsi="Times New Roman"/>
-                <w:b w:val="false"/>
-                <w:bCs w:val="false"/>
-                <w:sz w:val="20"/>
-                <w:szCs w:val="20"/>
-              </w:rPr>
-              <w:t xml:space="preserve">Transaction Processing Performance Council Decision Support benchmark</w:t>
-            </w:r>
-          </w:p>
-        </w:tc>
-      </w:tr>
-    </w:tbl>
-    <w:p>
-      <w:pPr>
-        <w:spacing w:after="160"/>
-      </w:pPr>
-      <w:r>
-        <w:rPr>
-          <w:rFonts w:ascii="Times New Roman" w:cs="Times New Roman" w:eastAsia="Times New Roman" w:hAnsi="Times New Roman"/>
-        </w:rPr>
-        <w:t xml:space="preserve"/>
-      </w:r>
-    </w:p>
     <w:p>
       <w:pPr>
         <w:sectPr>
@@ -7554,7 +6092,7 @@
                     </pic:cNvPicPr>
                   </pic:nvPicPr>
                   <pic:blipFill>
-                    <a:blip r:embed="rId11" cstate="none"/>
+                    <a:blip r:embed="rId12" cstate="none"/>
                     <a:srcRect/>
                     <a:stretch>
                       <a:fillRect/>
@@ -15858,7 +14396,7 @@
                     </pic:cNvPicPr>
                   </pic:nvPicPr>
                   <pic:blipFill>
-                    <a:blip r:embed="rId12" cstate="none"/>
+                    <a:blip r:embed="rId13" cstate="none"/>
                     <a:srcRect/>
                     <a:stretch>
                       <a:fillRect/>
@@ -21061,7 +19599,7 @@
                     </pic:cNvPicPr>
                   </pic:nvPicPr>
                   <pic:blipFill>
-                    <a:blip r:embed="rId13" cstate="none"/>
+                    <a:blip r:embed="rId14" cstate="none"/>
                     <a:srcRect/>
                     <a:stretch>
                       <a:fillRect/>
@@ -23016,7 +21554,7 @@
                     </pic:cNvPicPr>
                   </pic:nvPicPr>
                   <pic:blipFill>
-                    <a:blip r:embed="rId14" cstate="none"/>
+                    <a:blip r:embed="rId15" cstate="none"/>
                     <a:srcRect/>
                     <a:stretch>
                       <a:fillRect/>
@@ -24331,7 +22869,7 @@
                     </pic:cNvPicPr>
                   </pic:nvPicPr>
                   <pic:blipFill>
-                    <a:blip r:embed="rId15" cstate="none"/>
+                    <a:blip r:embed="rId16" cstate="none"/>
                     <a:srcRect/>
                     <a:stretch>
                       <a:fillRect/>
@@ -27652,96 +26190,6 @@
             <wp:extent cx="3838575" cy="3162300"/>
             <wp:effectExtent t="0" r="0" b="0" l="0"/>
             <wp:docPr id="1" name="fig_human_sensitivity.png" descr="Probability that automation recovers faster than the simulated human" title="Probability that automation recovers faster than the simulated human"/>
-            <wp:cNvGraphicFramePr>
-              <a:graphicFrameLocks xmlns:a="http://schemas.openxmlformats.org/drawingml/2006/main" noChangeAspect="1"/>
-            </wp:cNvGraphicFramePr>
-            <a:graphic xmlns:a="http://schemas.openxmlformats.org/drawingml/2006/main">
-              <a:graphicData uri="http://schemas.openxmlformats.org/drawingml/2006/picture">
-                <pic:pic xmlns:pic="http://schemas.openxmlformats.org/drawingml/2006/picture">
-                  <pic:nvPicPr>
-                    <pic:cNvPr id="0" name="" descr=""/>
-                    <pic:cNvPicPr>
-                      <a:picLocks noChangeAspect="1" noChangeArrowheads="1"/>
-                    </pic:cNvPicPr>
-                  </pic:nvPicPr>
-                  <pic:blipFill>
-                    <a:blip r:embed="rId16" cstate="none"/>
-                    <a:srcRect/>
-                    <a:stretch>
-                      <a:fillRect/>
-                    </a:stretch>
-                  </pic:blipFill>
-                  <pic:spPr bwMode="auto">
-                    <a:xfrm>
-                      <a:off x="0" y="0"/>
-                      <a:ext cx="3838575" cy="3162300"/>
-                    </a:xfrm>
-                    <a:prstGeom prst="rect">
-                      <a:avLst/>
-                    </a:prstGeom>
-                  </pic:spPr>
-                </pic:pic>
-              </a:graphicData>
-            </a:graphic>
-          </wp:inline>
-        </w:drawing>
-      </w:r>
-    </w:p>
-    <w:p>
-      <w:pPr>
-        <w:pStyle w:val="Caption"/>
-        <w:keepNext w:val="false"/>
-        <w:spacing w:after="240" w:before="80"/>
-        <w:jc w:val="center"/>
-      </w:pPr>
-      <w:r>
-        <w:rPr>
-          <w:rFonts w:ascii="Calibri" w:cs="Calibri" w:eastAsia="Calibri" w:hAnsi="Calibri"/>
-          <w:b/>
-          <w:bCs/>
-          <w:color w:val="2F5597"/>
-          <w:sz w:val="20"/>
-          <w:szCs w:val="20"/>
-        </w:rPr>
-        <w:t xml:space="preserve">Figure </w:t>
-      </w:r>
-      <w:r>
-        <w:fldChar w:fldCharType="begin" w:dirty="true"/>
-        <w:instrText xml:space="preserve">SEQ Figure</w:instrText>
-        <w:fldChar w:fldCharType="separate"/>
-      </w:r>
-      <w:r>
-        <w:rPr>
-          <w:b/>
-          <w:color w:val="2F5597"/>
-        </w:rPr>
-        <w:t>6</w:t>
-      </w:r>
-      <w:r>
-        <w:fldChar w:fldCharType="end"/>
-      </w:r>
-      <w:r>
-        <w:rPr>
-          <w:rFonts w:ascii="Calibri" w:cs="Calibri" w:eastAsia="Calibri" w:hAnsi="Calibri"/>
-          <w:color w:val="404040"/>
-          <w:sz w:val="20"/>
-          <w:szCs w:val="20"/>
-        </w:rPr>
-        <w:t xml:space="preserve">:  Probability that automation recovers faster than the simulated human</w:t>
-      </w:r>
-    </w:p>
-    <w:p>
-      <w:pPr>
-        <w:keepNext/>
-        <w:spacing w:before="120"/>
-        <w:jc w:val="center"/>
-      </w:pPr>
-      <w:r>
-        <w:drawing>
-          <wp:inline distT="0" distB="0" distL="0" distR="0">
-            <wp:extent cx="3838575" cy="3162300"/>
-            <wp:effectExtent t="0" r="0" b="0" l="0"/>
-            <wp:docPr id="1" name="fig_cost.png" descr="Cost reduction of the full configuration versus static provisioning" title="Cost reduction of the full configuration versus static provisioning"/>
             <wp:cNvGraphicFramePr>
               <a:graphicFrameLocks xmlns:a="http://schemas.openxmlformats.org/drawingml/2006/main" noChangeAspect="1"/>
             </wp:cNvGraphicFramePr>
@@ -27805,6 +26253,96 @@
           <w:b/>
           <w:color w:val="2F5597"/>
         </w:rPr>
+        <w:t>6</w:t>
+      </w:r>
+      <w:r>
+        <w:fldChar w:fldCharType="end"/>
+      </w:r>
+      <w:r>
+        <w:rPr>
+          <w:rFonts w:ascii="Calibri" w:cs="Calibri" w:eastAsia="Calibri" w:hAnsi="Calibri"/>
+          <w:color w:val="404040"/>
+          <w:sz w:val="20"/>
+          <w:szCs w:val="20"/>
+        </w:rPr>
+        <w:t xml:space="preserve">:  Probability that automation recovers faster than the simulated human</w:t>
+      </w:r>
+    </w:p>
+    <w:p>
+      <w:pPr>
+        <w:keepNext/>
+        <w:spacing w:before="120"/>
+        <w:jc w:val="center"/>
+      </w:pPr>
+      <w:r>
+        <w:drawing>
+          <wp:inline distT="0" distB="0" distL="0" distR="0">
+            <wp:extent cx="3838575" cy="3162300"/>
+            <wp:effectExtent t="0" r="0" b="0" l="0"/>
+            <wp:docPr id="1" name="fig_cost.png" descr="Cost reduction of the full configuration versus static provisioning" title="Cost reduction of the full configuration versus static provisioning"/>
+            <wp:cNvGraphicFramePr>
+              <a:graphicFrameLocks xmlns:a="http://schemas.openxmlformats.org/drawingml/2006/main" noChangeAspect="1"/>
+            </wp:cNvGraphicFramePr>
+            <a:graphic xmlns:a="http://schemas.openxmlformats.org/drawingml/2006/main">
+              <a:graphicData uri="http://schemas.openxmlformats.org/drawingml/2006/picture">
+                <pic:pic xmlns:pic="http://schemas.openxmlformats.org/drawingml/2006/picture">
+                  <pic:nvPicPr>
+                    <pic:cNvPr id="0" name="" descr=""/>
+                    <pic:cNvPicPr>
+                      <a:picLocks noChangeAspect="1" noChangeArrowheads="1"/>
+                    </pic:cNvPicPr>
+                  </pic:nvPicPr>
+                  <pic:blipFill>
+                    <a:blip r:embed="rId18" cstate="none"/>
+                    <a:srcRect/>
+                    <a:stretch>
+                      <a:fillRect/>
+                    </a:stretch>
+                  </pic:blipFill>
+                  <pic:spPr bwMode="auto">
+                    <a:xfrm>
+                      <a:off x="0" y="0"/>
+                      <a:ext cx="3838575" cy="3162300"/>
+                    </a:xfrm>
+                    <a:prstGeom prst="rect">
+                      <a:avLst/>
+                    </a:prstGeom>
+                  </pic:spPr>
+                </pic:pic>
+              </a:graphicData>
+            </a:graphic>
+          </wp:inline>
+        </w:drawing>
+      </w:r>
+    </w:p>
+    <w:p>
+      <w:pPr>
+        <w:pStyle w:val="Caption"/>
+        <w:keepNext w:val="false"/>
+        <w:spacing w:after="240" w:before="80"/>
+        <w:jc w:val="center"/>
+      </w:pPr>
+      <w:r>
+        <w:rPr>
+          <w:rFonts w:ascii="Calibri" w:cs="Calibri" w:eastAsia="Calibri" w:hAnsi="Calibri"/>
+          <w:b/>
+          <w:bCs/>
+          <w:color w:val="2F5597"/>
+          <w:sz w:val="20"/>
+          <w:szCs w:val="20"/>
+        </w:rPr>
+        <w:t xml:space="preserve">Figure </w:t>
+      </w:r>
+      <w:r>
+        <w:fldChar w:fldCharType="begin" w:dirty="true"/>
+        <w:instrText xml:space="preserve">SEQ Figure</w:instrText>
+        <w:fldChar w:fldCharType="separate"/>
+      </w:r>
+      <w:r>
+        <w:rPr>
+          <w:b/>
+          <w:color w:val="2F5597"/>
+        </w:rPr>
         <w:t>7</w:t>
       </w:r>
       <w:r>
@@ -29911,17 +28449,45 @@
         </w:tabs>
         <w:spacing w:after="100" w:line="280"/>
         <w:ind w:left="567" w:hanging="567"/>
-        <w:jc w:val="both"/>
-      </w:pPr>
+        <w:jc w:val="left"/>
+      </w:pPr>
+      <w:r>
+        <w:rPr>
+          <w:rFonts w:ascii="Times New Roman" w:cs="Times New Roman" w:eastAsia="Times New Roman" w:hAnsi="Times New Roman"/>
+          <w:sz w:val="20"/>
+          <w:szCs w:val="20"/>
+        </w:rPr>
+        <w:t xml:space="preserve">[1]</w:t>
+        <w:tab/>
+        <w:t xml:space="preserve">H. Foidl, V. Golendukhina, R. Ramler, and M. Felderer, “Data pipeline quality: Influencing factors, root causes of data-related issues, and processing problem areas for developers,” J. Syst. Softw., vol. 207, p. 111855, 2024</w:t>
+      </w:r>
       <w:r>
         <w:rPr>
           <w:rFonts w:ascii="Times New Roman" w:cs="Times New Roman" w:eastAsia="Times New Roman" w:hAnsi="Times New Roman"/>
           <w:sz w:val="22"/>
           <w:szCs w:val="22"/>
         </w:rPr>
-        <w:t xml:space="preserve">[1]</w:t>
-        <w:tab/>
-        <w:t xml:space="preserve">H. Foidl, V. Golendukhina, R. Ramler, and M. Felderer, “Data pipeline quality: Influencing factors, root causes of data-related issues, and processing problem areas for developers,” J. Syst. Softw., vol. 207, p. 111855, 2024.</w:t>
+        <w:t xml:space="preserve">, doi: </w:t>
+      </w:r>
+      <w:hyperlink w:history="1" r:id="rIdf6nkt7hy9csy-gpyl380_">
+        <w:r>
+          <w:rPr>
+            <w:rFonts w:ascii="Times New Roman" w:cs="Times New Roman" w:eastAsia="Times New Roman" w:hAnsi="Times New Roman"/>
+            <w:color w:val="2F5597"/>
+            <w:sz w:val="22"/>
+            <w:szCs w:val="22"/>
+            <w:u w:val="single"/>
+          </w:rPr>
+          <w:t xml:space="preserve">10.1016/j.jss.2023.111855</w:t>
+        </w:r>
+      </w:hyperlink>
+      <w:r>
+        <w:rPr>
+          <w:rFonts w:ascii="Times New Roman" w:cs="Times New Roman" w:eastAsia="Times New Roman" w:hAnsi="Times New Roman"/>
+          <w:sz w:val="22"/>
+          <w:szCs w:val="22"/>
+        </w:rPr>
+        <w:t xml:space="preserve">.</w:t>
       </w:r>
     </w:p>
     <w:p>
@@ -29931,17 +28497,45 @@
         </w:tabs>
         <w:spacing w:after="100" w:line="280"/>
         <w:ind w:left="567" w:hanging="567"/>
-        <w:jc w:val="both"/>
-      </w:pPr>
+        <w:jc w:val="left"/>
+      </w:pPr>
+      <w:r>
+        <w:rPr>
+          <w:rFonts w:ascii="Times New Roman" w:cs="Times New Roman" w:eastAsia="Times New Roman" w:hAnsi="Times New Roman"/>
+          <w:sz w:val="20"/>
+          <w:szCs w:val="20"/>
+        </w:rPr>
+        <w:t xml:space="preserve">[2]</w:t>
+        <w:tab/>
+        <w:t xml:space="preserve">Y. Chen et al., “Automatic root cause analysis via large language models for cloud incidents,” in Proc. 19th Eur. Conf. Comput. Syst. (EuroSys), 2024, pp. 674–688</w:t>
+      </w:r>
       <w:r>
         <w:rPr>
           <w:rFonts w:ascii="Times New Roman" w:cs="Times New Roman" w:eastAsia="Times New Roman" w:hAnsi="Times New Roman"/>
           <w:sz w:val="22"/>
           <w:szCs w:val="22"/>
         </w:rPr>
-        <w:t xml:space="preserve">[2]</w:t>
-        <w:tab/>
-        <w:t xml:space="preserve">Y. Chen et al., “Automatic root cause analysis via large language models for cloud incidents,” in Proc. 19th Eur. Conf. Comput. Syst. (EuroSys), 2024, pp. 674–688.</w:t>
+        <w:t xml:space="preserve">, doi: </w:t>
+      </w:r>
+      <w:hyperlink w:history="1" r:id="rId1mmkaryxi3cnxi1_2j64l">
+        <w:r>
+          <w:rPr>
+            <w:rFonts w:ascii="Times New Roman" w:cs="Times New Roman" w:eastAsia="Times New Roman" w:hAnsi="Times New Roman"/>
+            <w:color w:val="2F5597"/>
+            <w:sz w:val="22"/>
+            <w:szCs w:val="22"/>
+            <w:u w:val="single"/>
+          </w:rPr>
+          <w:t xml:space="preserve">10.1145/3627703.3629553</w:t>
+        </w:r>
+      </w:hyperlink>
+      <w:r>
+        <w:rPr>
+          <w:rFonts w:ascii="Times New Roman" w:cs="Times New Roman" w:eastAsia="Times New Roman" w:hAnsi="Times New Roman"/>
+          <w:sz w:val="22"/>
+          <w:szCs w:val="22"/>
+        </w:rPr>
+        <w:t xml:space="preserve">.</w:t>
       </w:r>
     </w:p>
     <w:p>
@@ -29951,17 +28545,45 @@
         </w:tabs>
         <w:spacing w:after="100" w:line="280"/>
         <w:ind w:left="567" w:hanging="567"/>
-        <w:jc w:val="both"/>
-      </w:pPr>
+        <w:jc w:val="left"/>
+      </w:pPr>
+      <w:r>
+        <w:rPr>
+          <w:rFonts w:ascii="Times New Roman" w:cs="Times New Roman" w:eastAsia="Times New Roman" w:hAnsi="Times New Roman"/>
+          <w:sz w:val="20"/>
+          <w:szCs w:val="20"/>
+        </w:rPr>
+        <w:t xml:space="preserve">[3]</w:t>
+        <w:tab/>
+        <w:t xml:space="preserve">Z. Wang et al., “RCAgent: Cloud root cause analysis by autonomous agents with tool-augmented large language models,” in Proc. 33rd ACM Int. Conf. Inf. Knowl. Manage. (CIKM), 2024, pp. 4966–4974</w:t>
+      </w:r>
       <w:r>
         <w:rPr>
           <w:rFonts w:ascii="Times New Roman" w:cs="Times New Roman" w:eastAsia="Times New Roman" w:hAnsi="Times New Roman"/>
           <w:sz w:val="22"/>
           <w:szCs w:val="22"/>
         </w:rPr>
-        <w:t xml:space="preserve">[3]</w:t>
-        <w:tab/>
-        <w:t xml:space="preserve">Z. Wang et al., “RCAgent: Cloud root cause analysis by autonomous agents with tool-augmented large language models,” in Proc. 33rd ACM Int. Conf. Inf. Knowl. Manage. (CIKM), 2024, pp. 4966–4974.</w:t>
+        <w:t xml:space="preserve">, doi: </w:t>
+      </w:r>
+      <w:hyperlink w:history="1" r:id="rIdc7rhgemvd_icnjo-i6hnd">
+        <w:r>
+          <w:rPr>
+            <w:rFonts w:ascii="Times New Roman" w:cs="Times New Roman" w:eastAsia="Times New Roman" w:hAnsi="Times New Roman"/>
+            <w:color w:val="2F5597"/>
+            <w:sz w:val="22"/>
+            <w:szCs w:val="22"/>
+            <w:u w:val="single"/>
+          </w:rPr>
+          <w:t xml:space="preserve">10.1145/3627673.3680016</w:t>
+        </w:r>
+      </w:hyperlink>
+      <w:r>
+        <w:rPr>
+          <w:rFonts w:ascii="Times New Roman" w:cs="Times New Roman" w:eastAsia="Times New Roman" w:hAnsi="Times New Roman"/>
+          <w:sz w:val="22"/>
+          <w:szCs w:val="22"/>
+        </w:rPr>
+        <w:t xml:space="preserve">.</w:t>
       </w:r>
     </w:p>
     <w:p>
@@ -29971,17 +28593,45 @@
         </w:tabs>
         <w:spacing w:after="100" w:line="280"/>
         <w:ind w:left="567" w:hanging="567"/>
-        <w:jc w:val="both"/>
-      </w:pPr>
+        <w:jc w:val="left"/>
+      </w:pPr>
+      <w:r>
+        <w:rPr>
+          <w:rFonts w:ascii="Times New Roman" w:cs="Times New Roman" w:eastAsia="Times New Roman" w:hAnsi="Times New Roman"/>
+          <w:sz w:val="20"/>
+          <w:szCs w:val="20"/>
+        </w:rPr>
+        <w:t xml:space="preserve">[4]</w:t>
+        <w:tab/>
+        <w:t xml:space="preserve">Y. Luo et al., “OpsAgent: An evolving multi-agent system for incident management in microservices,” arXiv:2510.24145, 2025</w:t>
+      </w:r>
       <w:r>
         <w:rPr>
           <w:rFonts w:ascii="Times New Roman" w:cs="Times New Roman" w:eastAsia="Times New Roman" w:hAnsi="Times New Roman"/>
           <w:sz w:val="22"/>
           <w:szCs w:val="22"/>
         </w:rPr>
-        <w:t xml:space="preserve">[4]</w:t>
-        <w:tab/>
-        <w:t xml:space="preserve">Y. Luo et al., “OpsAgent: An evolving multi-agent system for incident management in microservices,” arXiv:2510.24145, 2025.</w:t>
+        <w:t xml:space="preserve">, doi: </w:t>
+      </w:r>
+      <w:hyperlink w:history="1" r:id="rIdmdmgnvrz2g9abvam-a4g-">
+        <w:r>
+          <w:rPr>
+            <w:rFonts w:ascii="Times New Roman" w:cs="Times New Roman" w:eastAsia="Times New Roman" w:hAnsi="Times New Roman"/>
+            <w:color w:val="2F5597"/>
+            <w:sz w:val="22"/>
+            <w:szCs w:val="22"/>
+            <w:u w:val="single"/>
+          </w:rPr>
+          <w:t xml:space="preserve">10.48550/arXiv.2510.24145</w:t>
+        </w:r>
+      </w:hyperlink>
+      <w:r>
+        <w:rPr>
+          <w:rFonts w:ascii="Times New Roman" w:cs="Times New Roman" w:eastAsia="Times New Roman" w:hAnsi="Times New Roman"/>
+          <w:sz w:val="22"/>
+          <w:szCs w:val="22"/>
+        </w:rPr>
+        <w:t xml:space="preserve">.</w:t>
       </w:r>
     </w:p>
     <w:p>
@@ -29991,17 +28641,45 @@
         </w:tabs>
         <w:spacing w:after="100" w:line="280"/>
         <w:ind w:left="567" w:hanging="567"/>
-        <w:jc w:val="both"/>
-      </w:pPr>
+        <w:jc w:val="left"/>
+      </w:pPr>
+      <w:r>
+        <w:rPr>
+          <w:rFonts w:ascii="Times New Roman" w:cs="Times New Roman" w:eastAsia="Times New Roman" w:hAnsi="Times New Roman"/>
+          <w:sz w:val="20"/>
+          <w:szCs w:val="20"/>
+        </w:rPr>
+        <w:t xml:space="preserve">[5]</w:t>
+        <w:tab/>
+        <w:t xml:space="preserve">A. M. Kirubakaran et al., “Governing cloud data pipelines with agentic AI,” arXiv:2512.23737, 2025</w:t>
+      </w:r>
       <w:r>
         <w:rPr>
           <w:rFonts w:ascii="Times New Roman" w:cs="Times New Roman" w:eastAsia="Times New Roman" w:hAnsi="Times New Roman"/>
           <w:sz w:val="22"/>
           <w:szCs w:val="22"/>
         </w:rPr>
-        <w:t xml:space="preserve">[5]</w:t>
-        <w:tab/>
-        <w:t xml:space="preserve">A. M. Kirubakaran et al., “Governing cloud data pipelines with agentic AI,” arXiv:2512.23737, 2025.</w:t>
+        <w:t xml:space="preserve">, doi: </w:t>
+      </w:r>
+      <w:hyperlink w:history="1" r:id="rIdg07wgimg5kfm1dxiq1ga2">
+        <w:r>
+          <w:rPr>
+            <w:rFonts w:ascii="Times New Roman" w:cs="Times New Roman" w:eastAsia="Times New Roman" w:hAnsi="Times New Roman"/>
+            <w:color w:val="2F5597"/>
+            <w:sz w:val="22"/>
+            <w:szCs w:val="22"/>
+            <w:u w:val="single"/>
+          </w:rPr>
+          <w:t xml:space="preserve">10.48550/arXiv.2512.23737</w:t>
+        </w:r>
+      </w:hyperlink>
+      <w:r>
+        <w:rPr>
+          <w:rFonts w:ascii="Times New Roman" w:cs="Times New Roman" w:eastAsia="Times New Roman" w:hAnsi="Times New Roman"/>
+          <w:sz w:val="22"/>
+          <w:szCs w:val="22"/>
+        </w:rPr>
+        <w:t xml:space="preserve">.</w:t>
       </w:r>
     </w:p>
     <w:p>
@@ -30011,17 +28689,45 @@
         </w:tabs>
         <w:spacing w:after="100" w:line="280"/>
         <w:ind w:left="567" w:hanging="567"/>
-        <w:jc w:val="both"/>
-      </w:pPr>
+        <w:jc w:val="left"/>
+      </w:pPr>
+      <w:r>
+        <w:rPr>
+          <w:rFonts w:ascii="Times New Roman" w:cs="Times New Roman" w:eastAsia="Times New Roman" w:hAnsi="Times New Roman"/>
+          <w:sz w:val="20"/>
+          <w:szCs w:val="20"/>
+        </w:rPr>
+        <w:t xml:space="preserve">[6]</w:t>
+        <w:tab/>
+        <w:t xml:space="preserve">X. Liu, T. Chen, W. Li, X. Hu, and H. Wei, “The sim-to-real gap of foundation model agents: A unified MDP perspective,” arXiv:2606.07017, 2026, KDD 2026 Blue Sky Ideas Track</w:t>
+      </w:r>
       <w:r>
         <w:rPr>
           <w:rFonts w:ascii="Times New Roman" w:cs="Times New Roman" w:eastAsia="Times New Roman" w:hAnsi="Times New Roman"/>
           <w:sz w:val="22"/>
           <w:szCs w:val="22"/>
         </w:rPr>
-        <w:t xml:space="preserve">[6]</w:t>
-        <w:tab/>
-        <w:t xml:space="preserve">X. Liu, T. Chen, W. Li, X. Hu, and H. Wei, “The sim-to-real gap of foundation model agents: A unified MDP perspective,” arXiv:2606.07017, 2026, KDD 2026 Blue Sky Ideas Track.</w:t>
+        <w:t xml:space="preserve">, doi: </w:t>
+      </w:r>
+      <w:hyperlink w:history="1" r:id="rIdfzvttjn9dwbvxg_y-ojs_">
+        <w:r>
+          <w:rPr>
+            <w:rFonts w:ascii="Times New Roman" w:cs="Times New Roman" w:eastAsia="Times New Roman" w:hAnsi="Times New Roman"/>
+            <w:color w:val="2F5597"/>
+            <w:sz w:val="22"/>
+            <w:szCs w:val="22"/>
+            <w:u w:val="single"/>
+          </w:rPr>
+          <w:t xml:space="preserve">10.48550/arXiv.2606.07017</w:t>
+        </w:r>
+      </w:hyperlink>
+      <w:r>
+        <w:rPr>
+          <w:rFonts w:ascii="Times New Roman" w:cs="Times New Roman" w:eastAsia="Times New Roman" w:hAnsi="Times New Roman"/>
+          <w:sz w:val="22"/>
+          <w:szCs w:val="22"/>
+        </w:rPr>
+        <w:t xml:space="preserve">.</w:t>
       </w:r>
     </w:p>
     <w:p>
@@ -30031,17 +28737,45 @@
         </w:tabs>
         <w:spacing w:after="100" w:line="280"/>
         <w:ind w:left="567" w:hanging="567"/>
-        <w:jc w:val="both"/>
-      </w:pPr>
+        <w:jc w:val="left"/>
+      </w:pPr>
+      <w:r>
+        <w:rPr>
+          <w:rFonts w:ascii="Times New Roman" w:cs="Times New Roman" w:eastAsia="Times New Roman" w:hAnsi="Times New Roman"/>
+          <w:sz w:val="20"/>
+          <w:szCs w:val="20"/>
+        </w:rPr>
+        <w:t xml:space="preserve">[7]</w:t>
+        <w:tab/>
+        <w:t xml:space="preserve">M. Zhu et al., “RealUserSim: Bridging the reality gap in agent benchmarking via grounded user simulation,” arXiv:2605.20204, 2026</w:t>
+      </w:r>
       <w:r>
         <w:rPr>
           <w:rFonts w:ascii="Times New Roman" w:cs="Times New Roman" w:eastAsia="Times New Roman" w:hAnsi="Times New Roman"/>
           <w:sz w:val="22"/>
           <w:szCs w:val="22"/>
         </w:rPr>
-        <w:t xml:space="preserve">[7]</w:t>
-        <w:tab/>
-        <w:t xml:space="preserve">M. Zhu et al., “RealUserSim: Bridging the reality gap in agent benchmarking via grounded user simulation,” arXiv:2605.20204, 2026.</w:t>
+        <w:t xml:space="preserve">, doi: </w:t>
+      </w:r>
+      <w:hyperlink w:history="1" r:id="rIdra_9y7i7f1cq1pctjxyo7">
+        <w:r>
+          <w:rPr>
+            <w:rFonts w:ascii="Times New Roman" w:cs="Times New Roman" w:eastAsia="Times New Roman" w:hAnsi="Times New Roman"/>
+            <w:color w:val="2F5597"/>
+            <w:sz w:val="22"/>
+            <w:szCs w:val="22"/>
+            <w:u w:val="single"/>
+          </w:rPr>
+          <w:t xml:space="preserve">10.48550/arXiv.2605.20204</w:t>
+        </w:r>
+      </w:hyperlink>
+      <w:r>
+        <w:rPr>
+          <w:rFonts w:ascii="Times New Roman" w:cs="Times New Roman" w:eastAsia="Times New Roman" w:hAnsi="Times New Roman"/>
+          <w:sz w:val="22"/>
+          <w:szCs w:val="22"/>
+        </w:rPr>
+        <w:t xml:space="preserve">.</w:t>
       </w:r>
     </w:p>
     <w:p>
@@ -30051,17 +28785,45 @@
         </w:tabs>
         <w:spacing w:after="100" w:line="280"/>
         <w:ind w:left="567" w:hanging="567"/>
-        <w:jc w:val="both"/>
-      </w:pPr>
+        <w:jc w:val="left"/>
+      </w:pPr>
+      <w:r>
+        <w:rPr>
+          <w:rFonts w:ascii="Times New Roman" w:cs="Times New Roman" w:eastAsia="Times New Roman" w:hAnsi="Times New Roman"/>
+          <w:sz w:val="20"/>
+          <w:szCs w:val="20"/>
+        </w:rPr>
+        <w:t xml:space="preserve">[8]</w:t>
+        <w:tab/>
+        <w:t xml:space="preserve">A. Gupta, “ReliabilityBench: Evaluating LLM agent reliability under production-like stress conditions,” arXiv:2601.06112, 2026</w:t>
+      </w:r>
       <w:r>
         <w:rPr>
           <w:rFonts w:ascii="Times New Roman" w:cs="Times New Roman" w:eastAsia="Times New Roman" w:hAnsi="Times New Roman"/>
           <w:sz w:val="22"/>
           <w:szCs w:val="22"/>
         </w:rPr>
-        <w:t xml:space="preserve">[8]</w:t>
-        <w:tab/>
-        <w:t xml:space="preserve">A. Gupta, “ReliabilityBench: Evaluating LLM agent reliability under production-like stress conditions,” arXiv:2601.06112, 2026.</w:t>
+        <w:t xml:space="preserve">, doi: </w:t>
+      </w:r>
+      <w:hyperlink w:history="1" r:id="rIda9b4821lomrzyvm5znlxw">
+        <w:r>
+          <w:rPr>
+            <w:rFonts w:ascii="Times New Roman" w:cs="Times New Roman" w:eastAsia="Times New Roman" w:hAnsi="Times New Roman"/>
+            <w:color w:val="2F5597"/>
+            <w:sz w:val="22"/>
+            <w:szCs w:val="22"/>
+            <w:u w:val="single"/>
+          </w:rPr>
+          <w:t xml:space="preserve">10.48550/arXiv.2601.06112</w:t>
+        </w:r>
+      </w:hyperlink>
+      <w:r>
+        <w:rPr>
+          <w:rFonts w:ascii="Times New Roman" w:cs="Times New Roman" w:eastAsia="Times New Roman" w:hAnsi="Times New Roman"/>
+          <w:sz w:val="22"/>
+          <w:szCs w:val="22"/>
+        </w:rPr>
+        <w:t xml:space="preserve">.</w:t>
       </w:r>
     </w:p>
     <w:p>
@@ -30071,17 +28833,45 @@
         </w:tabs>
         <w:spacing w:after="100" w:line="280"/>
         <w:ind w:left="567" w:hanging="567"/>
-        <w:jc w:val="both"/>
-      </w:pPr>
+        <w:jc w:val="left"/>
+      </w:pPr>
+      <w:r>
+        <w:rPr>
+          <w:rFonts w:ascii="Times New Roman" w:cs="Times New Roman" w:eastAsia="Times New Roman" w:hAnsi="Times New Roman"/>
+          <w:sz w:val="20"/>
+          <w:szCs w:val="20"/>
+        </w:rPr>
+        <w:t xml:space="preserve">[9]</w:t>
+        <w:tab/>
+        <w:t xml:space="preserve">K. Rzadca et al., “Autopilot: Workload autoscaling at Google,” in Proc. 15th Eur. Conf. Comput. Syst. (EuroSys), 2020</w:t>
+      </w:r>
       <w:r>
         <w:rPr>
           <w:rFonts w:ascii="Times New Roman" w:cs="Times New Roman" w:eastAsia="Times New Roman" w:hAnsi="Times New Roman"/>
           <w:sz w:val="22"/>
           <w:szCs w:val="22"/>
         </w:rPr>
-        <w:t xml:space="preserve">[9]</w:t>
-        <w:tab/>
-        <w:t xml:space="preserve">K. Rzadca et al., “Autopilot: Workload autoscaling at Google,” in Proc. 15th Eur. Conf. Comput. Syst. (EuroSys), 2020.</w:t>
+        <w:t xml:space="preserve">, doi: </w:t>
+      </w:r>
+      <w:hyperlink w:history="1" r:id="rIdze_veahx85rgkcezwqvyh">
+        <w:r>
+          <w:rPr>
+            <w:rFonts w:ascii="Times New Roman" w:cs="Times New Roman" w:eastAsia="Times New Roman" w:hAnsi="Times New Roman"/>
+            <w:color w:val="2F5597"/>
+            <w:sz w:val="22"/>
+            <w:szCs w:val="22"/>
+            <w:u w:val="single"/>
+          </w:rPr>
+          <w:t xml:space="preserve">10.1145/3342195.3387524</w:t>
+        </w:r>
+      </w:hyperlink>
+      <w:r>
+        <w:rPr>
+          <w:rFonts w:ascii="Times New Roman" w:cs="Times New Roman" w:eastAsia="Times New Roman" w:hAnsi="Times New Roman"/>
+          <w:sz w:val="22"/>
+          <w:szCs w:val="22"/>
+        </w:rPr>
+        <w:t xml:space="preserve">.</w:t>
       </w:r>
     </w:p>
     <w:p>
@@ -30091,17 +28881,45 @@
         </w:tabs>
         <w:spacing w:after="100" w:line="280"/>
         <w:ind w:left="567" w:hanging="567"/>
-        <w:jc w:val="both"/>
-      </w:pPr>
+        <w:jc w:val="left"/>
+      </w:pPr>
+      <w:r>
+        <w:rPr>
+          <w:rFonts w:ascii="Times New Roman" w:cs="Times New Roman" w:eastAsia="Times New Roman" w:hAnsi="Times New Roman"/>
+          <w:sz w:val="20"/>
+          <w:szCs w:val="20"/>
+        </w:rPr>
+        <w:t xml:space="preserve">[10]</w:t>
+        <w:tab/>
+        <w:t xml:space="preserve">E. Debenedetti, J. Zhang, M. Balunović, L. Beurer-Kellner, M. Fischer, and F. Tramèr, “AgentDojo: A dynamic environment to evaluate prompt injection attacks and defenses for LLM agents,” in Proc. Adv. Neural Inf. Process. Syst. (NeurIPS), Datasets and Benchmarks Track, 2024</w:t>
+      </w:r>
       <w:r>
         <w:rPr>
           <w:rFonts w:ascii="Times New Roman" w:cs="Times New Roman" w:eastAsia="Times New Roman" w:hAnsi="Times New Roman"/>
           <w:sz w:val="22"/>
           <w:szCs w:val="22"/>
         </w:rPr>
-        <w:t xml:space="preserve">[10]</w:t>
-        <w:tab/>
-        <w:t xml:space="preserve">E. Debenedetti, J. Zhang, M. Balunović, L. Beurer-Kellner, M. Fischer, and F. Tramèr, “AgentDojo: A dynamic environment to evaluate prompt injection attacks and defenses for LLM agents,” in Proc. Adv. Neural Inf. Process. Syst. (NeurIPS), Datasets and Benchmarks Track, 2024.</w:t>
+        <w:t xml:space="preserve">, doi: </w:t>
+      </w:r>
+      <w:hyperlink w:history="1" r:id="rIdmd96q-utfrcnedhhi9gdd">
+        <w:r>
+          <w:rPr>
+            <w:rFonts w:ascii="Times New Roman" w:cs="Times New Roman" w:eastAsia="Times New Roman" w:hAnsi="Times New Roman"/>
+            <w:color w:val="2F5597"/>
+            <w:sz w:val="22"/>
+            <w:szCs w:val="22"/>
+            <w:u w:val="single"/>
+          </w:rPr>
+          <w:t xml:space="preserve">10.48550/arXiv.2406.13352</w:t>
+        </w:r>
+      </w:hyperlink>
+      <w:r>
+        <w:rPr>
+          <w:rFonts w:ascii="Times New Roman" w:cs="Times New Roman" w:eastAsia="Times New Roman" w:hAnsi="Times New Roman"/>
+          <w:sz w:val="22"/>
+          <w:szCs w:val="22"/>
+        </w:rPr>
+        <w:t xml:space="preserve">.</w:t>
       </w:r>
     </w:p>
     <w:p>
@@ -30111,17 +28929,45 @@
         </w:tabs>
         <w:spacing w:after="100" w:line="280"/>
         <w:ind w:left="567" w:hanging="567"/>
-        <w:jc w:val="both"/>
-      </w:pPr>
+        <w:jc w:val="left"/>
+      </w:pPr>
+      <w:r>
+        <w:rPr>
+          <w:rFonts w:ascii="Times New Roman" w:cs="Times New Roman" w:eastAsia="Times New Roman" w:hAnsi="Times New Roman"/>
+          <w:sz w:val="20"/>
+          <w:szCs w:val="20"/>
+        </w:rPr>
+        <w:t xml:space="preserve">[11]</w:t>
+        <w:tab/>
+        <w:t xml:space="preserve">H. Zhang et al., “Agent security bench (ASB): Formalizing and benchmarking attacks and defenses in LLM-based agents,” in Proc. 13th Int. Conf. Learn. Represent. (ICLR), 2025</w:t>
+      </w:r>
       <w:r>
         <w:rPr>
           <w:rFonts w:ascii="Times New Roman" w:cs="Times New Roman" w:eastAsia="Times New Roman" w:hAnsi="Times New Roman"/>
           <w:sz w:val="22"/>
           <w:szCs w:val="22"/>
         </w:rPr>
-        <w:t xml:space="preserve">[11]</w:t>
-        <w:tab/>
-        <w:t xml:space="preserve">H. Zhang et al., “Agent security bench (ASB): Formalizing and benchmarking attacks and defenses in LLM-based agents,” in Proc. 13th Int. Conf. Learn. Represent. (ICLR), 2025.</w:t>
+        <w:t xml:space="preserve">, doi: </w:t>
+      </w:r>
+      <w:hyperlink w:history="1" r:id="rIdwfywutpgjyxok1pa4ve9q">
+        <w:r>
+          <w:rPr>
+            <w:rFonts w:ascii="Times New Roman" w:cs="Times New Roman" w:eastAsia="Times New Roman" w:hAnsi="Times New Roman"/>
+            <w:color w:val="2F5597"/>
+            <w:sz w:val="22"/>
+            <w:szCs w:val="22"/>
+            <w:u w:val="single"/>
+          </w:rPr>
+          <w:t xml:space="preserve">10.48550/arXiv.2410.02644</w:t>
+        </w:r>
+      </w:hyperlink>
+      <w:r>
+        <w:rPr>
+          <w:rFonts w:ascii="Times New Roman" w:cs="Times New Roman" w:eastAsia="Times New Roman" w:hAnsi="Times New Roman"/>
+          <w:sz w:val="22"/>
+          <w:szCs w:val="22"/>
+        </w:rPr>
+        <w:t xml:space="preserve">.</w:t>
       </w:r>
     </w:p>
     <w:p>
@@ -30131,17 +28977,45 @@
         </w:tabs>
         <w:spacing w:after="100" w:line="280"/>
         <w:ind w:left="567" w:hanging="567"/>
-        <w:jc w:val="both"/>
-      </w:pPr>
+        <w:jc w:val="left"/>
+      </w:pPr>
+      <w:r>
+        <w:rPr>
+          <w:rFonts w:ascii="Times New Roman" w:cs="Times New Roman" w:eastAsia="Times New Roman" w:hAnsi="Times New Roman"/>
+          <w:sz w:val="20"/>
+          <w:szCs w:val="20"/>
+        </w:rPr>
+        <w:t xml:space="preserve">[12]</w:t>
+        <w:tab/>
+        <w:t xml:space="preserve">A. Joshi, T. Finin, K. P. Joshi, and L. Kagal, “Deontic policies for runtime governance of agentic AI systems,” arXiv:2606.19464, 2026</w:t>
+      </w:r>
       <w:r>
         <w:rPr>
           <w:rFonts w:ascii="Times New Roman" w:cs="Times New Roman" w:eastAsia="Times New Roman" w:hAnsi="Times New Roman"/>
           <w:sz w:val="22"/>
           <w:szCs w:val="22"/>
         </w:rPr>
-        <w:t xml:space="preserve">[12]</w:t>
-        <w:tab/>
-        <w:t xml:space="preserve">A. Joshi, T. Finin, K. P. Joshi, and L. Kagal, “Deontic policies for runtime governance of agentic AI systems,” arXiv:2606.19464, 2026.</w:t>
+        <w:t xml:space="preserve">, doi: </w:t>
+      </w:r>
+      <w:hyperlink w:history="1" r:id="rId6forrn5ptqlw6aum8qz5p">
+        <w:r>
+          <w:rPr>
+            <w:rFonts w:ascii="Times New Roman" w:cs="Times New Roman" w:eastAsia="Times New Roman" w:hAnsi="Times New Roman"/>
+            <w:color w:val="2F5597"/>
+            <w:sz w:val="22"/>
+            <w:szCs w:val="22"/>
+            <w:u w:val="single"/>
+          </w:rPr>
+          <w:t xml:space="preserve">10.48550/arXiv.2606.19464</w:t>
+        </w:r>
+      </w:hyperlink>
+      <w:r>
+        <w:rPr>
+          <w:rFonts w:ascii="Times New Roman" w:cs="Times New Roman" w:eastAsia="Times New Roman" w:hAnsi="Times New Roman"/>
+          <w:sz w:val="22"/>
+          <w:szCs w:val="22"/>
+        </w:rPr>
+        <w:t xml:space="preserve">.</w:t>
       </w:r>
     </w:p>
     <w:p>
@@ -30151,17 +29025,45 @@
         </w:tabs>
         <w:spacing w:after="100" w:line="280"/>
         <w:ind w:left="567" w:hanging="567"/>
-        <w:jc w:val="both"/>
-      </w:pPr>
+        <w:jc w:val="left"/>
+      </w:pPr>
+      <w:r>
+        <w:rPr>
+          <w:rFonts w:ascii="Times New Roman" w:cs="Times New Roman" w:eastAsia="Times New Roman" w:hAnsi="Times New Roman"/>
+          <w:sz w:val="20"/>
+          <w:szCs w:val="20"/>
+        </w:rPr>
+        <w:t xml:space="preserve">[13]</w:t>
+        <w:tab/>
+        <w:t xml:space="preserve">A. C. Sanna, “Cross-LLM generalization of behavioral backdoor detection in AI agent supply chains,” arXiv:2511.19874, 2025</w:t>
+      </w:r>
       <w:r>
         <w:rPr>
           <w:rFonts w:ascii="Times New Roman" w:cs="Times New Roman" w:eastAsia="Times New Roman" w:hAnsi="Times New Roman"/>
           <w:sz w:val="22"/>
           <w:szCs w:val="22"/>
         </w:rPr>
-        <w:t xml:space="preserve">[13]</w:t>
-        <w:tab/>
-        <w:t xml:space="preserve">A. C. Sanna, “Cross-LLM generalization of behavioral backdoor detection in AI agent supply chains,” arXiv:2511.19874, 2025.</w:t>
+        <w:t xml:space="preserve">, doi: </w:t>
+      </w:r>
+      <w:hyperlink w:history="1" r:id="rIdfvnfu0iyqfvhp9tvghbb9">
+        <w:r>
+          <w:rPr>
+            <w:rFonts w:ascii="Times New Roman" w:cs="Times New Roman" w:eastAsia="Times New Roman" w:hAnsi="Times New Roman"/>
+            <w:color w:val="2F5597"/>
+            <w:sz w:val="22"/>
+            <w:szCs w:val="22"/>
+            <w:u w:val="single"/>
+          </w:rPr>
+          <w:t xml:space="preserve">10.48550/arXiv.2511.19874</w:t>
+        </w:r>
+      </w:hyperlink>
+      <w:r>
+        <w:rPr>
+          <w:rFonts w:ascii="Times New Roman" w:cs="Times New Roman" w:eastAsia="Times New Roman" w:hAnsi="Times New Roman"/>
+          <w:sz w:val="22"/>
+          <w:szCs w:val="22"/>
+        </w:rPr>
+        <w:t xml:space="preserve">.</w:t>
       </w:r>
     </w:p>
     <w:p>
@@ -30171,17 +29073,45 @@
         </w:tabs>
         <w:spacing w:after="100" w:line="280"/>
         <w:ind w:left="567" w:hanging="567"/>
-        <w:jc w:val="both"/>
-      </w:pPr>
+        <w:jc w:val="left"/>
+      </w:pPr>
+      <w:r>
+        <w:rPr>
+          <w:rFonts w:ascii="Times New Roman" w:cs="Times New Roman" w:eastAsia="Times New Roman" w:hAnsi="Times New Roman"/>
+          <w:sz w:val="20"/>
+          <w:szCs w:val="20"/>
+        </w:rPr>
+        <w:t xml:space="preserve">[14]</w:t>
+        <w:tab/>
+        <w:t xml:space="preserve">L. Zhang, Y.-Y. Chu, and R. Krishnan, “Toward agentic governance: What shapes LLM-agent intervention in public forums?” arXiv:2606.00603, 2026</w:t>
+      </w:r>
       <w:r>
         <w:rPr>
           <w:rFonts w:ascii="Times New Roman" w:cs="Times New Roman" w:eastAsia="Times New Roman" w:hAnsi="Times New Roman"/>
           <w:sz w:val="22"/>
           <w:szCs w:val="22"/>
         </w:rPr>
-        <w:t xml:space="preserve">[14]</w:t>
-        <w:tab/>
-        <w:t xml:space="preserve">L. Zhang, Y.-Y. Chu, and R. Krishnan, “Toward agentic governance: What shapes LLM-agent intervention in public forums?” arXiv:2606.00603, 2026.</w:t>
+        <w:t xml:space="preserve">, doi: </w:t>
+      </w:r>
+      <w:hyperlink w:history="1" r:id="rId3t866q13ag2icnsha1vxh">
+        <w:r>
+          <w:rPr>
+            <w:rFonts w:ascii="Times New Roman" w:cs="Times New Roman" w:eastAsia="Times New Roman" w:hAnsi="Times New Roman"/>
+            <w:color w:val="2F5597"/>
+            <w:sz w:val="22"/>
+            <w:szCs w:val="22"/>
+            <w:u w:val="single"/>
+          </w:rPr>
+          <w:t xml:space="preserve">10.48550/arXiv.2606.00603</w:t>
+        </w:r>
+      </w:hyperlink>
+      <w:r>
+        <w:rPr>
+          <w:rFonts w:ascii="Times New Roman" w:cs="Times New Roman" w:eastAsia="Times New Roman" w:hAnsi="Times New Roman"/>
+          <w:sz w:val="22"/>
+          <w:szCs w:val="22"/>
+        </w:rPr>
+        <w:t xml:space="preserve">.</w:t>
       </w:r>
     </w:p>
     <w:p>
@@ -30191,17 +29121,45 @@
         </w:tabs>
         <w:spacing w:after="100" w:line="280"/>
         <w:ind w:left="567" w:hanging="567"/>
-        <w:jc w:val="both"/>
-      </w:pPr>
+        <w:jc w:val="left"/>
+      </w:pPr>
+      <w:r>
+        <w:rPr>
+          <w:rFonts w:ascii="Times New Roman" w:cs="Times New Roman" w:eastAsia="Times New Roman" w:hAnsi="Times New Roman"/>
+          <w:sz w:val="20"/>
+          <w:szCs w:val="20"/>
+        </w:rPr>
+        <w:t xml:space="preserve">[15]</w:t>
+        <w:tab/>
+        <w:t xml:space="preserve">S. Yao et al., “ReAct: Synergizing reasoning and acting in language models,” in Proc. 11th Int. Conf. Learn. Represent. (ICLR), 2023</w:t>
+      </w:r>
       <w:r>
         <w:rPr>
           <w:rFonts w:ascii="Times New Roman" w:cs="Times New Roman" w:eastAsia="Times New Roman" w:hAnsi="Times New Roman"/>
           <w:sz w:val="22"/>
           <w:szCs w:val="22"/>
         </w:rPr>
-        <w:t xml:space="preserve">[15]</w:t>
-        <w:tab/>
-        <w:t xml:space="preserve">S. Yao et al., “ReAct: Synergizing reasoning and acting in language models,” in Proc. 11th Int. Conf. Learn. Represent. (ICLR), 2023.</w:t>
+        <w:t xml:space="preserve">, doi: </w:t>
+      </w:r>
+      <w:hyperlink w:history="1" r:id="rIdvahgk4d17nynxib71jsd9">
+        <w:r>
+          <w:rPr>
+            <w:rFonts w:ascii="Times New Roman" w:cs="Times New Roman" w:eastAsia="Times New Roman" w:hAnsi="Times New Roman"/>
+            <w:color w:val="2F5597"/>
+            <w:sz w:val="22"/>
+            <w:szCs w:val="22"/>
+            <w:u w:val="single"/>
+          </w:rPr>
+          <w:t xml:space="preserve">10.48550/arXiv.2210.03629</w:t>
+        </w:r>
+      </w:hyperlink>
+      <w:r>
+        <w:rPr>
+          <w:rFonts w:ascii="Times New Roman" w:cs="Times New Roman" w:eastAsia="Times New Roman" w:hAnsi="Times New Roman"/>
+          <w:sz w:val="22"/>
+          <w:szCs w:val="22"/>
+        </w:rPr>
+        <w:t xml:space="preserve">.</w:t>
       </w:r>
     </w:p>
     <w:p>
@@ -30211,17 +29169,45 @@
         </w:tabs>
         <w:spacing w:after="100" w:line="280"/>
         <w:ind w:left="567" w:hanging="567"/>
-        <w:jc w:val="both"/>
-      </w:pPr>
+        <w:jc w:val="left"/>
+      </w:pPr>
+      <w:r>
+        <w:rPr>
+          <w:rFonts w:ascii="Times New Roman" w:cs="Times New Roman" w:eastAsia="Times New Roman" w:hAnsi="Times New Roman"/>
+          <w:sz w:val="20"/>
+          <w:szCs w:val="20"/>
+        </w:rPr>
+        <w:t xml:space="preserve">[16]</w:t>
+        <w:tab/>
+        <w:t xml:space="preserve">F. F. Xu et al., “TheAgentCompany: Benchmarking LLM agents on consequential real world tasks,” arXiv:2412.14161, 2024</w:t>
+      </w:r>
       <w:r>
         <w:rPr>
           <w:rFonts w:ascii="Times New Roman" w:cs="Times New Roman" w:eastAsia="Times New Roman" w:hAnsi="Times New Roman"/>
           <w:sz w:val="22"/>
           <w:szCs w:val="22"/>
         </w:rPr>
-        <w:t xml:space="preserve">[16]</w:t>
-        <w:tab/>
-        <w:t xml:space="preserve">F. F. Xu et al., “TheAgentCompany: Benchmarking LLM agents on consequential real world tasks,” arXiv:2412.14161, 2024.</w:t>
+        <w:t xml:space="preserve">, doi: </w:t>
+      </w:r>
+      <w:hyperlink w:history="1" r:id="rIdt21sanzlpwjeeikcebqrf">
+        <w:r>
+          <w:rPr>
+            <w:rFonts w:ascii="Times New Roman" w:cs="Times New Roman" w:eastAsia="Times New Roman" w:hAnsi="Times New Roman"/>
+            <w:color w:val="2F5597"/>
+            <w:sz w:val="22"/>
+            <w:szCs w:val="22"/>
+            <w:u w:val="single"/>
+          </w:rPr>
+          <w:t xml:space="preserve">10.48550/arXiv.2412.14161</w:t>
+        </w:r>
+      </w:hyperlink>
+      <w:r>
+        <w:rPr>
+          <w:rFonts w:ascii="Times New Roman" w:cs="Times New Roman" w:eastAsia="Times New Roman" w:hAnsi="Times New Roman"/>
+          <w:sz w:val="22"/>
+          <w:szCs w:val="22"/>
+        </w:rPr>
+        <w:t xml:space="preserve">.</w:t>
       </w:r>
     </w:p>
     <w:p>
@@ -30231,17 +29217,45 @@
         </w:tabs>
         <w:spacing w:after="100" w:line="280"/>
         <w:ind w:left="567" w:hanging="567"/>
-        <w:jc w:val="both"/>
-      </w:pPr>
+        <w:jc w:val="left"/>
+      </w:pPr>
+      <w:r>
+        <w:rPr>
+          <w:rFonts w:ascii="Times New Roman" w:cs="Times New Roman" w:eastAsia="Times New Roman" w:hAnsi="Times New Roman"/>
+          <w:sz w:val="20"/>
+          <w:szCs w:val="20"/>
+        </w:rPr>
+        <w:t xml:space="preserve">[17]</w:t>
+        <w:tab/>
+        <w:t xml:space="preserve">J. Rystrøm, C. Schmitz, K. Korgul, J. Batzner, and C. Russell, “Agent benchmarks fail public sector requirements,” arXiv:2601.20617, 2026</w:t>
+      </w:r>
       <w:r>
         <w:rPr>
           <w:rFonts w:ascii="Times New Roman" w:cs="Times New Roman" w:eastAsia="Times New Roman" w:hAnsi="Times New Roman"/>
           <w:sz w:val="22"/>
           <w:szCs w:val="22"/>
         </w:rPr>
-        <w:t xml:space="preserve">[17]</w:t>
-        <w:tab/>
-        <w:t xml:space="preserve">J. Rystrøm, C. Schmitz, K. Korgul, J. Batzner, and C. Russell, “Agent benchmarks fail public sector requirements,” arXiv:2601.20617, 2026.</w:t>
+        <w:t xml:space="preserve">, doi: </w:t>
+      </w:r>
+      <w:hyperlink w:history="1" r:id="rIdqiqur-wcjtj6ar9oa3vnq">
+        <w:r>
+          <w:rPr>
+            <w:rFonts w:ascii="Times New Roman" w:cs="Times New Roman" w:eastAsia="Times New Roman" w:hAnsi="Times New Roman"/>
+            <w:color w:val="2F5597"/>
+            <w:sz w:val="22"/>
+            <w:szCs w:val="22"/>
+            <w:u w:val="single"/>
+          </w:rPr>
+          <w:t xml:space="preserve">10.48550/arXiv.2601.20617</w:t>
+        </w:r>
+      </w:hyperlink>
+      <w:r>
+        <w:rPr>
+          <w:rFonts w:ascii="Times New Roman" w:cs="Times New Roman" w:eastAsia="Times New Roman" w:hAnsi="Times New Roman"/>
+          <w:sz w:val="22"/>
+          <w:szCs w:val="22"/>
+        </w:rPr>
+        <w:t xml:space="preserve">.</w:t>
       </w:r>
     </w:p>
     <w:p>
@@ -30251,17 +29265,45 @@
         </w:tabs>
         <w:spacing w:after="100" w:line="280"/>
         <w:ind w:left="567" w:hanging="567"/>
-        <w:jc w:val="both"/>
-      </w:pPr>
+        <w:jc w:val="left"/>
+      </w:pPr>
+      <w:r>
+        <w:rPr>
+          <w:rFonts w:ascii="Times New Roman" w:cs="Times New Roman" w:eastAsia="Times New Roman" w:hAnsi="Times New Roman"/>
+          <w:sz w:val="20"/>
+          <w:szCs w:val="20"/>
+        </w:rPr>
+        <w:t xml:space="preserve">[18]</w:t>
+        <w:tab/>
+        <w:t xml:space="preserve">D. Hadfield-Menell, A. Dragan, P. Abbeel, and S. Russell, “The off-switch game,” in Proc. 26th Int. Joint Conf. Artif. Intell. (IJCAI), 2017, pp. 220–227</w:t>
+      </w:r>
       <w:r>
         <w:rPr>
           <w:rFonts w:ascii="Times New Roman" w:cs="Times New Roman" w:eastAsia="Times New Roman" w:hAnsi="Times New Roman"/>
           <w:sz w:val="22"/>
           <w:szCs w:val="22"/>
         </w:rPr>
-        <w:t xml:space="preserve">[18]</w:t>
-        <w:tab/>
-        <w:t xml:space="preserve">D. Hadfield-Menell, A. Dragan, P. Abbeel, and S. Russell, “The off-switch game,” in Proc. 26th Int. Joint Conf. Artif. Intell. (IJCAI), 2017, pp. 220–227.</w:t>
+        <w:t xml:space="preserve">, doi: </w:t>
+      </w:r>
+      <w:hyperlink w:history="1" r:id="rIdqa3pk1jvfjhbajtl_ahez">
+        <w:r>
+          <w:rPr>
+            <w:rFonts w:ascii="Times New Roman" w:cs="Times New Roman" w:eastAsia="Times New Roman" w:hAnsi="Times New Roman"/>
+            <w:color w:val="2F5597"/>
+            <w:sz w:val="22"/>
+            <w:szCs w:val="22"/>
+            <w:u w:val="single"/>
+          </w:rPr>
+          <w:t xml:space="preserve">10.24963/ijcai.2017/32</w:t>
+        </w:r>
+      </w:hyperlink>
+      <w:r>
+        <w:rPr>
+          <w:rFonts w:ascii="Times New Roman" w:cs="Times New Roman" w:eastAsia="Times New Roman" w:hAnsi="Times New Roman"/>
+          <w:sz w:val="22"/>
+          <w:szCs w:val="22"/>
+        </w:rPr>
+        <w:t xml:space="preserve">.</w:t>
       </w:r>
     </w:p>
     <w:p>
@@ -30271,17 +29313,45 @@
         </w:tabs>
         <w:spacing w:after="100" w:line="280"/>
         <w:ind w:left="567" w:hanging="567"/>
-        <w:jc w:val="both"/>
-      </w:pPr>
+        <w:jc w:val="left"/>
+      </w:pPr>
+      <w:r>
+        <w:rPr>
+          <w:rFonts w:ascii="Times New Roman" w:cs="Times New Roman" w:eastAsia="Times New Roman" w:hAnsi="Times New Roman"/>
+          <w:sz w:val="20"/>
+          <w:szCs w:val="20"/>
+        </w:rPr>
+        <w:t xml:space="preserve">[19]</w:t>
+        <w:tab/>
+        <w:t xml:space="preserve">H. Zheng, Q. Dong, R. K. Depena, J. D. Bhatia, F. Xiao, and P. Xu, “Separating capability from permission: A governance framework for agentic AI autonomy levels,” arXiv:2607.23438, 2026</w:t>
+      </w:r>
       <w:r>
         <w:rPr>
           <w:rFonts w:ascii="Times New Roman" w:cs="Times New Roman" w:eastAsia="Times New Roman" w:hAnsi="Times New Roman"/>
           <w:sz w:val="22"/>
           <w:szCs w:val="22"/>
         </w:rPr>
-        <w:t xml:space="preserve">[19]</w:t>
-        <w:tab/>
-        <w:t xml:space="preserve">H. Zheng, Q. Dong, R. K. Depena, J. D. Bhatia, F. Xiao, and P. Xu, “Separating capability from permission: A governance framework for agentic AI autonomy levels,” arXiv:2607.23438, 2026.</w:t>
+        <w:t xml:space="preserve">, doi: </w:t>
+      </w:r>
+      <w:hyperlink w:history="1" r:id="rIdd2e-wkkqlsylk_s-2utuu">
+        <w:r>
+          <w:rPr>
+            <w:rFonts w:ascii="Times New Roman" w:cs="Times New Roman" w:eastAsia="Times New Roman" w:hAnsi="Times New Roman"/>
+            <w:color w:val="2F5597"/>
+            <w:sz w:val="22"/>
+            <w:szCs w:val="22"/>
+            <w:u w:val="single"/>
+          </w:rPr>
+          <w:t xml:space="preserve">10.48550/arXiv.2607.23438</w:t>
+        </w:r>
+      </w:hyperlink>
+      <w:r>
+        <w:rPr>
+          <w:rFonts w:ascii="Times New Roman" w:cs="Times New Roman" w:eastAsia="Times New Roman" w:hAnsi="Times New Roman"/>
+          <w:sz w:val="22"/>
+          <w:szCs w:val="22"/>
+        </w:rPr>
+        <w:t xml:space="preserve">.</w:t>
       </w:r>
     </w:p>
     <w:p>
@@ -30291,13 +29361,13 @@
         </w:tabs>
         <w:spacing w:after="100" w:line="280"/>
         <w:ind w:left="567" w:hanging="567"/>
-        <w:jc w:val="both"/>
+        <w:jc w:val="left"/>
       </w:pPr>
       <w:r>
         <w:rPr>
           <w:rFonts w:ascii="Times New Roman" w:cs="Times New Roman" w:eastAsia="Times New Roman" w:hAnsi="Times New Roman"/>
-          <w:sz w:val="22"/>
-          <w:szCs w:val="22"/>
+          <w:sz w:val="20"/>
+          <w:szCs w:val="20"/>
         </w:rPr>
         <w:t xml:space="preserve">[20]</w:t>
         <w:tab/>
@@ -30311,17 +29381,45 @@
         </w:tabs>
         <w:spacing w:after="100" w:line="280"/>
         <w:ind w:left="567" w:hanging="567"/>
-        <w:jc w:val="both"/>
-      </w:pPr>
+        <w:jc w:val="left"/>
+      </w:pPr>
+      <w:r>
+        <w:rPr>
+          <w:rFonts w:ascii="Times New Roman" w:cs="Times New Roman" w:eastAsia="Times New Roman" w:hAnsi="Times New Roman"/>
+          <w:sz w:val="20"/>
+          <w:szCs w:val="20"/>
+        </w:rPr>
+        <w:t xml:space="preserve">[21]</w:t>
+        <w:tab/>
+        <w:t xml:space="preserve">K. Zhang, Y. Peng, K. Jiang, and Y. Zhang, “ActGov: Governing LLM agent actions via policy-constrained validation,” arXiv:2609.24446, 2026</w:t>
+      </w:r>
       <w:r>
         <w:rPr>
           <w:rFonts w:ascii="Times New Roman" w:cs="Times New Roman" w:eastAsia="Times New Roman" w:hAnsi="Times New Roman"/>
           <w:sz w:val="22"/>
           <w:szCs w:val="22"/>
         </w:rPr>
-        <w:t xml:space="preserve">[21]</w:t>
-        <w:tab/>
-        <w:t xml:space="preserve">K. Zhang, Y. Peng, K. Jiang, and Y. Zhang, “ActGov: Governing LLM agent actions via policy-constrained validation,” arXiv:2609.24446, 2026.</w:t>
+        <w:t xml:space="preserve">, doi: </w:t>
+      </w:r>
+      <w:hyperlink w:history="1" r:id="rIdcanfrmjpaw3t7qknposq7">
+        <w:r>
+          <w:rPr>
+            <w:rFonts w:ascii="Times New Roman" w:cs="Times New Roman" w:eastAsia="Times New Roman" w:hAnsi="Times New Roman"/>
+            <w:color w:val="2F5597"/>
+            <w:sz w:val="22"/>
+            <w:szCs w:val="22"/>
+            <w:u w:val="single"/>
+          </w:rPr>
+          <w:t xml:space="preserve">10.48550/arXiv.2609.24446</w:t>
+        </w:r>
+      </w:hyperlink>
+      <w:r>
+        <w:rPr>
+          <w:rFonts w:ascii="Times New Roman" w:cs="Times New Roman" w:eastAsia="Times New Roman" w:hAnsi="Times New Roman"/>
+          <w:sz w:val="22"/>
+          <w:szCs w:val="22"/>
+        </w:rPr>
+        <w:t xml:space="preserve">.</w:t>
       </w:r>
     </w:p>
     <w:p>
@@ -30331,17 +29429,45 @@
         </w:tabs>
         <w:spacing w:after="100" w:line="280"/>
         <w:ind w:left="567" w:hanging="567"/>
-        <w:jc w:val="both"/>
-      </w:pPr>
+        <w:jc w:val="left"/>
+      </w:pPr>
+      <w:r>
+        <w:rPr>
+          <w:rFonts w:ascii="Times New Roman" w:cs="Times New Roman" w:eastAsia="Times New Roman" w:hAnsi="Times New Roman"/>
+          <w:sz w:val="20"/>
+          <w:szCs w:val="20"/>
+        </w:rPr>
+        <w:t xml:space="preserve">[22]</w:t>
+        <w:tab/>
+        <w:t xml:space="preserve">Y. Chen et al., “AIOpsLab: A holistic framework to evaluate AI agents for enabling autonomous clouds,” arXiv:2501.06706, 2025</w:t>
+      </w:r>
       <w:r>
         <w:rPr>
           <w:rFonts w:ascii="Times New Roman" w:cs="Times New Roman" w:eastAsia="Times New Roman" w:hAnsi="Times New Roman"/>
           <w:sz w:val="22"/>
           <w:szCs w:val="22"/>
         </w:rPr>
-        <w:t xml:space="preserve">[22]</w:t>
-        <w:tab/>
-        <w:t xml:space="preserve">Y. Chen et al., “AIOpsLab: A holistic framework to evaluate AI agents for enabling autonomous clouds,” arXiv:2501.06706, 2025.</w:t>
+        <w:t xml:space="preserve">, doi: </w:t>
+      </w:r>
+      <w:hyperlink w:history="1" r:id="rIdazhlcsohdjdphyuo-chcb">
+        <w:r>
+          <w:rPr>
+            <w:rFonts w:ascii="Times New Roman" w:cs="Times New Roman" w:eastAsia="Times New Roman" w:hAnsi="Times New Roman"/>
+            <w:color w:val="2F5597"/>
+            <w:sz w:val="22"/>
+            <w:szCs w:val="22"/>
+            <w:u w:val="single"/>
+          </w:rPr>
+          <w:t xml:space="preserve">10.48550/arXiv.2501.06706</w:t>
+        </w:r>
+      </w:hyperlink>
+      <w:r>
+        <w:rPr>
+          <w:rFonts w:ascii="Times New Roman" w:cs="Times New Roman" w:eastAsia="Times New Roman" w:hAnsi="Times New Roman"/>
+          <w:sz w:val="22"/>
+          <w:szCs w:val="22"/>
+        </w:rPr>
+        <w:t xml:space="preserve">.</w:t>
       </w:r>
     </w:p>
     <w:p>
@@ -30351,17 +29477,45 @@
         </w:tabs>
         <w:spacing w:after="100" w:line="280"/>
         <w:ind w:left="567" w:hanging="567"/>
-        <w:jc w:val="both"/>
-      </w:pPr>
+        <w:jc w:val="left"/>
+      </w:pPr>
+      <w:r>
+        <w:rPr>
+          <w:rFonts w:ascii="Times New Roman" w:cs="Times New Roman" w:eastAsia="Times New Roman" w:hAnsi="Times New Roman"/>
+          <w:sz w:val="20"/>
+          <w:szCs w:val="20"/>
+        </w:rPr>
+        <w:t xml:space="preserve">[23]</w:t>
+        <w:tab/>
+        <w:t xml:space="preserve">J. Barnes, “OpenSec: Measuring incident response agent calibration under adversarial evidence,” arXiv:2601.21083, 2026</w:t>
+      </w:r>
       <w:r>
         <w:rPr>
           <w:rFonts w:ascii="Times New Roman" w:cs="Times New Roman" w:eastAsia="Times New Roman" w:hAnsi="Times New Roman"/>
           <w:sz w:val="22"/>
           <w:szCs w:val="22"/>
         </w:rPr>
-        <w:t xml:space="preserve">[23]</w:t>
-        <w:tab/>
-        <w:t xml:space="preserve">J. Barnes, “OpenSec: Measuring incident response agent calibration under adversarial evidence,” arXiv:2601.21083, 2026.</w:t>
+        <w:t xml:space="preserve">, doi: </w:t>
+      </w:r>
+      <w:hyperlink w:history="1" r:id="rIdk7vzuic9qgkylia2rm3qv">
+        <w:r>
+          <w:rPr>
+            <w:rFonts w:ascii="Times New Roman" w:cs="Times New Roman" w:eastAsia="Times New Roman" w:hAnsi="Times New Roman"/>
+            <w:color w:val="2F5597"/>
+            <w:sz w:val="22"/>
+            <w:szCs w:val="22"/>
+            <w:u w:val="single"/>
+          </w:rPr>
+          <w:t xml:space="preserve">10.48550/arXiv.2601.21083</w:t>
+        </w:r>
+      </w:hyperlink>
+      <w:r>
+        <w:rPr>
+          <w:rFonts w:ascii="Times New Roman" w:cs="Times New Roman" w:eastAsia="Times New Roman" w:hAnsi="Times New Roman"/>
+          <w:sz w:val="22"/>
+          <w:szCs w:val="22"/>
+        </w:rPr>
+        <w:t xml:space="preserve">.</w:t>
       </w:r>
     </w:p>
     <w:p>
@@ -30371,17 +29525,45 @@
         </w:tabs>
         <w:spacing w:after="100" w:line="280"/>
         <w:ind w:left="567" w:hanging="567"/>
-        <w:jc w:val="both"/>
-      </w:pPr>
+        <w:jc w:val="left"/>
+      </w:pPr>
+      <w:r>
+        <w:rPr>
+          <w:rFonts w:ascii="Times New Roman" w:cs="Times New Roman" w:eastAsia="Times New Roman" w:hAnsi="Times New Roman"/>
+          <w:sz w:val="20"/>
+          <w:szCs w:val="20"/>
+        </w:rPr>
+        <w:t xml:space="preserve">[24]</w:t>
+        <w:tab/>
+        <w:t xml:space="preserve">A. Basiri et al., “Chaos engineering,” IEEE Software, vol. 33, no. 3, pp. 35–41, 2016</w:t>
+      </w:r>
       <w:r>
         <w:rPr>
           <w:rFonts w:ascii="Times New Roman" w:cs="Times New Roman" w:eastAsia="Times New Roman" w:hAnsi="Times New Roman"/>
           <w:sz w:val="22"/>
           <w:szCs w:val="22"/>
         </w:rPr>
-        <w:t xml:space="preserve">[24]</w:t>
-        <w:tab/>
-        <w:t xml:space="preserve">A. Basiri et al., “Chaos engineering,” IEEE Software, vol. 33, no. 3, pp. 35–41, 2016.</w:t>
+        <w:t xml:space="preserve">, doi: </w:t>
+      </w:r>
+      <w:hyperlink w:history="1" r:id="rIdkv1krzqljyoi9mhf1gj3y">
+        <w:r>
+          <w:rPr>
+            <w:rFonts w:ascii="Times New Roman" w:cs="Times New Roman" w:eastAsia="Times New Roman" w:hAnsi="Times New Roman"/>
+            <w:color w:val="2F5597"/>
+            <w:sz w:val="22"/>
+            <w:szCs w:val="22"/>
+            <w:u w:val="single"/>
+          </w:rPr>
+          <w:t xml:space="preserve">10.1109/MS.2016.60</w:t>
+        </w:r>
+      </w:hyperlink>
+      <w:r>
+        <w:rPr>
+          <w:rFonts w:ascii="Times New Roman" w:cs="Times New Roman" w:eastAsia="Times New Roman" w:hAnsi="Times New Roman"/>
+          <w:sz w:val="22"/>
+          <w:szCs w:val="22"/>
+        </w:rPr>
+        <w:t xml:space="preserve">.</w:t>
       </w:r>
     </w:p>
     <w:p>
@@ -30391,17 +29573,45 @@
         </w:tabs>
         <w:spacing w:after="100" w:line="280"/>
         <w:ind w:left="567" w:hanging="567"/>
-        <w:jc w:val="both"/>
-      </w:pPr>
+        <w:jc w:val="left"/>
+      </w:pPr>
+      <w:r>
+        <w:rPr>
+          <w:rFonts w:ascii="Times New Roman" w:cs="Times New Roman" w:eastAsia="Times New Roman" w:hAnsi="Times New Roman"/>
+          <w:sz w:val="20"/>
+          <w:szCs w:val="20"/>
+        </w:rPr>
+        <w:t xml:space="preserve">[25]</w:t>
+        <w:tab/>
+        <w:t xml:space="preserve">B. Efron, “Bootstrap methods: Another look at the jackknife,” Ann. Statist., vol. 7, no. 1, 1979</w:t>
+      </w:r>
       <w:r>
         <w:rPr>
           <w:rFonts w:ascii="Times New Roman" w:cs="Times New Roman" w:eastAsia="Times New Roman" w:hAnsi="Times New Roman"/>
           <w:sz w:val="22"/>
           <w:szCs w:val="22"/>
         </w:rPr>
-        <w:t xml:space="preserve">[25]</w:t>
-        <w:tab/>
-        <w:t xml:space="preserve">B. Efron, “Bootstrap methods: Another look at the jackknife,” Ann. Statist., vol. 7, no. 1, 1979.</w:t>
+        <w:t xml:space="preserve">, doi: </w:t>
+      </w:r>
+      <w:hyperlink w:history="1" r:id="rIdbybcv17ml8kr8v_y5nywy">
+        <w:r>
+          <w:rPr>
+            <w:rFonts w:ascii="Times New Roman" w:cs="Times New Roman" w:eastAsia="Times New Roman" w:hAnsi="Times New Roman"/>
+            <w:color w:val="2F5597"/>
+            <w:sz w:val="22"/>
+            <w:szCs w:val="22"/>
+            <w:u w:val="single"/>
+          </w:rPr>
+          <w:t xml:space="preserve">10.1214/aos/1176344552</w:t>
+        </w:r>
+      </w:hyperlink>
+      <w:r>
+        <w:rPr>
+          <w:rFonts w:ascii="Times New Roman" w:cs="Times New Roman" w:eastAsia="Times New Roman" w:hAnsi="Times New Roman"/>
+          <w:sz w:val="22"/>
+          <w:szCs w:val="22"/>
+        </w:rPr>
+        <w:t xml:space="preserve">.</w:t>
       </w:r>
     </w:p>
     <w:p>
@@ -30411,17 +29621,45 @@
         </w:tabs>
         <w:spacing w:after="100" w:line="280"/>
         <w:ind w:left="567" w:hanging="567"/>
-        <w:jc w:val="both"/>
-      </w:pPr>
+        <w:jc w:val="left"/>
+      </w:pPr>
+      <w:r>
+        <w:rPr>
+          <w:rFonts w:ascii="Times New Roman" w:cs="Times New Roman" w:eastAsia="Times New Roman" w:hAnsi="Times New Roman"/>
+          <w:sz w:val="20"/>
+          <w:szCs w:val="20"/>
+        </w:rPr>
+        <w:t xml:space="preserve">[26]</w:t>
+        <w:tab/>
+        <w:t xml:space="preserve">H. B. Mann and D. R. Whitney, “On a test of whether one of two random variables is stochastically larger than the other,” Ann. Math. Statist., vol. 18, no. 1, pp. 50–60, 1947</w:t>
+      </w:r>
       <w:r>
         <w:rPr>
           <w:rFonts w:ascii="Times New Roman" w:cs="Times New Roman" w:eastAsia="Times New Roman" w:hAnsi="Times New Roman"/>
           <w:sz w:val="22"/>
           <w:szCs w:val="22"/>
         </w:rPr>
-        <w:t xml:space="preserve">[26]</w:t>
-        <w:tab/>
-        <w:t xml:space="preserve">H. B. Mann and D. R. Whitney, “On a test of whether one of two random variables is stochastically larger than the other,” Ann. Math. Statist., vol. 18, no. 1, pp. 50–60, 1947.</w:t>
+        <w:t xml:space="preserve">, doi: </w:t>
+      </w:r>
+      <w:hyperlink w:history="1" r:id="rIdwqnyj1bgbg5ejsizbxrp1">
+        <w:r>
+          <w:rPr>
+            <w:rFonts w:ascii="Times New Roman" w:cs="Times New Roman" w:eastAsia="Times New Roman" w:hAnsi="Times New Roman"/>
+            <w:color w:val="2F5597"/>
+            <w:sz w:val="22"/>
+            <w:szCs w:val="22"/>
+            <w:u w:val="single"/>
+          </w:rPr>
+          <w:t xml:space="preserve">10.1214/aoms/1177730491</w:t>
+        </w:r>
+      </w:hyperlink>
+      <w:r>
+        <w:rPr>
+          <w:rFonts w:ascii="Times New Roman" w:cs="Times New Roman" w:eastAsia="Times New Roman" w:hAnsi="Times New Roman"/>
+          <w:sz w:val="22"/>
+          <w:szCs w:val="22"/>
+        </w:rPr>
+        <w:t xml:space="preserve">.</w:t>
       </w:r>
     </w:p>
     <w:p>
@@ -30431,17 +29669,45 @@
         </w:tabs>
         <w:spacing w:after="100" w:line="280"/>
         <w:ind w:left="567" w:hanging="567"/>
-        <w:jc w:val="both"/>
-      </w:pPr>
+        <w:jc w:val="left"/>
+      </w:pPr>
+      <w:r>
+        <w:rPr>
+          <w:rFonts w:ascii="Times New Roman" w:cs="Times New Roman" w:eastAsia="Times New Roman" w:hAnsi="Times New Roman"/>
+          <w:sz w:val="20"/>
+          <w:szCs w:val="20"/>
+        </w:rPr>
+        <w:t xml:space="preserve">[27]</w:t>
+        <w:tab/>
+        <w:t xml:space="preserve">F. Wilcoxon, “Individual comparisons by ranking methods,” Biometrics Bull., vol. 1, no. 6, p. 80, 1945</w:t>
+      </w:r>
       <w:r>
         <w:rPr>
           <w:rFonts w:ascii="Times New Roman" w:cs="Times New Roman" w:eastAsia="Times New Roman" w:hAnsi="Times New Roman"/>
           <w:sz w:val="22"/>
           <w:szCs w:val="22"/>
         </w:rPr>
-        <w:t xml:space="preserve">[27]</w:t>
-        <w:tab/>
-        <w:t xml:space="preserve">F. Wilcoxon, “Individual comparisons by ranking methods,” Biometrics Bull., vol. 1, no. 6, p. 80, 1945.</w:t>
+        <w:t xml:space="preserve">, doi: </w:t>
+      </w:r>
+      <w:hyperlink w:history="1" r:id="rIda-ec8eyg9wlwbhvhvo6ck">
+        <w:r>
+          <w:rPr>
+            <w:rFonts w:ascii="Times New Roman" w:cs="Times New Roman" w:eastAsia="Times New Roman" w:hAnsi="Times New Roman"/>
+            <w:color w:val="2F5597"/>
+            <w:sz w:val="22"/>
+            <w:szCs w:val="22"/>
+            <w:u w:val="single"/>
+          </w:rPr>
+          <w:t xml:space="preserve">10.2307/3001968</w:t>
+        </w:r>
+      </w:hyperlink>
+      <w:r>
+        <w:rPr>
+          <w:rFonts w:ascii="Times New Roman" w:cs="Times New Roman" w:eastAsia="Times New Roman" w:hAnsi="Times New Roman"/>
+          <w:sz w:val="22"/>
+          <w:szCs w:val="22"/>
+        </w:rPr>
+        <w:t xml:space="preserve">.</w:t>
       </w:r>
     </w:p>
     <w:p>
@@ -30451,13 +29717,13 @@
         </w:tabs>
         <w:spacing w:after="100" w:line="280"/>
         <w:ind w:left="567" w:hanging="567"/>
-        <w:jc w:val="both"/>
+        <w:jc w:val="left"/>
       </w:pPr>
       <w:r>
         <w:rPr>
           <w:rFonts w:ascii="Times New Roman" w:cs="Times New Roman" w:eastAsia="Times New Roman" w:hAnsi="Times New Roman"/>
-          <w:sz w:val="22"/>
-          <w:szCs w:val="22"/>
+          <w:sz w:val="20"/>
+          <w:szCs w:val="20"/>
         </w:rPr>
         <w:t xml:space="preserve">[28]</w:t>
         <w:tab/>
@@ -30471,17 +29737,45 @@
         </w:tabs>
         <w:spacing w:after="100" w:line="280"/>
         <w:ind w:left="567" w:hanging="567"/>
-        <w:jc w:val="both"/>
-      </w:pPr>
+        <w:jc w:val="left"/>
+      </w:pPr>
+      <w:r>
+        <w:rPr>
+          <w:rFonts w:ascii="Times New Roman" w:cs="Times New Roman" w:eastAsia="Times New Roman" w:hAnsi="Times New Roman"/>
+          <w:sz w:val="20"/>
+          <w:szCs w:val="20"/>
+        </w:rPr>
+        <w:t xml:space="preserve">[29]</w:t>
+        <w:tab/>
+        <w:t xml:space="preserve">N. Cliff, “Dominance statistics: Ordinal analyses to answer ordinal questions,” Psychol. Bull., vol. 114, no. 3, pp. 494–509, 1993</w:t>
+      </w:r>
       <w:r>
         <w:rPr>
           <w:rFonts w:ascii="Times New Roman" w:cs="Times New Roman" w:eastAsia="Times New Roman" w:hAnsi="Times New Roman"/>
           <w:sz w:val="22"/>
           <w:szCs w:val="22"/>
         </w:rPr>
-        <w:t xml:space="preserve">[29]</w:t>
-        <w:tab/>
-        <w:t xml:space="preserve">N. Cliff, “Dominance statistics: Ordinal analyses to answer ordinal questions,” Psychol. Bull., vol. 114, no. 3, pp. 494–509, 1993.</w:t>
+        <w:t xml:space="preserve">, doi: </w:t>
+      </w:r>
+      <w:hyperlink w:history="1" r:id="rIdwrtbmlbp3vlmwxyf_-aef">
+        <w:r>
+          <w:rPr>
+            <w:rFonts w:ascii="Times New Roman" w:cs="Times New Roman" w:eastAsia="Times New Roman" w:hAnsi="Times New Roman"/>
+            <w:color w:val="2F5597"/>
+            <w:sz w:val="22"/>
+            <w:szCs w:val="22"/>
+            <w:u w:val="single"/>
+          </w:rPr>
+          <w:t xml:space="preserve">10.1037/0033-2909.114.3.494</w:t>
+        </w:r>
+      </w:hyperlink>
+      <w:r>
+        <w:rPr>
+          <w:rFonts w:ascii="Times New Roman" w:cs="Times New Roman" w:eastAsia="Times New Roman" w:hAnsi="Times New Roman"/>
+          <w:sz w:val="22"/>
+          <w:szCs w:val="22"/>
+        </w:rPr>
+        <w:t xml:space="preserve">.</w:t>
       </w:r>
     </w:p>
     <w:p>
@@ -30491,17 +29785,45 @@
         </w:tabs>
         <w:spacing w:after="100" w:line="280"/>
         <w:ind w:left="567" w:hanging="567"/>
-        <w:jc w:val="both"/>
-      </w:pPr>
+        <w:jc w:val="left"/>
+      </w:pPr>
+      <w:r>
+        <w:rPr>
+          <w:rFonts w:ascii="Times New Roman" w:cs="Times New Roman" w:eastAsia="Times New Roman" w:hAnsi="Times New Roman"/>
+          <w:sz w:val="20"/>
+          <w:szCs w:val="20"/>
+        </w:rPr>
+        <w:t xml:space="preserve">[30]</w:t>
+        <w:tab/>
+        <w:t xml:space="preserve">E. B. Wilson, “Probable inference, the law of succession, and statistical inference,” J. Amer. Statist. Assoc., vol. 22, no. 158, pp. 209–212, 1927</w:t>
+      </w:r>
       <w:r>
         <w:rPr>
           <w:rFonts w:ascii="Times New Roman" w:cs="Times New Roman" w:eastAsia="Times New Roman" w:hAnsi="Times New Roman"/>
           <w:sz w:val="22"/>
           <w:szCs w:val="22"/>
         </w:rPr>
-        <w:t xml:space="preserve">[30]</w:t>
-        <w:tab/>
-        <w:t xml:space="preserve">E. B. Wilson, “Probable inference, the law of succession, and statistical inference,” J. Amer. Statist. Assoc., vol. 22, no. 158, pp. 209–212, 1927.</w:t>
+        <w:t xml:space="preserve">, doi: </w:t>
+      </w:r>
+      <w:hyperlink w:history="1" r:id="rIdze6hrgthliutd0pt1q0g9">
+        <w:r>
+          <w:rPr>
+            <w:rFonts w:ascii="Times New Roman" w:cs="Times New Roman" w:eastAsia="Times New Roman" w:hAnsi="Times New Roman"/>
+            <w:color w:val="2F5597"/>
+            <w:sz w:val="22"/>
+            <w:szCs w:val="22"/>
+            <w:u w:val="single"/>
+          </w:rPr>
+          <w:t xml:space="preserve">10.1080/01621459.1927.10502953</w:t>
+        </w:r>
+      </w:hyperlink>
+      <w:r>
+        <w:rPr>
+          <w:rFonts w:ascii="Times New Roman" w:cs="Times New Roman" w:eastAsia="Times New Roman" w:hAnsi="Times New Roman"/>
+          <w:sz w:val="22"/>
+          <w:szCs w:val="22"/>
+        </w:rPr>
+        <w:t xml:space="preserve">.</w:t>
       </w:r>
     </w:p>
     <w:p>
